--- a/mig-brief/Квартал_МИГ_справка.docx
+++ b/mig-brief/Квартал_МИГ_справка.docx
@@ -382,7 +382,7 @@
           <w:sz w:val="19"/>
           <w:szCs w:val="19"/>
         </w:rPr>
-        <w:t xml:space="preserve">Цен у проекта пока нет: брокерские карточки показывают статус «проектирование» и собирают лист ожидания, старт продаж заявлен на III–IV квартал 2026 года. Поэтому ценовая часть справки построена не на прайсе проекта, а на том, во сколько локация оценивает метр сегодня.</w:t>
+        <w:t xml:space="preserve">Цен у проекта пока нет: брокерские карточки показывают статус «проектирование» и собирают лист ожидания, старт продаж заявлен на III–IV квартал 2026 года. Поэтому ценовая часть справки опирается на рынок локации: во сколько она оценивает метр сегодня.</w:t>
       </w:r>
     </w:p>
     <w:p>
@@ -8310,7 +8310,7 @@
           <w:sz w:val="19"/>
           <w:szCs w:val="19"/>
         </w:rPr>
-        <w:t xml:space="preserve">Стартовая цена лота на торгах — 1,0 млрд ₽ на 1,4 млн м² жилья. На фоне цены метра в локации — 856 520 ₽ — это доли процента: в проектах КРТ инвестор платит не за землю, а за обязательства по стройке и инфраструктуре.</w:t>
+        <w:t xml:space="preserve">Стартовая цена лота на торгах — 1,0 млрд ₽ на 1,4 млн м² жилья. На фоне цены метра в локации — 856 520 ₽ — это доли процента. Основные деньги в проектах КРТ уходят на стройку и обязательства перед городом, земля стоит копейки.</w:t>
       </w:r>
     </w:p>
     <w:p>
@@ -9636,7 +9636,7 @@
           <w:sz w:val="19"/>
           <w:szCs w:val="19"/>
         </w:rPr>
-        <w:t xml:space="preserve">1,4 млн м² — это не дом и не квартал, а полноценная программа застройки, растянутая на четверть века.</w:t>
+        <w:t xml:space="preserve">1,4 млн м² — это масштаб полноценной программы застройки, растянутой на четверть века.</w:t>
       </w:r>
     </w:p>
     <w:p>
@@ -21264,6 +21264,7286 @@
           <w:sz w:val="36"/>
           <w:szCs w:val="36"/>
         </w:rPr>
+        <w:t xml:space="preserve">Сколько рынок просит за ремонт</w:t>
+      </w:r>
+    </w:p>
+    <w:p>
+      <w:pPr>
+        <w:spacing w:after="170" w:line="258" w:lineRule="auto"/>
+        <w:ind w:right="1560"/>
+      </w:pPr>
+      <w:r>
+        <w:rPr>
+          <w:rFonts w:ascii="Arial" w:cs="Arial" w:eastAsia="Arial" w:hAnsi="Arial"/>
+          <w:b w:val="false"/>
+          <w:bCs w:val="false"/>
+          <w:i w:val="false"/>
+          <w:iCs w:val="false"/>
+          <w:color w:val="2A2E38"/>
+          <w:sz w:val="19"/>
+          <w:szCs w:val="19"/>
+        </w:rPr>
+        <w:t xml:space="preserve">Лоты в «МИГе» будут продаваться без отделки, поэтому важно понимать, возвращает ли локация вложенное в ремонт. Для этого прочитаны карточки 102 лотов в готовых домах вокруг: поле «ремонт» живёт только в карточке объявления. Сравнение идёт внутри одного дома — локация, год постройки и класс у обеих групп совпадают.</w:t>
+      </w:r>
+    </w:p>
+    <w:tbl>
+      <w:tblPr>
+        <w:tblW w:type="dxa" w:w="9638"/>
+        <w:tblBorders>
+          <w:top w:val="single" w:color="auto" w:sz="4"/>
+          <w:left w:val="single" w:color="auto" w:sz="4"/>
+          <w:bottom w:val="single" w:color="auto" w:sz="4"/>
+          <w:right w:val="single" w:color="auto" w:sz="4"/>
+          <w:insideH w:val="single" w:color="auto" w:sz="4"/>
+          <w:insideV w:val="single" w:color="auto" w:sz="4"/>
+        </w:tblBorders>
+      </w:tblPr>
+      <w:tblGrid>
+        <w:gridCol w:w="2500"/>
+        <w:gridCol w:w="1300"/>
+        <w:gridCol w:w="1800"/>
+        <w:gridCol w:w="1300"/>
+        <w:gridCol w:w="1800"/>
+        <w:gridCol w:w="938"/>
+      </w:tblGrid>
+      <w:tr>
+        <w:trPr>
+          <w:tblHeader/>
+        </w:trPr>
+        <w:tc>
+          <w:tcPr>
+            <w:tcW w:type="dxa" w:w="2500"/>
+            <w:tcBorders>
+              <w:top w:val="single" w:color="1F2A44" w:sz="4"/>
+              <w:left w:val="none" w:color="auto" w:sz="0"/>
+              <w:bottom w:val="single" w:color="D9D4CB" w:sz="4"/>
+              <w:right w:val="none" w:color="auto" w:sz="0"/>
+            </w:tcBorders>
+            <w:shd w:fill="1F2A44" w:color="auto" w:val="clear"/>
+            <w:tcMar>
+              <w:top w:type="dxa" w:w="52"/>
+              <w:left w:type="dxa" w:w="100"/>
+              <w:bottom w:type="dxa" w:w="52"/>
+              <w:right w:type="dxa" w:w="100"/>
+            </w:tcMar>
+            <w:vAlign w:val="center"/>
+          </w:tcPr>
+          <w:p>
+            <w:pPr>
+              <w:spacing w:after="0" w:line="240" w:lineRule="auto"/>
+              <w:jc w:val="left"/>
+            </w:pPr>
+            <w:r>
+              <w:rPr>
+                <w:rFonts w:ascii="Arial" w:cs="Arial" w:eastAsia="Arial" w:hAnsi="Arial"/>
+                <w:b/>
+                <w:bCs/>
+                <w:i w:val="false"/>
+                <w:iCs w:val="false"/>
+                <w:color w:val="FFFFFF"/>
+                <w:sz w:val="16"/>
+                <w:szCs w:val="16"/>
+              </w:rPr>
+              <w:t xml:space="preserve">Дом</w:t>
+            </w:r>
+          </w:p>
+        </w:tc>
+        <w:tc>
+          <w:tcPr>
+            <w:tcW w:type="dxa" w:w="1300"/>
+            <w:tcBorders>
+              <w:top w:val="single" w:color="1F2A44" w:sz="4"/>
+              <w:left w:val="none" w:color="auto" w:sz="0"/>
+              <w:bottom w:val="single" w:color="D9D4CB" w:sz="4"/>
+              <w:right w:val="none" w:color="auto" w:sz="0"/>
+            </w:tcBorders>
+            <w:shd w:fill="1F2A44" w:color="auto" w:val="clear"/>
+            <w:tcMar>
+              <w:top w:type="dxa" w:w="52"/>
+              <w:left w:type="dxa" w:w="100"/>
+              <w:bottom w:type="dxa" w:w="52"/>
+              <w:right w:type="dxa" w:w="100"/>
+            </w:tcMar>
+            <w:vAlign w:val="center"/>
+          </w:tcPr>
+          <w:p>
+            <w:pPr>
+              <w:spacing w:after="0" w:line="240" w:lineRule="auto"/>
+              <w:jc w:val="center"/>
+            </w:pPr>
+            <w:r>
+              <w:rPr>
+                <w:rFonts w:ascii="Arial" w:cs="Arial" w:eastAsia="Arial" w:hAnsi="Arial"/>
+                <w:b/>
+                <w:bCs/>
+                <w:i w:val="false"/>
+                <w:iCs w:val="false"/>
+                <w:color w:val="FFFFFF"/>
+                <w:sz w:val="16"/>
+                <w:szCs w:val="16"/>
+              </w:rPr>
+              <w:t xml:space="preserve">Дизайн,
+лотов</w:t>
+            </w:r>
+          </w:p>
+        </w:tc>
+        <w:tc>
+          <w:tcPr>
+            <w:tcW w:type="dxa" w:w="1800"/>
+            <w:tcBorders>
+              <w:top w:val="single" w:color="1F2A44" w:sz="4"/>
+              <w:left w:val="none" w:color="auto" w:sz="0"/>
+              <w:bottom w:val="single" w:color="D9D4CB" w:sz="4"/>
+              <w:right w:val="none" w:color="auto" w:sz="0"/>
+            </w:tcBorders>
+            <w:shd w:fill="1F2A44" w:color="auto" w:val="clear"/>
+            <w:tcMar>
+              <w:top w:type="dxa" w:w="52"/>
+              <w:left w:type="dxa" w:w="100"/>
+              <w:bottom w:type="dxa" w:w="52"/>
+              <w:right w:type="dxa" w:w="100"/>
+            </w:tcMar>
+            <w:vAlign w:val="center"/>
+          </w:tcPr>
+          <w:p>
+            <w:pPr>
+              <w:spacing w:after="0" w:line="240" w:lineRule="auto"/>
+              <w:jc w:val="center"/>
+            </w:pPr>
+            <w:r>
+              <w:rPr>
+                <w:rFonts w:ascii="Arial" w:cs="Arial" w:eastAsia="Arial" w:hAnsi="Arial"/>
+                <w:b/>
+                <w:bCs/>
+                <w:i w:val="false"/>
+                <w:iCs w:val="false"/>
+                <w:color w:val="FFFFFF"/>
+                <w:sz w:val="16"/>
+                <w:szCs w:val="16"/>
+              </w:rPr>
+              <w:t xml:space="preserve">Метр, ₽</w:t>
+            </w:r>
+          </w:p>
+        </w:tc>
+        <w:tc>
+          <w:tcPr>
+            <w:tcW w:type="dxa" w:w="1300"/>
+            <w:tcBorders>
+              <w:top w:val="single" w:color="1F2A44" w:sz="4"/>
+              <w:left w:val="none" w:color="auto" w:sz="0"/>
+              <w:bottom w:val="single" w:color="D9D4CB" w:sz="4"/>
+              <w:right w:val="none" w:color="auto" w:sz="0"/>
+            </w:tcBorders>
+            <w:shd w:fill="1F2A44" w:color="auto" w:val="clear"/>
+            <w:tcMar>
+              <w:top w:type="dxa" w:w="52"/>
+              <w:left w:type="dxa" w:w="100"/>
+              <w:bottom w:type="dxa" w:w="52"/>
+              <w:right w:type="dxa" w:w="100"/>
+            </w:tcMar>
+            <w:vAlign w:val="center"/>
+          </w:tcPr>
+          <w:p>
+            <w:pPr>
+              <w:spacing w:after="0" w:line="240" w:lineRule="auto"/>
+              <w:jc w:val="center"/>
+            </w:pPr>
+            <w:r>
+              <w:rPr>
+                <w:rFonts w:ascii="Arial" w:cs="Arial" w:eastAsia="Arial" w:hAnsi="Arial"/>
+                <w:b/>
+                <w:bCs/>
+                <w:i w:val="false"/>
+                <w:iCs w:val="false"/>
+                <w:color w:val="FFFFFF"/>
+                <w:sz w:val="16"/>
+                <w:szCs w:val="16"/>
+              </w:rPr>
+              <w:t xml:space="preserve">Прочие,
+лотов</w:t>
+            </w:r>
+          </w:p>
+        </w:tc>
+        <w:tc>
+          <w:tcPr>
+            <w:tcW w:type="dxa" w:w="1800"/>
+            <w:tcBorders>
+              <w:top w:val="single" w:color="1F2A44" w:sz="4"/>
+              <w:left w:val="none" w:color="auto" w:sz="0"/>
+              <w:bottom w:val="single" w:color="D9D4CB" w:sz="4"/>
+              <w:right w:val="none" w:color="auto" w:sz="0"/>
+            </w:tcBorders>
+            <w:shd w:fill="1F2A44" w:color="auto" w:val="clear"/>
+            <w:tcMar>
+              <w:top w:type="dxa" w:w="52"/>
+              <w:left w:type="dxa" w:w="100"/>
+              <w:bottom w:type="dxa" w:w="52"/>
+              <w:right w:type="dxa" w:w="100"/>
+            </w:tcMar>
+            <w:vAlign w:val="center"/>
+          </w:tcPr>
+          <w:p>
+            <w:pPr>
+              <w:spacing w:after="0" w:line="240" w:lineRule="auto"/>
+              <w:jc w:val="center"/>
+            </w:pPr>
+            <w:r>
+              <w:rPr>
+                <w:rFonts w:ascii="Arial" w:cs="Arial" w:eastAsia="Arial" w:hAnsi="Arial"/>
+                <w:b/>
+                <w:bCs/>
+                <w:i w:val="false"/>
+                <w:iCs w:val="false"/>
+                <w:color w:val="FFFFFF"/>
+                <w:sz w:val="16"/>
+                <w:szCs w:val="16"/>
+              </w:rPr>
+              <w:t xml:space="preserve">Метр, ₽</w:t>
+            </w:r>
+          </w:p>
+        </w:tc>
+        <w:tc>
+          <w:tcPr>
+            <w:tcW w:type="dxa" w:w="938"/>
+            <w:tcBorders>
+              <w:top w:val="single" w:color="1F2A44" w:sz="4"/>
+              <w:left w:val="none" w:color="auto" w:sz="0"/>
+              <w:bottom w:val="single" w:color="D9D4CB" w:sz="4"/>
+              <w:right w:val="none" w:color="auto" w:sz="0"/>
+            </w:tcBorders>
+            <w:shd w:fill="1F2A44" w:color="auto" w:val="clear"/>
+            <w:tcMar>
+              <w:top w:type="dxa" w:w="52"/>
+              <w:left w:type="dxa" w:w="100"/>
+              <w:bottom w:type="dxa" w:w="52"/>
+              <w:right w:type="dxa" w:w="100"/>
+            </w:tcMar>
+            <w:vAlign w:val="center"/>
+          </w:tcPr>
+          <w:p>
+            <w:pPr>
+              <w:spacing w:after="0" w:line="240" w:lineRule="auto"/>
+              <w:jc w:val="center"/>
+            </w:pPr>
+            <w:r>
+              <w:rPr>
+                <w:rFonts w:ascii="Arial" w:cs="Arial" w:eastAsia="Arial" w:hAnsi="Arial"/>
+                <w:b/>
+                <w:bCs/>
+                <w:i w:val="false"/>
+                <w:iCs w:val="false"/>
+                <w:color w:val="FFFFFF"/>
+                <w:sz w:val="16"/>
+                <w:szCs w:val="16"/>
+              </w:rPr>
+              <w:t xml:space="preserve">Разница</w:t>
+            </w:r>
+          </w:p>
+        </w:tc>
+      </w:tr>
+      <w:tr>
+        <w:tc>
+          <w:tcPr>
+            <w:tcW w:type="dxa" w:w="2500"/>
+            <w:tcBorders>
+              <w:top w:val="single" w:color="D9D4CB" w:sz="4"/>
+              <w:left w:val="none" w:color="auto" w:sz="0"/>
+              <w:bottom w:val="single" w:color="D9D4CB" w:sz="4"/>
+              <w:right w:val="none" w:color="auto" w:sz="0"/>
+            </w:tcBorders>
+            <w:tcMar>
+              <w:top w:type="dxa" w:w="52"/>
+              <w:left w:type="dxa" w:w="100"/>
+              <w:bottom w:type="dxa" w:w="52"/>
+              <w:right w:type="dxa" w:w="100"/>
+            </w:tcMar>
+            <w:vAlign w:val="center"/>
+          </w:tcPr>
+          <w:p>
+            <w:pPr>
+              <w:spacing w:after="0" w:line="240" w:lineRule="auto"/>
+              <w:jc w:val="left"/>
+            </w:pPr>
+            <w:r>
+              <w:rPr>
+                <w:rFonts w:ascii="Arial" w:cs="Arial" w:eastAsia="Arial" w:hAnsi="Arial"/>
+                <w:b/>
+                <w:bCs/>
+                <w:i w:val="false"/>
+                <w:iCs w:val="false"/>
+                <w:color w:val="2A2E38"/>
+                <w:sz w:val="17"/>
+                <w:szCs w:val="17"/>
+              </w:rPr>
+              <w:t xml:space="preserve">Прайм Парк</w:t>
+            </w:r>
+          </w:p>
+        </w:tc>
+        <w:tc>
+          <w:tcPr>
+            <w:tcW w:type="dxa" w:w="1300"/>
+            <w:tcBorders>
+              <w:top w:val="single" w:color="D9D4CB" w:sz="4"/>
+              <w:left w:val="none" w:color="auto" w:sz="0"/>
+              <w:bottom w:val="single" w:color="D9D4CB" w:sz="4"/>
+              <w:right w:val="none" w:color="auto" w:sz="0"/>
+            </w:tcBorders>
+            <w:tcMar>
+              <w:top w:type="dxa" w:w="52"/>
+              <w:left w:type="dxa" w:w="100"/>
+              <w:bottom w:type="dxa" w:w="52"/>
+              <w:right w:type="dxa" w:w="100"/>
+            </w:tcMar>
+            <w:vAlign w:val="center"/>
+          </w:tcPr>
+          <w:p>
+            <w:pPr>
+              <w:spacing w:after="0" w:line="240" w:lineRule="auto"/>
+              <w:jc w:val="center"/>
+            </w:pPr>
+            <w:r>
+              <w:rPr>
+                <w:rFonts w:ascii="Arial" w:cs="Arial" w:eastAsia="Arial" w:hAnsi="Arial"/>
+                <w:b w:val="false"/>
+                <w:bCs w:val="false"/>
+                <w:i w:val="false"/>
+                <w:iCs w:val="false"/>
+                <w:color w:val="2A2E38"/>
+                <w:sz w:val="17"/>
+                <w:szCs w:val="17"/>
+              </w:rPr>
+              <w:t xml:space="preserve">22</w:t>
+            </w:r>
+          </w:p>
+        </w:tc>
+        <w:tc>
+          <w:tcPr>
+            <w:tcW w:type="dxa" w:w="1800"/>
+            <w:tcBorders>
+              <w:top w:val="single" w:color="D9D4CB" w:sz="4"/>
+              <w:left w:val="none" w:color="auto" w:sz="0"/>
+              <w:bottom w:val="single" w:color="D9D4CB" w:sz="4"/>
+              <w:right w:val="none" w:color="auto" w:sz="0"/>
+            </w:tcBorders>
+            <w:tcMar>
+              <w:top w:type="dxa" w:w="52"/>
+              <w:left w:type="dxa" w:w="100"/>
+              <w:bottom w:type="dxa" w:w="52"/>
+              <w:right w:type="dxa" w:w="100"/>
+            </w:tcMar>
+            <w:vAlign w:val="center"/>
+          </w:tcPr>
+          <w:p>
+            <w:pPr>
+              <w:spacing w:after="0" w:line="240" w:lineRule="auto"/>
+              <w:jc w:val="center"/>
+            </w:pPr>
+            <w:r>
+              <w:rPr>
+                <w:rFonts w:ascii="Arial" w:cs="Arial" w:eastAsia="Arial" w:hAnsi="Arial"/>
+                <w:b w:val="false"/>
+                <w:bCs w:val="false"/>
+                <w:i w:val="false"/>
+                <w:iCs w:val="false"/>
+                <w:color w:val="2A2E38"/>
+                <w:sz w:val="17"/>
+                <w:szCs w:val="17"/>
+              </w:rPr>
+              <w:t xml:space="preserve">1 088 889</w:t>
+            </w:r>
+          </w:p>
+        </w:tc>
+        <w:tc>
+          <w:tcPr>
+            <w:tcW w:type="dxa" w:w="1300"/>
+            <w:tcBorders>
+              <w:top w:val="single" w:color="D9D4CB" w:sz="4"/>
+              <w:left w:val="none" w:color="auto" w:sz="0"/>
+              <w:bottom w:val="single" w:color="D9D4CB" w:sz="4"/>
+              <w:right w:val="none" w:color="auto" w:sz="0"/>
+            </w:tcBorders>
+            <w:tcMar>
+              <w:top w:type="dxa" w:w="52"/>
+              <w:left w:type="dxa" w:w="100"/>
+              <w:bottom w:type="dxa" w:w="52"/>
+              <w:right w:type="dxa" w:w="100"/>
+            </w:tcMar>
+            <w:vAlign w:val="center"/>
+          </w:tcPr>
+          <w:p>
+            <w:pPr>
+              <w:spacing w:after="0" w:line="240" w:lineRule="auto"/>
+              <w:jc w:val="center"/>
+            </w:pPr>
+            <w:r>
+              <w:rPr>
+                <w:rFonts w:ascii="Arial" w:cs="Arial" w:eastAsia="Arial" w:hAnsi="Arial"/>
+                <w:b w:val="false"/>
+                <w:bCs w:val="false"/>
+                <w:i w:val="false"/>
+                <w:iCs w:val="false"/>
+                <w:color w:val="2A2E38"/>
+                <w:sz w:val="17"/>
+                <w:szCs w:val="17"/>
+              </w:rPr>
+              <w:t xml:space="preserve">15</w:t>
+            </w:r>
+          </w:p>
+        </w:tc>
+        <w:tc>
+          <w:tcPr>
+            <w:tcW w:type="dxa" w:w="1800"/>
+            <w:tcBorders>
+              <w:top w:val="single" w:color="D9D4CB" w:sz="4"/>
+              <w:left w:val="none" w:color="auto" w:sz="0"/>
+              <w:bottom w:val="single" w:color="D9D4CB" w:sz="4"/>
+              <w:right w:val="none" w:color="auto" w:sz="0"/>
+            </w:tcBorders>
+            <w:tcMar>
+              <w:top w:type="dxa" w:w="52"/>
+              <w:left w:type="dxa" w:w="100"/>
+              <w:bottom w:type="dxa" w:w="52"/>
+              <w:right w:type="dxa" w:w="100"/>
+            </w:tcMar>
+            <w:vAlign w:val="center"/>
+          </w:tcPr>
+          <w:p>
+            <w:pPr>
+              <w:spacing w:after="0" w:line="240" w:lineRule="auto"/>
+              <w:jc w:val="center"/>
+            </w:pPr>
+            <w:r>
+              <w:rPr>
+                <w:rFonts w:ascii="Arial" w:cs="Arial" w:eastAsia="Arial" w:hAnsi="Arial"/>
+                <w:b w:val="false"/>
+                <w:bCs w:val="false"/>
+                <w:i w:val="false"/>
+                <w:iCs w:val="false"/>
+                <w:color w:val="2A2E38"/>
+                <w:sz w:val="17"/>
+                <w:szCs w:val="17"/>
+              </w:rPr>
+              <w:t xml:space="preserve">808 824</w:t>
+            </w:r>
+          </w:p>
+        </w:tc>
+        <w:tc>
+          <w:tcPr>
+            <w:tcW w:type="dxa" w:w="938"/>
+            <w:tcBorders>
+              <w:top w:val="single" w:color="D9D4CB" w:sz="4"/>
+              <w:left w:val="none" w:color="auto" w:sz="0"/>
+              <w:bottom w:val="single" w:color="D9D4CB" w:sz="4"/>
+              <w:right w:val="none" w:color="auto" w:sz="0"/>
+            </w:tcBorders>
+            <w:tcMar>
+              <w:top w:type="dxa" w:w="52"/>
+              <w:left w:type="dxa" w:w="100"/>
+              <w:bottom w:type="dxa" w:w="52"/>
+              <w:right w:type="dxa" w:w="100"/>
+            </w:tcMar>
+            <w:vAlign w:val="center"/>
+          </w:tcPr>
+          <w:p>
+            <w:pPr>
+              <w:spacing w:after="0" w:line="240" w:lineRule="auto"/>
+              <w:jc w:val="center"/>
+            </w:pPr>
+            <w:r>
+              <w:rPr>
+                <w:rFonts w:ascii="Arial" w:cs="Arial" w:eastAsia="Arial" w:hAnsi="Arial"/>
+                <w:b w:val="false"/>
+                <w:bCs w:val="false"/>
+                <w:i w:val="false"/>
+                <w:iCs w:val="false"/>
+                <w:color w:val="2A2E38"/>
+                <w:sz w:val="17"/>
+                <w:szCs w:val="17"/>
+              </w:rPr>
+              <w:t xml:space="preserve">+35 %</w:t>
+            </w:r>
+          </w:p>
+        </w:tc>
+      </w:tr>
+      <w:tr>
+        <w:tc>
+          <w:tcPr>
+            <w:tcW w:type="dxa" w:w="2500"/>
+            <w:tcBorders>
+              <w:top w:val="single" w:color="D9D4CB" w:sz="4"/>
+              <w:left w:val="none" w:color="auto" w:sz="0"/>
+              <w:bottom w:val="single" w:color="D9D4CB" w:sz="4"/>
+              <w:right w:val="none" w:color="auto" w:sz="0"/>
+            </w:tcBorders>
+            <w:shd w:fill="FBFAF8" w:color="auto" w:val="clear"/>
+            <w:tcMar>
+              <w:top w:type="dxa" w:w="52"/>
+              <w:left w:type="dxa" w:w="100"/>
+              <w:bottom w:type="dxa" w:w="52"/>
+              <w:right w:type="dxa" w:w="100"/>
+            </w:tcMar>
+            <w:vAlign w:val="center"/>
+          </w:tcPr>
+          <w:p>
+            <w:pPr>
+              <w:spacing w:after="0" w:line="240" w:lineRule="auto"/>
+              <w:jc w:val="left"/>
+            </w:pPr>
+            <w:r>
+              <w:rPr>
+                <w:rFonts w:ascii="Arial" w:cs="Arial" w:eastAsia="Arial" w:hAnsi="Arial"/>
+                <w:b/>
+                <w:bCs/>
+                <w:i w:val="false"/>
+                <w:iCs w:val="false"/>
+                <w:color w:val="2A2E38"/>
+                <w:sz w:val="17"/>
+                <w:szCs w:val="17"/>
+              </w:rPr>
+              <w:t xml:space="preserve">ВТБ Арена парк</w:t>
+            </w:r>
+          </w:p>
+        </w:tc>
+        <w:tc>
+          <w:tcPr>
+            <w:tcW w:type="dxa" w:w="1300"/>
+            <w:tcBorders>
+              <w:top w:val="single" w:color="D9D4CB" w:sz="4"/>
+              <w:left w:val="none" w:color="auto" w:sz="0"/>
+              <w:bottom w:val="single" w:color="D9D4CB" w:sz="4"/>
+              <w:right w:val="none" w:color="auto" w:sz="0"/>
+            </w:tcBorders>
+            <w:shd w:fill="FBFAF8" w:color="auto" w:val="clear"/>
+            <w:tcMar>
+              <w:top w:type="dxa" w:w="52"/>
+              <w:left w:type="dxa" w:w="100"/>
+              <w:bottom w:type="dxa" w:w="52"/>
+              <w:right w:type="dxa" w:w="100"/>
+            </w:tcMar>
+            <w:vAlign w:val="center"/>
+          </w:tcPr>
+          <w:p>
+            <w:pPr>
+              <w:spacing w:after="0" w:line="240" w:lineRule="auto"/>
+              <w:jc w:val="center"/>
+            </w:pPr>
+            <w:r>
+              <w:rPr>
+                <w:rFonts w:ascii="Arial" w:cs="Arial" w:eastAsia="Arial" w:hAnsi="Arial"/>
+                <w:b w:val="false"/>
+                <w:bCs w:val="false"/>
+                <w:i w:val="false"/>
+                <w:iCs w:val="false"/>
+                <w:color w:val="2A2E38"/>
+                <w:sz w:val="17"/>
+                <w:szCs w:val="17"/>
+              </w:rPr>
+              <w:t xml:space="preserve">13</w:t>
+            </w:r>
+          </w:p>
+        </w:tc>
+        <w:tc>
+          <w:tcPr>
+            <w:tcW w:type="dxa" w:w="1800"/>
+            <w:tcBorders>
+              <w:top w:val="single" w:color="D9D4CB" w:sz="4"/>
+              <w:left w:val="none" w:color="auto" w:sz="0"/>
+              <w:bottom w:val="single" w:color="D9D4CB" w:sz="4"/>
+              <w:right w:val="none" w:color="auto" w:sz="0"/>
+            </w:tcBorders>
+            <w:shd w:fill="FBFAF8" w:color="auto" w:val="clear"/>
+            <w:tcMar>
+              <w:top w:type="dxa" w:w="52"/>
+              <w:left w:type="dxa" w:w="100"/>
+              <w:bottom w:type="dxa" w:w="52"/>
+              <w:right w:type="dxa" w:w="100"/>
+            </w:tcMar>
+            <w:vAlign w:val="center"/>
+          </w:tcPr>
+          <w:p>
+            <w:pPr>
+              <w:spacing w:after="0" w:line="240" w:lineRule="auto"/>
+              <w:jc w:val="center"/>
+            </w:pPr>
+            <w:r>
+              <w:rPr>
+                <w:rFonts w:ascii="Arial" w:cs="Arial" w:eastAsia="Arial" w:hAnsi="Arial"/>
+                <w:b w:val="false"/>
+                <w:bCs w:val="false"/>
+                <w:i w:val="false"/>
+                <w:iCs w:val="false"/>
+                <w:color w:val="2A2E38"/>
+                <w:sz w:val="17"/>
+                <w:szCs w:val="17"/>
+              </w:rPr>
+              <w:t xml:space="preserve">803 571</w:t>
+            </w:r>
+          </w:p>
+        </w:tc>
+        <w:tc>
+          <w:tcPr>
+            <w:tcW w:type="dxa" w:w="1300"/>
+            <w:tcBorders>
+              <w:top w:val="single" w:color="D9D4CB" w:sz="4"/>
+              <w:left w:val="none" w:color="auto" w:sz="0"/>
+              <w:bottom w:val="single" w:color="D9D4CB" w:sz="4"/>
+              <w:right w:val="none" w:color="auto" w:sz="0"/>
+            </w:tcBorders>
+            <w:shd w:fill="FBFAF8" w:color="auto" w:val="clear"/>
+            <w:tcMar>
+              <w:top w:type="dxa" w:w="52"/>
+              <w:left w:type="dxa" w:w="100"/>
+              <w:bottom w:type="dxa" w:w="52"/>
+              <w:right w:type="dxa" w:w="100"/>
+            </w:tcMar>
+            <w:vAlign w:val="center"/>
+          </w:tcPr>
+          <w:p>
+            <w:pPr>
+              <w:spacing w:after="0" w:line="240" w:lineRule="auto"/>
+              <w:jc w:val="center"/>
+            </w:pPr>
+            <w:r>
+              <w:rPr>
+                <w:rFonts w:ascii="Arial" w:cs="Arial" w:eastAsia="Arial" w:hAnsi="Arial"/>
+                <w:b w:val="false"/>
+                <w:bCs w:val="false"/>
+                <w:i w:val="false"/>
+                <w:iCs w:val="false"/>
+                <w:color w:val="2A2E38"/>
+                <w:sz w:val="17"/>
+                <w:szCs w:val="17"/>
+              </w:rPr>
+              <w:t xml:space="preserve">2</w:t>
+            </w:r>
+          </w:p>
+        </w:tc>
+        <w:tc>
+          <w:tcPr>
+            <w:tcW w:type="dxa" w:w="1800"/>
+            <w:tcBorders>
+              <w:top w:val="single" w:color="D9D4CB" w:sz="4"/>
+              <w:left w:val="none" w:color="auto" w:sz="0"/>
+              <w:bottom w:val="single" w:color="D9D4CB" w:sz="4"/>
+              <w:right w:val="none" w:color="auto" w:sz="0"/>
+            </w:tcBorders>
+            <w:shd w:fill="FBFAF8" w:color="auto" w:val="clear"/>
+            <w:tcMar>
+              <w:top w:type="dxa" w:w="52"/>
+              <w:left w:type="dxa" w:w="100"/>
+              <w:bottom w:type="dxa" w:w="52"/>
+              <w:right w:type="dxa" w:w="100"/>
+            </w:tcMar>
+            <w:vAlign w:val="center"/>
+          </w:tcPr>
+          <w:p>
+            <w:pPr>
+              <w:spacing w:after="0" w:line="240" w:lineRule="auto"/>
+              <w:jc w:val="center"/>
+            </w:pPr>
+            <w:r>
+              <w:rPr>
+                <w:rFonts w:ascii="Arial" w:cs="Arial" w:eastAsia="Arial" w:hAnsi="Arial"/>
+                <w:b w:val="false"/>
+                <w:bCs w:val="false"/>
+                <w:i w:val="false"/>
+                <w:iCs w:val="false"/>
+                <w:color w:val="2A2E38"/>
+                <w:sz w:val="17"/>
+                <w:szCs w:val="17"/>
+              </w:rPr>
+              <w:t xml:space="preserve">672 508</w:t>
+            </w:r>
+          </w:p>
+        </w:tc>
+        <w:tc>
+          <w:tcPr>
+            <w:tcW w:type="dxa" w:w="938"/>
+            <w:tcBorders>
+              <w:top w:val="single" w:color="D9D4CB" w:sz="4"/>
+              <w:left w:val="none" w:color="auto" w:sz="0"/>
+              <w:bottom w:val="single" w:color="D9D4CB" w:sz="4"/>
+              <w:right w:val="none" w:color="auto" w:sz="0"/>
+            </w:tcBorders>
+            <w:shd w:fill="FBFAF8" w:color="auto" w:val="clear"/>
+            <w:tcMar>
+              <w:top w:type="dxa" w:w="52"/>
+              <w:left w:type="dxa" w:w="100"/>
+              <w:bottom w:type="dxa" w:w="52"/>
+              <w:right w:type="dxa" w:w="100"/>
+            </w:tcMar>
+            <w:vAlign w:val="center"/>
+          </w:tcPr>
+          <w:p>
+            <w:pPr>
+              <w:spacing w:after="0" w:line="240" w:lineRule="auto"/>
+              <w:jc w:val="center"/>
+            </w:pPr>
+            <w:r>
+              <w:rPr>
+                <w:rFonts w:ascii="Arial" w:cs="Arial" w:eastAsia="Arial" w:hAnsi="Arial"/>
+                <w:b w:val="false"/>
+                <w:bCs w:val="false"/>
+                <w:i w:val="false"/>
+                <w:iCs w:val="false"/>
+                <w:color w:val="2A2E38"/>
+                <w:sz w:val="17"/>
+                <w:szCs w:val="17"/>
+              </w:rPr>
+              <w:t xml:space="preserve">+19 %</w:t>
+            </w:r>
+          </w:p>
+        </w:tc>
+      </w:tr>
+      <w:tr>
+        <w:tc>
+          <w:tcPr>
+            <w:tcW w:type="dxa" w:w="2500"/>
+            <w:tcBorders>
+              <w:top w:val="single" w:color="D9D4CB" w:sz="4"/>
+              <w:left w:val="none" w:color="auto" w:sz="0"/>
+              <w:bottom w:val="single" w:color="D9D4CB" w:sz="4"/>
+              <w:right w:val="none" w:color="auto" w:sz="0"/>
+            </w:tcBorders>
+            <w:tcMar>
+              <w:top w:type="dxa" w:w="52"/>
+              <w:left w:type="dxa" w:w="100"/>
+              <w:bottom w:type="dxa" w:w="52"/>
+              <w:right w:type="dxa" w:w="100"/>
+            </w:tcMar>
+            <w:vAlign w:val="center"/>
+          </w:tcPr>
+          <w:p>
+            <w:pPr>
+              <w:spacing w:after="0" w:line="240" w:lineRule="auto"/>
+              <w:jc w:val="left"/>
+            </w:pPr>
+            <w:r>
+              <w:rPr>
+                <w:rFonts w:ascii="Arial" w:cs="Arial" w:eastAsia="Arial" w:hAnsi="Arial"/>
+                <w:b/>
+                <w:bCs/>
+                <w:i w:val="false"/>
+                <w:iCs w:val="false"/>
+                <w:color w:val="2A2E38"/>
+                <w:sz w:val="17"/>
+                <w:szCs w:val="17"/>
+              </w:rPr>
+              <w:t xml:space="preserve">Искра-Парк</w:t>
+            </w:r>
+          </w:p>
+        </w:tc>
+        <w:tc>
+          <w:tcPr>
+            <w:tcW w:type="dxa" w:w="1300"/>
+            <w:tcBorders>
+              <w:top w:val="single" w:color="D9D4CB" w:sz="4"/>
+              <w:left w:val="none" w:color="auto" w:sz="0"/>
+              <w:bottom w:val="single" w:color="D9D4CB" w:sz="4"/>
+              <w:right w:val="none" w:color="auto" w:sz="0"/>
+            </w:tcBorders>
+            <w:tcMar>
+              <w:top w:type="dxa" w:w="52"/>
+              <w:left w:type="dxa" w:w="100"/>
+              <w:bottom w:type="dxa" w:w="52"/>
+              <w:right w:type="dxa" w:w="100"/>
+            </w:tcMar>
+            <w:vAlign w:val="center"/>
+          </w:tcPr>
+          <w:p>
+            <w:pPr>
+              <w:spacing w:after="0" w:line="240" w:lineRule="auto"/>
+              <w:jc w:val="center"/>
+            </w:pPr>
+            <w:r>
+              <w:rPr>
+                <w:rFonts w:ascii="Arial" w:cs="Arial" w:eastAsia="Arial" w:hAnsi="Arial"/>
+                <w:b w:val="false"/>
+                <w:bCs w:val="false"/>
+                <w:i w:val="false"/>
+                <w:iCs w:val="false"/>
+                <w:color w:val="2A2E38"/>
+                <w:sz w:val="17"/>
+                <w:szCs w:val="17"/>
+              </w:rPr>
+              <w:t xml:space="preserve">8</w:t>
+            </w:r>
+          </w:p>
+        </w:tc>
+        <w:tc>
+          <w:tcPr>
+            <w:tcW w:type="dxa" w:w="1800"/>
+            <w:tcBorders>
+              <w:top w:val="single" w:color="D9D4CB" w:sz="4"/>
+              <w:left w:val="none" w:color="auto" w:sz="0"/>
+              <w:bottom w:val="single" w:color="D9D4CB" w:sz="4"/>
+              <w:right w:val="none" w:color="auto" w:sz="0"/>
+            </w:tcBorders>
+            <w:tcMar>
+              <w:top w:type="dxa" w:w="52"/>
+              <w:left w:type="dxa" w:w="100"/>
+              <w:bottom w:type="dxa" w:w="52"/>
+              <w:right w:type="dxa" w:w="100"/>
+            </w:tcMar>
+            <w:vAlign w:val="center"/>
+          </w:tcPr>
+          <w:p>
+            <w:pPr>
+              <w:spacing w:after="0" w:line="240" w:lineRule="auto"/>
+              <w:jc w:val="center"/>
+            </w:pPr>
+            <w:r>
+              <w:rPr>
+                <w:rFonts w:ascii="Arial" w:cs="Arial" w:eastAsia="Arial" w:hAnsi="Arial"/>
+                <w:b w:val="false"/>
+                <w:bCs w:val="false"/>
+                <w:i w:val="false"/>
+                <w:iCs w:val="false"/>
+                <w:color w:val="2A2E38"/>
+                <w:sz w:val="17"/>
+                <w:szCs w:val="17"/>
+              </w:rPr>
+              <w:t xml:space="preserve">608 564</w:t>
+            </w:r>
+          </w:p>
+        </w:tc>
+        <w:tc>
+          <w:tcPr>
+            <w:tcW w:type="dxa" w:w="1300"/>
+            <w:tcBorders>
+              <w:top w:val="single" w:color="D9D4CB" w:sz="4"/>
+              <w:left w:val="none" w:color="auto" w:sz="0"/>
+              <w:bottom w:val="single" w:color="D9D4CB" w:sz="4"/>
+              <w:right w:val="none" w:color="auto" w:sz="0"/>
+            </w:tcBorders>
+            <w:tcMar>
+              <w:top w:type="dxa" w:w="52"/>
+              <w:left w:type="dxa" w:w="100"/>
+              <w:bottom w:type="dxa" w:w="52"/>
+              <w:right w:type="dxa" w:w="100"/>
+            </w:tcMar>
+            <w:vAlign w:val="center"/>
+          </w:tcPr>
+          <w:p>
+            <w:pPr>
+              <w:spacing w:after="0" w:line="240" w:lineRule="auto"/>
+              <w:jc w:val="center"/>
+            </w:pPr>
+            <w:r>
+              <w:rPr>
+                <w:rFonts w:ascii="Arial" w:cs="Arial" w:eastAsia="Arial" w:hAnsi="Arial"/>
+                <w:b w:val="false"/>
+                <w:bCs w:val="false"/>
+                <w:i w:val="false"/>
+                <w:iCs w:val="false"/>
+                <w:color w:val="2A2E38"/>
+                <w:sz w:val="17"/>
+                <w:szCs w:val="17"/>
+              </w:rPr>
+              <w:t xml:space="preserve">3</w:t>
+            </w:r>
+          </w:p>
+        </w:tc>
+        <w:tc>
+          <w:tcPr>
+            <w:tcW w:type="dxa" w:w="1800"/>
+            <w:tcBorders>
+              <w:top w:val="single" w:color="D9D4CB" w:sz="4"/>
+              <w:left w:val="none" w:color="auto" w:sz="0"/>
+              <w:bottom w:val="single" w:color="D9D4CB" w:sz="4"/>
+              <w:right w:val="none" w:color="auto" w:sz="0"/>
+            </w:tcBorders>
+            <w:tcMar>
+              <w:top w:type="dxa" w:w="52"/>
+              <w:left w:type="dxa" w:w="100"/>
+              <w:bottom w:type="dxa" w:w="52"/>
+              <w:right w:type="dxa" w:w="100"/>
+            </w:tcMar>
+            <w:vAlign w:val="center"/>
+          </w:tcPr>
+          <w:p>
+            <w:pPr>
+              <w:spacing w:after="0" w:line="240" w:lineRule="auto"/>
+              <w:jc w:val="center"/>
+            </w:pPr>
+            <w:r>
+              <w:rPr>
+                <w:rFonts w:ascii="Arial" w:cs="Arial" w:eastAsia="Arial" w:hAnsi="Arial"/>
+                <w:b w:val="false"/>
+                <w:bCs w:val="false"/>
+                <w:i w:val="false"/>
+                <w:iCs w:val="false"/>
+                <w:color w:val="2A2E38"/>
+                <w:sz w:val="17"/>
+                <w:szCs w:val="17"/>
+              </w:rPr>
+              <w:t xml:space="preserve">550 122</w:t>
+            </w:r>
+          </w:p>
+        </w:tc>
+        <w:tc>
+          <w:tcPr>
+            <w:tcW w:type="dxa" w:w="938"/>
+            <w:tcBorders>
+              <w:top w:val="single" w:color="D9D4CB" w:sz="4"/>
+              <w:left w:val="none" w:color="auto" w:sz="0"/>
+              <w:bottom w:val="single" w:color="D9D4CB" w:sz="4"/>
+              <w:right w:val="none" w:color="auto" w:sz="0"/>
+            </w:tcBorders>
+            <w:tcMar>
+              <w:top w:type="dxa" w:w="52"/>
+              <w:left w:type="dxa" w:w="100"/>
+              <w:bottom w:type="dxa" w:w="52"/>
+              <w:right w:type="dxa" w:w="100"/>
+            </w:tcMar>
+            <w:vAlign w:val="center"/>
+          </w:tcPr>
+          <w:p>
+            <w:pPr>
+              <w:spacing w:after="0" w:line="240" w:lineRule="auto"/>
+              <w:jc w:val="center"/>
+            </w:pPr>
+            <w:r>
+              <w:rPr>
+                <w:rFonts w:ascii="Arial" w:cs="Arial" w:eastAsia="Arial" w:hAnsi="Arial"/>
+                <w:b w:val="false"/>
+                <w:bCs w:val="false"/>
+                <w:i w:val="false"/>
+                <w:iCs w:val="false"/>
+                <w:color w:val="2A2E38"/>
+                <w:sz w:val="17"/>
+                <w:szCs w:val="17"/>
+              </w:rPr>
+              <w:t xml:space="preserve">+11 %</w:t>
+            </w:r>
+          </w:p>
+        </w:tc>
+      </w:tr>
+      <w:tr>
+        <w:tc>
+          <w:tcPr>
+            <w:tcW w:type="dxa" w:w="2500"/>
+            <w:tcBorders>
+              <w:top w:val="single" w:color="D9D4CB" w:sz="4"/>
+              <w:left w:val="none" w:color="auto" w:sz="0"/>
+              <w:bottom w:val="single" w:color="D9D4CB" w:sz="4"/>
+              <w:right w:val="none" w:color="auto" w:sz="0"/>
+            </w:tcBorders>
+            <w:shd w:fill="FBFAF8" w:color="auto" w:val="clear"/>
+            <w:tcMar>
+              <w:top w:type="dxa" w:w="52"/>
+              <w:left w:type="dxa" w:w="100"/>
+              <w:bottom w:type="dxa" w:w="52"/>
+              <w:right w:type="dxa" w:w="100"/>
+            </w:tcMar>
+            <w:vAlign w:val="center"/>
+          </w:tcPr>
+          <w:p>
+            <w:pPr>
+              <w:spacing w:after="0" w:line="240" w:lineRule="auto"/>
+              <w:jc w:val="left"/>
+            </w:pPr>
+            <w:r>
+              <w:rPr>
+                <w:rFonts w:ascii="Arial" w:cs="Arial" w:eastAsia="Arial" w:hAnsi="Arial"/>
+                <w:b/>
+                <w:bCs/>
+                <w:i w:val="false"/>
+                <w:iCs w:val="false"/>
+                <w:color w:val="2A2E38"/>
+                <w:sz w:val="17"/>
+                <w:szCs w:val="17"/>
+              </w:rPr>
+              <w:t xml:space="preserve">Царская площадь</w:t>
+            </w:r>
+          </w:p>
+        </w:tc>
+        <w:tc>
+          <w:tcPr>
+            <w:tcW w:type="dxa" w:w="1300"/>
+            <w:tcBorders>
+              <w:top w:val="single" w:color="D9D4CB" w:sz="4"/>
+              <w:left w:val="none" w:color="auto" w:sz="0"/>
+              <w:bottom w:val="single" w:color="D9D4CB" w:sz="4"/>
+              <w:right w:val="none" w:color="auto" w:sz="0"/>
+            </w:tcBorders>
+            <w:shd w:fill="FBFAF8" w:color="auto" w:val="clear"/>
+            <w:tcMar>
+              <w:top w:type="dxa" w:w="52"/>
+              <w:left w:type="dxa" w:w="100"/>
+              <w:bottom w:type="dxa" w:w="52"/>
+              <w:right w:type="dxa" w:w="100"/>
+            </w:tcMar>
+            <w:vAlign w:val="center"/>
+          </w:tcPr>
+          <w:p>
+            <w:pPr>
+              <w:spacing w:after="0" w:line="240" w:lineRule="auto"/>
+              <w:jc w:val="center"/>
+            </w:pPr>
+            <w:r>
+              <w:rPr>
+                <w:rFonts w:ascii="Arial" w:cs="Arial" w:eastAsia="Arial" w:hAnsi="Arial"/>
+                <w:b w:val="false"/>
+                <w:bCs w:val="false"/>
+                <w:i w:val="false"/>
+                <w:iCs w:val="false"/>
+                <w:color w:val="2A2E38"/>
+                <w:sz w:val="17"/>
+                <w:szCs w:val="17"/>
+              </w:rPr>
+              <w:t xml:space="preserve">7</w:t>
+            </w:r>
+          </w:p>
+        </w:tc>
+        <w:tc>
+          <w:tcPr>
+            <w:tcW w:type="dxa" w:w="1800"/>
+            <w:tcBorders>
+              <w:top w:val="single" w:color="D9D4CB" w:sz="4"/>
+              <w:left w:val="none" w:color="auto" w:sz="0"/>
+              <w:bottom w:val="single" w:color="D9D4CB" w:sz="4"/>
+              <w:right w:val="none" w:color="auto" w:sz="0"/>
+            </w:tcBorders>
+            <w:shd w:fill="FBFAF8" w:color="auto" w:val="clear"/>
+            <w:tcMar>
+              <w:top w:type="dxa" w:w="52"/>
+              <w:left w:type="dxa" w:w="100"/>
+              <w:bottom w:type="dxa" w:w="52"/>
+              <w:right w:type="dxa" w:w="100"/>
+            </w:tcMar>
+            <w:vAlign w:val="center"/>
+          </w:tcPr>
+          <w:p>
+            <w:pPr>
+              <w:spacing w:after="0" w:line="240" w:lineRule="auto"/>
+              <w:jc w:val="center"/>
+            </w:pPr>
+            <w:r>
+              <w:rPr>
+                <w:rFonts w:ascii="Arial" w:cs="Arial" w:eastAsia="Arial" w:hAnsi="Arial"/>
+                <w:b w:val="false"/>
+                <w:bCs w:val="false"/>
+                <w:i w:val="false"/>
+                <w:iCs w:val="false"/>
+                <w:color w:val="2A2E38"/>
+                <w:sz w:val="17"/>
+                <w:szCs w:val="17"/>
+              </w:rPr>
+              <w:t xml:space="preserve">644 444</w:t>
+            </w:r>
+          </w:p>
+        </w:tc>
+        <w:tc>
+          <w:tcPr>
+            <w:tcW w:type="dxa" w:w="1300"/>
+            <w:tcBorders>
+              <w:top w:val="single" w:color="D9D4CB" w:sz="4"/>
+              <w:left w:val="none" w:color="auto" w:sz="0"/>
+              <w:bottom w:val="single" w:color="D9D4CB" w:sz="4"/>
+              <w:right w:val="none" w:color="auto" w:sz="0"/>
+            </w:tcBorders>
+            <w:shd w:fill="FBFAF8" w:color="auto" w:val="clear"/>
+            <w:tcMar>
+              <w:top w:type="dxa" w:w="52"/>
+              <w:left w:type="dxa" w:w="100"/>
+              <w:bottom w:type="dxa" w:w="52"/>
+              <w:right w:type="dxa" w:w="100"/>
+            </w:tcMar>
+            <w:vAlign w:val="center"/>
+          </w:tcPr>
+          <w:p>
+            <w:pPr>
+              <w:spacing w:after="0" w:line="240" w:lineRule="auto"/>
+              <w:jc w:val="center"/>
+            </w:pPr>
+            <w:r>
+              <w:rPr>
+                <w:rFonts w:ascii="Arial" w:cs="Arial" w:eastAsia="Arial" w:hAnsi="Arial"/>
+                <w:b w:val="false"/>
+                <w:bCs w:val="false"/>
+                <w:i w:val="false"/>
+                <w:iCs w:val="false"/>
+                <w:color w:val="2A2E38"/>
+                <w:sz w:val="17"/>
+                <w:szCs w:val="17"/>
+              </w:rPr>
+              <w:t xml:space="preserve">4</w:t>
+            </w:r>
+          </w:p>
+        </w:tc>
+        <w:tc>
+          <w:tcPr>
+            <w:tcW w:type="dxa" w:w="1800"/>
+            <w:tcBorders>
+              <w:top w:val="single" w:color="D9D4CB" w:sz="4"/>
+              <w:left w:val="none" w:color="auto" w:sz="0"/>
+              <w:bottom w:val="single" w:color="D9D4CB" w:sz="4"/>
+              <w:right w:val="none" w:color="auto" w:sz="0"/>
+            </w:tcBorders>
+            <w:shd w:fill="FBFAF8" w:color="auto" w:val="clear"/>
+            <w:tcMar>
+              <w:top w:type="dxa" w:w="52"/>
+              <w:left w:type="dxa" w:w="100"/>
+              <w:bottom w:type="dxa" w:w="52"/>
+              <w:right w:type="dxa" w:w="100"/>
+            </w:tcMar>
+            <w:vAlign w:val="center"/>
+          </w:tcPr>
+          <w:p>
+            <w:pPr>
+              <w:spacing w:after="0" w:line="240" w:lineRule="auto"/>
+              <w:jc w:val="center"/>
+            </w:pPr>
+            <w:r>
+              <w:rPr>
+                <w:rFonts w:ascii="Arial" w:cs="Arial" w:eastAsia="Arial" w:hAnsi="Arial"/>
+                <w:b w:val="false"/>
+                <w:bCs w:val="false"/>
+                <w:i w:val="false"/>
+                <w:iCs w:val="false"/>
+                <w:color w:val="2A2E38"/>
+                <w:sz w:val="17"/>
+                <w:szCs w:val="17"/>
+              </w:rPr>
+              <w:t xml:space="preserve">694 772</w:t>
+            </w:r>
+          </w:p>
+        </w:tc>
+        <w:tc>
+          <w:tcPr>
+            <w:tcW w:type="dxa" w:w="938"/>
+            <w:tcBorders>
+              <w:top w:val="single" w:color="D9D4CB" w:sz="4"/>
+              <w:left w:val="none" w:color="auto" w:sz="0"/>
+              <w:bottom w:val="single" w:color="D9D4CB" w:sz="4"/>
+              <w:right w:val="none" w:color="auto" w:sz="0"/>
+            </w:tcBorders>
+            <w:shd w:fill="FBFAF8" w:color="auto" w:val="clear"/>
+            <w:tcMar>
+              <w:top w:type="dxa" w:w="52"/>
+              <w:left w:type="dxa" w:w="100"/>
+              <w:bottom w:type="dxa" w:w="52"/>
+              <w:right w:type="dxa" w:w="100"/>
+            </w:tcMar>
+            <w:vAlign w:val="center"/>
+          </w:tcPr>
+          <w:p>
+            <w:pPr>
+              <w:spacing w:after="0" w:line="240" w:lineRule="auto"/>
+              <w:jc w:val="center"/>
+            </w:pPr>
+            <w:r>
+              <w:rPr>
+                <w:rFonts w:ascii="Arial" w:cs="Arial" w:eastAsia="Arial" w:hAnsi="Arial"/>
+                <w:b w:val="false"/>
+                <w:bCs w:val="false"/>
+                <w:i w:val="false"/>
+                <w:iCs w:val="false"/>
+                <w:color w:val="2A2E38"/>
+                <w:sz w:val="17"/>
+                <w:szCs w:val="17"/>
+              </w:rPr>
+              <w:t xml:space="preserve">−7 %</w:t>
+            </w:r>
+          </w:p>
+        </w:tc>
+      </w:tr>
+      <w:tr>
+        <w:tc>
+          <w:tcPr>
+            <w:tcW w:type="dxa" w:w="2500"/>
+            <w:tcBorders>
+              <w:top w:val="single" w:color="D9D4CB" w:sz="4"/>
+              <w:left w:val="none" w:color="auto" w:sz="0"/>
+              <w:bottom w:val="single" w:color="D9D4CB" w:sz="4"/>
+              <w:right w:val="none" w:color="auto" w:sz="0"/>
+            </w:tcBorders>
+            <w:tcMar>
+              <w:top w:type="dxa" w:w="52"/>
+              <w:left w:type="dxa" w:w="100"/>
+              <w:bottom w:type="dxa" w:w="52"/>
+              <w:right w:type="dxa" w:w="100"/>
+            </w:tcMar>
+            <w:vAlign w:val="center"/>
+          </w:tcPr>
+          <w:p>
+            <w:pPr>
+              <w:spacing w:after="0" w:line="240" w:lineRule="auto"/>
+              <w:jc w:val="left"/>
+            </w:pPr>
+            <w:r>
+              <w:rPr>
+                <w:rFonts w:ascii="Arial" w:cs="Arial" w:eastAsia="Arial" w:hAnsi="Arial"/>
+                <w:b/>
+                <w:bCs/>
+                <w:i w:val="false"/>
+                <w:iCs w:val="false"/>
+                <w:color w:val="2A2E38"/>
+                <w:sz w:val="17"/>
+                <w:szCs w:val="17"/>
+              </w:rPr>
+              <w:t xml:space="preserve">Alcon Tower</w:t>
+            </w:r>
+          </w:p>
+        </w:tc>
+        <w:tc>
+          <w:tcPr>
+            <w:tcW w:type="dxa" w:w="1300"/>
+            <w:tcBorders>
+              <w:top w:val="single" w:color="D9D4CB" w:sz="4"/>
+              <w:left w:val="none" w:color="auto" w:sz="0"/>
+              <w:bottom w:val="single" w:color="D9D4CB" w:sz="4"/>
+              <w:right w:val="none" w:color="auto" w:sz="0"/>
+            </w:tcBorders>
+            <w:tcMar>
+              <w:top w:type="dxa" w:w="52"/>
+              <w:left w:type="dxa" w:w="100"/>
+              <w:bottom w:type="dxa" w:w="52"/>
+              <w:right w:type="dxa" w:w="100"/>
+            </w:tcMar>
+            <w:vAlign w:val="center"/>
+          </w:tcPr>
+          <w:p>
+            <w:pPr>
+              <w:spacing w:after="0" w:line="240" w:lineRule="auto"/>
+              <w:jc w:val="center"/>
+            </w:pPr>
+            <w:r>
+              <w:rPr>
+                <w:rFonts w:ascii="Arial" w:cs="Arial" w:eastAsia="Arial" w:hAnsi="Arial"/>
+                <w:b w:val="false"/>
+                <w:bCs w:val="false"/>
+                <w:i w:val="false"/>
+                <w:iCs w:val="false"/>
+                <w:color w:val="2A2E38"/>
+                <w:sz w:val="17"/>
+                <w:szCs w:val="17"/>
+              </w:rPr>
+              <w:t xml:space="preserve">3</w:t>
+            </w:r>
+          </w:p>
+        </w:tc>
+        <w:tc>
+          <w:tcPr>
+            <w:tcW w:type="dxa" w:w="1800"/>
+            <w:tcBorders>
+              <w:top w:val="single" w:color="D9D4CB" w:sz="4"/>
+              <w:left w:val="none" w:color="auto" w:sz="0"/>
+              <w:bottom w:val="single" w:color="D9D4CB" w:sz="4"/>
+              <w:right w:val="none" w:color="auto" w:sz="0"/>
+            </w:tcBorders>
+            <w:tcMar>
+              <w:top w:type="dxa" w:w="52"/>
+              <w:left w:type="dxa" w:w="100"/>
+              <w:bottom w:type="dxa" w:w="52"/>
+              <w:right w:type="dxa" w:w="100"/>
+            </w:tcMar>
+            <w:vAlign w:val="center"/>
+          </w:tcPr>
+          <w:p>
+            <w:pPr>
+              <w:spacing w:after="0" w:line="240" w:lineRule="auto"/>
+              <w:jc w:val="center"/>
+            </w:pPr>
+            <w:r>
+              <w:rPr>
+                <w:rFonts w:ascii="Arial" w:cs="Arial" w:eastAsia="Arial" w:hAnsi="Arial"/>
+                <w:b w:val="false"/>
+                <w:bCs w:val="false"/>
+                <w:i w:val="false"/>
+                <w:iCs w:val="false"/>
+                <w:color w:val="2A2E38"/>
+                <w:sz w:val="17"/>
+                <w:szCs w:val="17"/>
+              </w:rPr>
+              <w:t xml:space="preserve">726 392</w:t>
+            </w:r>
+          </w:p>
+        </w:tc>
+        <w:tc>
+          <w:tcPr>
+            <w:tcW w:type="dxa" w:w="1300"/>
+            <w:tcBorders>
+              <w:top w:val="single" w:color="D9D4CB" w:sz="4"/>
+              <w:left w:val="none" w:color="auto" w:sz="0"/>
+              <w:bottom w:val="single" w:color="D9D4CB" w:sz="4"/>
+              <w:right w:val="none" w:color="auto" w:sz="0"/>
+            </w:tcBorders>
+            <w:tcMar>
+              <w:top w:type="dxa" w:w="52"/>
+              <w:left w:type="dxa" w:w="100"/>
+              <w:bottom w:type="dxa" w:w="52"/>
+              <w:right w:type="dxa" w:w="100"/>
+            </w:tcMar>
+            <w:vAlign w:val="center"/>
+          </w:tcPr>
+          <w:p>
+            <w:pPr>
+              <w:spacing w:after="0" w:line="240" w:lineRule="auto"/>
+              <w:jc w:val="center"/>
+            </w:pPr>
+            <w:r>
+              <w:rPr>
+                <w:rFonts w:ascii="Arial" w:cs="Arial" w:eastAsia="Arial" w:hAnsi="Arial"/>
+                <w:b w:val="false"/>
+                <w:bCs w:val="false"/>
+                <w:i w:val="false"/>
+                <w:iCs w:val="false"/>
+                <w:color w:val="2A2E38"/>
+                <w:sz w:val="17"/>
+                <w:szCs w:val="17"/>
+              </w:rPr>
+              <w:t xml:space="preserve">1</w:t>
+            </w:r>
+          </w:p>
+        </w:tc>
+        <w:tc>
+          <w:tcPr>
+            <w:tcW w:type="dxa" w:w="1800"/>
+            <w:tcBorders>
+              <w:top w:val="single" w:color="D9D4CB" w:sz="4"/>
+              <w:left w:val="none" w:color="auto" w:sz="0"/>
+              <w:bottom w:val="single" w:color="D9D4CB" w:sz="4"/>
+              <w:right w:val="none" w:color="auto" w:sz="0"/>
+            </w:tcBorders>
+            <w:tcMar>
+              <w:top w:type="dxa" w:w="52"/>
+              <w:left w:type="dxa" w:w="100"/>
+              <w:bottom w:type="dxa" w:w="52"/>
+              <w:right w:type="dxa" w:w="100"/>
+            </w:tcMar>
+            <w:vAlign w:val="center"/>
+          </w:tcPr>
+          <w:p>
+            <w:pPr>
+              <w:spacing w:after="0" w:line="240" w:lineRule="auto"/>
+              <w:jc w:val="center"/>
+            </w:pPr>
+            <w:r>
+              <w:rPr>
+                <w:rFonts w:ascii="Arial" w:cs="Arial" w:eastAsia="Arial" w:hAnsi="Arial"/>
+                <w:b w:val="false"/>
+                <w:bCs w:val="false"/>
+                <w:i w:val="false"/>
+                <w:iCs w:val="false"/>
+                <w:color w:val="2A2E38"/>
+                <w:sz w:val="17"/>
+                <w:szCs w:val="17"/>
+              </w:rPr>
+              <w:t xml:space="preserve">896 057</w:t>
+            </w:r>
+          </w:p>
+        </w:tc>
+        <w:tc>
+          <w:tcPr>
+            <w:tcW w:type="dxa" w:w="938"/>
+            <w:tcBorders>
+              <w:top w:val="single" w:color="D9D4CB" w:sz="4"/>
+              <w:left w:val="none" w:color="auto" w:sz="0"/>
+              <w:bottom w:val="single" w:color="D9D4CB" w:sz="4"/>
+              <w:right w:val="none" w:color="auto" w:sz="0"/>
+            </w:tcBorders>
+            <w:tcMar>
+              <w:top w:type="dxa" w:w="52"/>
+              <w:left w:type="dxa" w:w="100"/>
+              <w:bottom w:type="dxa" w:w="52"/>
+              <w:right w:type="dxa" w:w="100"/>
+            </w:tcMar>
+            <w:vAlign w:val="center"/>
+          </w:tcPr>
+          <w:p>
+            <w:pPr>
+              <w:spacing w:after="0" w:line="240" w:lineRule="auto"/>
+              <w:jc w:val="center"/>
+            </w:pPr>
+            <w:r>
+              <w:rPr>
+                <w:rFonts w:ascii="Arial" w:cs="Arial" w:eastAsia="Arial" w:hAnsi="Arial"/>
+                <w:b w:val="false"/>
+                <w:bCs w:val="false"/>
+                <w:i w:val="false"/>
+                <w:iCs w:val="false"/>
+                <w:color w:val="2A2E38"/>
+                <w:sz w:val="17"/>
+                <w:szCs w:val="17"/>
+              </w:rPr>
+              <w:t xml:space="preserve">−19 %</w:t>
+            </w:r>
+          </w:p>
+        </w:tc>
+      </w:tr>
+    </w:tbl>
+    <w:p>
+      <w:pPr>
+        <w:spacing w:after="36"/>
+      </w:pPr>
+      <w:r>
+        <w:rPr>
+          <w:rFonts w:ascii="Arial" w:cs="Arial" w:eastAsia="Arial" w:hAnsi="Arial"/>
+          <w:b w:val="false"/>
+          <w:bCs w:val="false"/>
+          <w:i w:val="false"/>
+          <w:iCs w:val="false"/>
+          <w:color w:val="2A2E38"/>
+          <w:sz w:val="19"/>
+          <w:szCs w:val="19"/>
+        </w:rPr>
+        <w:t xml:space="preserve"/>
+      </w:r>
+    </w:p>
+    <w:p>
+      <w:pPr>
+        <w:spacing w:after="60" w:line="230" w:lineRule="auto"/>
+        <w:ind w:right="1560"/>
+      </w:pPr>
+      <w:r>
+        <w:rPr>
+          <w:rFonts w:ascii="Arial" w:cs="Arial" w:eastAsia="Arial" w:hAnsi="Arial"/>
+          <w:b w:val="false"/>
+          <w:bCs w:val="false"/>
+          <w:i w:val="false"/>
+          <w:iCs w:val="false"/>
+          <w:color w:val="70788A"/>
+          <w:sz w:val="15"/>
+          <w:szCs w:val="15"/>
+        </w:rPr>
+        <w:t xml:space="preserve">Медиана разницы по 5 домам — +11 %. В двух новых башнях надбавка заметна, в двух домах она отрицательная: заявленный ремонт объясняет цену не везде.</w:t>
+      </w:r>
+    </w:p>
+    <w:p>
+      <w:pPr>
+        <w:spacing w:after="46"/>
+      </w:pPr>
+      <w:r>
+        <w:rPr>
+          <w:rFonts w:ascii="Arial" w:cs="Arial" w:eastAsia="Arial" w:hAnsi="Arial"/>
+          <w:b w:val="false"/>
+          <w:bCs w:val="false"/>
+          <w:i w:val="false"/>
+          <w:iCs w:val="false"/>
+          <w:color w:val="2A2E38"/>
+          <w:sz w:val="19"/>
+          <w:szCs w:val="19"/>
+        </w:rPr>
+        <w:t xml:space="preserve"/>
+      </w:r>
+    </w:p>
+    <w:p>
+      <w:pPr>
+        <w:spacing w:after="58" w:line="252" w:lineRule="auto"/>
+        <w:ind w:left="170" w:right="1560" w:hanging="170"/>
+      </w:pPr>
+      <w:r>
+        <w:rPr>
+          <w:rFonts w:ascii="Arial" w:cs="Arial" w:eastAsia="Arial" w:hAnsi="Arial"/>
+          <w:b/>
+          <w:bCs/>
+          <w:i w:val="false"/>
+          <w:iCs w:val="false"/>
+          <w:color w:val="A9762F"/>
+          <w:sz w:val="19"/>
+          <w:szCs w:val="19"/>
+        </w:rPr>
+        <w:t xml:space="preserve">—   </w:t>
+      </w:r>
+      <w:r>
+        <w:rPr>
+          <w:rFonts w:ascii="Arial" w:cs="Arial" w:eastAsia="Arial" w:hAnsi="Arial"/>
+          <w:b w:val="false"/>
+          <w:bCs w:val="false"/>
+          <w:i w:val="false"/>
+          <w:iCs w:val="false"/>
+          <w:color w:val="2A2E38"/>
+          <w:sz w:val="19"/>
+          <w:szCs w:val="19"/>
+        </w:rPr>
+        <w:t xml:space="preserve">В «Прайм Парке» разница доходит до +35 %. </w:t>
+      </w:r>
+      <w:r>
+        <w:rPr>
+          <w:rFonts w:ascii="Arial" w:cs="Arial" w:eastAsia="Arial" w:hAnsi="Arial"/>
+          <w:b/>
+          <w:bCs/>
+          <w:i w:val="false"/>
+          <w:iCs w:val="false"/>
+          <w:color w:val="2A2E38"/>
+          <w:sz w:val="19"/>
+          <w:szCs w:val="19"/>
+        </w:rPr>
+        <w:t xml:space="preserve">1 088 889 ₽ за метр с дизайнерским ремонтом против 808 824 ₽ у остальных лотов того же дома. Это самый новый и самый дорогой дом локации: там ремонт делают под продажу и он окупается.</w:t>
+      </w:r>
+    </w:p>
+    <w:p>
+      <w:pPr>
+        <w:spacing w:after="58" w:line="252" w:lineRule="auto"/>
+        <w:ind w:left="170" w:right="1560" w:hanging="170"/>
+      </w:pPr>
+      <w:r>
+        <w:rPr>
+          <w:rFonts w:ascii="Arial" w:cs="Arial" w:eastAsia="Arial" w:hAnsi="Arial"/>
+          <w:b/>
+          <w:bCs/>
+          <w:i w:val="false"/>
+          <w:iCs w:val="false"/>
+          <w:color w:val="A9762F"/>
+          <w:sz w:val="19"/>
+          <w:szCs w:val="19"/>
+        </w:rPr>
+        <w:t xml:space="preserve">—   </w:t>
+      </w:r>
+      <w:r>
+        <w:rPr>
+          <w:rFonts w:ascii="Arial" w:cs="Arial" w:eastAsia="Arial" w:hAnsi="Arial"/>
+          <w:b w:val="false"/>
+          <w:bCs w:val="false"/>
+          <w:i w:val="false"/>
+          <w:iCs w:val="false"/>
+          <w:color w:val="2A2E38"/>
+          <w:sz w:val="19"/>
+          <w:szCs w:val="19"/>
+        </w:rPr>
+        <w:t xml:space="preserve">Дизайнерским назван 65 % прочитанных лотов. </w:t>
+      </w:r>
+      <w:r>
+        <w:rPr>
+          <w:rFonts w:ascii="Arial" w:cs="Arial" w:eastAsia="Arial" w:hAnsi="Arial"/>
+          <w:b/>
+          <w:bCs/>
+          <w:i w:val="false"/>
+          <w:iCs w:val="false"/>
+          <w:color w:val="2A2E38"/>
+          <w:sz w:val="19"/>
+          <w:szCs w:val="19"/>
+        </w:rPr>
+        <w:t xml:space="preserve">65 карточек из 102; ещё 35 — евроремонт, косметика или оболочка. В домах бизнес-класса слово «дизайнерский» почти перестало различать квартиры.</w:t>
+      </w:r>
+    </w:p>
+    <w:p>
+      <w:pPr>
+        <w:spacing w:after="58" w:line="252" w:lineRule="auto"/>
+        <w:ind w:left="170" w:right="1560" w:hanging="170"/>
+      </w:pPr>
+      <w:r>
+        <w:rPr>
+          <w:rFonts w:ascii="Arial" w:cs="Arial" w:eastAsia="Arial" w:hAnsi="Arial"/>
+          <w:b/>
+          <w:bCs/>
+          <w:i w:val="false"/>
+          <w:iCs w:val="false"/>
+          <w:color w:val="A9762F"/>
+          <w:sz w:val="19"/>
+          <w:szCs w:val="19"/>
+        </w:rPr>
+        <w:t xml:space="preserve">—   </w:t>
+      </w:r>
+      <w:r>
+        <w:rPr>
+          <w:rFonts w:ascii="Arial" w:cs="Arial" w:eastAsia="Arial" w:hAnsi="Arial"/>
+          <w:b w:val="false"/>
+          <w:bCs w:val="false"/>
+          <w:i w:val="false"/>
+          <w:iCs w:val="false"/>
+          <w:color w:val="2A2E38"/>
+          <w:sz w:val="19"/>
+          <w:szCs w:val="19"/>
+        </w:rPr>
+        <w:t xml:space="preserve">Для покупателя «МИГа» вывод практический. </w:t>
+      </w:r>
+      <w:r>
+        <w:rPr>
+          <w:rFonts w:ascii="Arial" w:cs="Arial" w:eastAsia="Arial" w:hAnsi="Arial"/>
+          <w:b/>
+          <w:bCs/>
+          <w:i w:val="false"/>
+          <w:iCs w:val="false"/>
+          <w:color w:val="2A2E38"/>
+          <w:sz w:val="19"/>
+          <w:szCs w:val="19"/>
+        </w:rPr>
+        <w:t xml:space="preserve">Ремонт в 150–250 тыс. ₽ за метр стоит считать расходом на собственное проживание. В новом доме он частично вернётся при перепродаже, в старом фонде — почти нет.</w:t>
+      </w:r>
+    </w:p>
+    <w:p>
+      <w:pPr>
+        <w:spacing w:after="58" w:line="252" w:lineRule="auto"/>
+        <w:ind w:left="170" w:right="1560" w:hanging="170"/>
+      </w:pPr>
+      <w:r>
+        <w:rPr>
+          <w:rFonts w:ascii="Arial" w:cs="Arial" w:eastAsia="Arial" w:hAnsi="Arial"/>
+          <w:b/>
+          <w:bCs/>
+          <w:i w:val="false"/>
+          <w:iCs w:val="false"/>
+          <w:color w:val="A9762F"/>
+          <w:sz w:val="19"/>
+          <w:szCs w:val="19"/>
+        </w:rPr>
+        <w:t xml:space="preserve">—   </w:t>
+      </w:r>
+      <w:r>
+        <w:rPr>
+          <w:rFonts w:ascii="Arial" w:cs="Arial" w:eastAsia="Arial" w:hAnsi="Arial"/>
+          <w:b w:val="false"/>
+          <w:bCs w:val="false"/>
+          <w:i w:val="false"/>
+          <w:iCs w:val="false"/>
+          <w:color w:val="2A2E38"/>
+          <w:sz w:val="19"/>
+          <w:szCs w:val="19"/>
+        </w:rPr>
+        <w:t xml:space="preserve">Разброс по домам — от −19 % до +35 %. </w:t>
+      </w:r>
+      <w:r>
+        <w:rPr>
+          <w:rFonts w:ascii="Arial" w:cs="Arial" w:eastAsia="Arial" w:hAnsi="Arial"/>
+          <w:b/>
+          <w:bCs/>
+          <w:i w:val="false"/>
+          <w:iCs w:val="false"/>
+          <w:color w:val="2A2E38"/>
+          <w:sz w:val="19"/>
+          <w:szCs w:val="19"/>
+        </w:rPr>
+        <w:t xml:space="preserve">Плюс тридцать пять процентов в «Прайм Парке» и минус девятнадцать в Alcon Tower. Там, где выборка мала, разница может оказаться случайной: в Alcon Tower на три квартиры с ремонтом приходится одна без него.</w:t>
+      </w:r>
+    </w:p>
+    <w:p>
+      <w:pPr>
+        <w:spacing w:after="58" w:line="252" w:lineRule="auto"/>
+        <w:ind w:left="170" w:right="1560" w:hanging="170"/>
+      </w:pPr>
+      <w:r>
+        <w:rPr>
+          <w:rFonts w:ascii="Arial" w:cs="Arial" w:eastAsia="Arial" w:hAnsi="Arial"/>
+          <w:b/>
+          <w:bCs/>
+          <w:i w:val="false"/>
+          <w:iCs w:val="false"/>
+          <w:color w:val="A9762F"/>
+          <w:sz w:val="19"/>
+          <w:szCs w:val="19"/>
+        </w:rPr>
+        <w:t xml:space="preserve">—   </w:t>
+      </w:r>
+      <w:r>
+        <w:rPr>
+          <w:rFonts w:ascii="Arial" w:cs="Arial" w:eastAsia="Arial" w:hAnsi="Arial"/>
+          <w:b w:val="false"/>
+          <w:bCs w:val="false"/>
+          <w:i w:val="false"/>
+          <w:iCs w:val="false"/>
+          <w:color w:val="2A2E38"/>
+          <w:sz w:val="19"/>
+          <w:szCs w:val="19"/>
+        </w:rPr>
+        <w:t xml:space="preserve">Апартаменты ведут себя иначе, чем квартиры. </w:t>
+      </w:r>
+      <w:r>
+        <w:rPr>
+          <w:rFonts w:ascii="Arial" w:cs="Arial" w:eastAsia="Arial" w:hAnsi="Arial"/>
+          <w:b/>
+          <w:bCs/>
+          <w:i w:val="false"/>
+          <w:iCs w:val="false"/>
+          <w:color w:val="2A2E38"/>
+          <w:sz w:val="19"/>
+          <w:szCs w:val="19"/>
+        </w:rPr>
+        <w:t xml:space="preserve">В «Искре-Парке» надбавка +11 %, в Alcon Tower отрицательная. В нежилом фонде цену сильнее определяет сам лот и его метраж, чем состояние отделки.</w:t>
+      </w:r>
+    </w:p>
+    <w:p>
+      <w:pPr>
+        <w:spacing w:after="58" w:line="252" w:lineRule="auto"/>
+        <w:ind w:left="170" w:right="1560" w:hanging="170"/>
+      </w:pPr>
+      <w:r>
+        <w:rPr>
+          <w:rFonts w:ascii="Arial" w:cs="Arial" w:eastAsia="Arial" w:hAnsi="Arial"/>
+          <w:b/>
+          <w:bCs/>
+          <w:i w:val="false"/>
+          <w:iCs w:val="false"/>
+          <w:color w:val="A9762F"/>
+          <w:sz w:val="19"/>
+          <w:szCs w:val="19"/>
+        </w:rPr>
+        <w:t xml:space="preserve">—   </w:t>
+      </w:r>
+      <w:r>
+        <w:rPr>
+          <w:rFonts w:ascii="Arial" w:cs="Arial" w:eastAsia="Arial" w:hAnsi="Arial"/>
+          <w:b w:val="false"/>
+          <w:bCs w:val="false"/>
+          <w:i w:val="false"/>
+          <w:iCs w:val="false"/>
+          <w:color w:val="2A2E38"/>
+          <w:sz w:val="19"/>
+          <w:szCs w:val="19"/>
+        </w:rPr>
+        <w:t xml:space="preserve">Выборка неполная и это стоит держать в уме. </w:t>
+      </w:r>
+      <w:r>
+        <w:rPr>
+          <w:rFonts w:ascii="Arial" w:cs="Arial" w:eastAsia="Arial" w:hAnsi="Arial"/>
+          <w:b/>
+          <w:bCs/>
+          <w:i w:val="false"/>
+          <w:iCs w:val="false"/>
+          <w:color w:val="2A2E38"/>
+          <w:sz w:val="19"/>
+          <w:szCs w:val="19"/>
+        </w:rPr>
+        <w:t xml:space="preserve">Циан отдал 102 карточки из 217 запрошенных: чтения карточек он ограничивает. Направление разницы по каждому дому это не меняет, но точность оценки по домам с тремя-четырьмя лотами невысокая.</w:t>
+      </w:r>
+    </w:p>
+    <w:p>
+      <w:pPr>
+        <w:spacing w:after="58" w:line="252" w:lineRule="auto"/>
+        <w:ind w:left="170" w:right="1560" w:hanging="170"/>
+      </w:pPr>
+      <w:r>
+        <w:rPr>
+          <w:rFonts w:ascii="Arial" w:cs="Arial" w:eastAsia="Arial" w:hAnsi="Arial"/>
+          <w:b/>
+          <w:bCs/>
+          <w:i w:val="false"/>
+          <w:iCs w:val="false"/>
+          <w:color w:val="A9762F"/>
+          <w:sz w:val="19"/>
+          <w:szCs w:val="19"/>
+        </w:rPr>
+        <w:t xml:space="preserve">—   </w:t>
+      </w:r>
+      <w:r>
+        <w:rPr>
+          <w:rFonts w:ascii="Arial" w:cs="Arial" w:eastAsia="Arial" w:hAnsi="Arial"/>
+          <w:b w:val="false"/>
+          <w:bCs w:val="false"/>
+          <w:i w:val="false"/>
+          <w:iCs w:val="false"/>
+          <w:color w:val="2A2E38"/>
+          <w:sz w:val="19"/>
+          <w:szCs w:val="19"/>
+        </w:rPr>
+        <w:t xml:space="preserve">Сравнение корректно только внутри дома. </w:t>
+      </w:r>
+      <w:r>
+        <w:rPr>
+          <w:rFonts w:ascii="Arial" w:cs="Arial" w:eastAsia="Arial" w:hAnsi="Arial"/>
+          <w:b/>
+          <w:bCs/>
+          <w:i w:val="false"/>
+          <w:iCs w:val="false"/>
+          <w:color w:val="2A2E38"/>
+          <w:sz w:val="19"/>
+          <w:szCs w:val="19"/>
+        </w:rPr>
+        <w:t xml:space="preserve">По всей выборке квартиры без ремонта выглядят дороже, чем с евроремонтом: оболочки сосредоточены в новых башнях, а старый ремонт — в домах попроще. Поэтому цифры считаются по парам внутри одного адреса.</w:t>
+      </w:r>
+    </w:p>
+    <w:p>
+      <w:pPr>
+        <w:spacing w:after="70"/>
+      </w:pPr>
+      <w:r>
+        <w:rPr>
+          <w:rFonts w:ascii="Arial" w:cs="Arial" w:eastAsia="Arial" w:hAnsi="Arial"/>
+          <w:b w:val="false"/>
+          <w:bCs w:val="false"/>
+          <w:i w:val="false"/>
+          <w:iCs w:val="false"/>
+          <w:color w:val="2A2E38"/>
+          <w:sz w:val="19"/>
+          <w:szCs w:val="19"/>
+        </w:rPr>
+        <w:t xml:space="preserve"/>
+      </w:r>
+    </w:p>
+    <w:p>
+      <w:pPr>
+        <w:keepNext/>
+        <w:keepLines/>
+        <w:spacing w:after="110" w:before="170"/>
+      </w:pPr>
+      <w:r>
+        <w:rPr>
+          <w:rFonts w:ascii="Georgia" w:cs="Georgia" w:eastAsia="Georgia" w:hAnsi="Georgia"/>
+          <w:b/>
+          <w:bCs/>
+          <w:i w:val="false"/>
+          <w:iCs w:val="false"/>
+          <w:color w:val="1F2A44"/>
+          <w:sz w:val="24"/>
+          <w:szCs w:val="24"/>
+        </w:rPr>
+        <w:t xml:space="preserve">Разница по площадям</w:t>
+      </w:r>
+    </w:p>
+    <w:p>
+      <w:pPr>
+        <w:spacing w:after="150" w:line="258" w:lineRule="auto"/>
+        <w:ind w:right="1560"/>
+      </w:pPr>
+      <w:r>
+        <w:rPr>
+          <w:rFonts w:ascii="Arial" w:cs="Arial" w:eastAsia="Arial" w:hAnsi="Arial"/>
+          <w:b w:val="false"/>
+          <w:bCs w:val="false"/>
+          <w:i w:val="false"/>
+          <w:iCs w:val="false"/>
+          <w:color w:val="2A2E38"/>
+          <w:sz w:val="19"/>
+          <w:szCs w:val="19"/>
+        </w:rPr>
+        <w:t xml:space="preserve">Квартиры с дизайнерским ремонтом в выборке крупнее остальных: медиана 96 м² против 73 м². Крупный лот в этой локации дороже за метр сам по себе, поэтому надбавку стоит проверить внутри одинаковых метражей.</w:t>
+      </w:r>
+    </w:p>
+    <w:tbl>
+      <w:tblPr>
+        <w:tblW w:type="dxa" w:w="9638"/>
+        <w:tblBorders>
+          <w:top w:val="single" w:color="auto" w:sz="4"/>
+          <w:left w:val="single" w:color="auto" w:sz="4"/>
+          <w:bottom w:val="single" w:color="auto" w:sz="4"/>
+          <w:right w:val="single" w:color="auto" w:sz="4"/>
+          <w:insideH w:val="single" w:color="auto" w:sz="4"/>
+          <w:insideV w:val="single" w:color="auto" w:sz="4"/>
+        </w:tblBorders>
+      </w:tblPr>
+      <w:tblGrid>
+        <w:gridCol w:w="2500"/>
+        <w:gridCol w:w="1300"/>
+        <w:gridCol w:w="1800"/>
+        <w:gridCol w:w="1300"/>
+        <w:gridCol w:w="1800"/>
+        <w:gridCol w:w="938"/>
+      </w:tblGrid>
+      <w:tr>
+        <w:trPr>
+          <w:tblHeader/>
+        </w:trPr>
+        <w:tc>
+          <w:tcPr>
+            <w:tcW w:type="dxa" w:w="2500"/>
+            <w:tcBorders>
+              <w:top w:val="single" w:color="1F2A44" w:sz="4"/>
+              <w:left w:val="none" w:color="auto" w:sz="0"/>
+              <w:bottom w:val="single" w:color="D9D4CB" w:sz="4"/>
+              <w:right w:val="none" w:color="auto" w:sz="0"/>
+            </w:tcBorders>
+            <w:shd w:fill="1F2A44" w:color="auto" w:val="clear"/>
+            <w:tcMar>
+              <w:top w:type="dxa" w:w="52"/>
+              <w:left w:type="dxa" w:w="100"/>
+              <w:bottom w:type="dxa" w:w="52"/>
+              <w:right w:type="dxa" w:w="100"/>
+            </w:tcMar>
+            <w:vAlign w:val="center"/>
+          </w:tcPr>
+          <w:p>
+            <w:pPr>
+              <w:spacing w:after="0" w:line="240" w:lineRule="auto"/>
+              <w:jc w:val="left"/>
+            </w:pPr>
+            <w:r>
+              <w:rPr>
+                <w:rFonts w:ascii="Arial" w:cs="Arial" w:eastAsia="Arial" w:hAnsi="Arial"/>
+                <w:b/>
+                <w:bCs/>
+                <w:i w:val="false"/>
+                <w:iCs w:val="false"/>
+                <w:color w:val="FFFFFF"/>
+                <w:sz w:val="16"/>
+                <w:szCs w:val="16"/>
+              </w:rPr>
+              <w:t xml:space="preserve">Площадь</w:t>
+            </w:r>
+          </w:p>
+        </w:tc>
+        <w:tc>
+          <w:tcPr>
+            <w:tcW w:type="dxa" w:w="1300"/>
+            <w:tcBorders>
+              <w:top w:val="single" w:color="1F2A44" w:sz="4"/>
+              <w:left w:val="none" w:color="auto" w:sz="0"/>
+              <w:bottom w:val="single" w:color="D9D4CB" w:sz="4"/>
+              <w:right w:val="none" w:color="auto" w:sz="0"/>
+            </w:tcBorders>
+            <w:shd w:fill="1F2A44" w:color="auto" w:val="clear"/>
+            <w:tcMar>
+              <w:top w:type="dxa" w:w="52"/>
+              <w:left w:type="dxa" w:w="100"/>
+              <w:bottom w:type="dxa" w:w="52"/>
+              <w:right w:type="dxa" w:w="100"/>
+            </w:tcMar>
+            <w:vAlign w:val="center"/>
+          </w:tcPr>
+          <w:p>
+            <w:pPr>
+              <w:spacing w:after="0" w:line="240" w:lineRule="auto"/>
+              <w:jc w:val="center"/>
+            </w:pPr>
+            <w:r>
+              <w:rPr>
+                <w:rFonts w:ascii="Arial" w:cs="Arial" w:eastAsia="Arial" w:hAnsi="Arial"/>
+                <w:b/>
+                <w:bCs/>
+                <w:i w:val="false"/>
+                <w:iCs w:val="false"/>
+                <w:color w:val="FFFFFF"/>
+                <w:sz w:val="16"/>
+                <w:szCs w:val="16"/>
+              </w:rPr>
+              <w:t xml:space="preserve">Дизайн,
+лотов</w:t>
+            </w:r>
+          </w:p>
+        </w:tc>
+        <w:tc>
+          <w:tcPr>
+            <w:tcW w:type="dxa" w:w="1800"/>
+            <w:tcBorders>
+              <w:top w:val="single" w:color="1F2A44" w:sz="4"/>
+              <w:left w:val="none" w:color="auto" w:sz="0"/>
+              <w:bottom w:val="single" w:color="D9D4CB" w:sz="4"/>
+              <w:right w:val="none" w:color="auto" w:sz="0"/>
+            </w:tcBorders>
+            <w:shd w:fill="1F2A44" w:color="auto" w:val="clear"/>
+            <w:tcMar>
+              <w:top w:type="dxa" w:w="52"/>
+              <w:left w:type="dxa" w:w="100"/>
+              <w:bottom w:type="dxa" w:w="52"/>
+              <w:right w:type="dxa" w:w="100"/>
+            </w:tcMar>
+            <w:vAlign w:val="center"/>
+          </w:tcPr>
+          <w:p>
+            <w:pPr>
+              <w:spacing w:after="0" w:line="240" w:lineRule="auto"/>
+              <w:jc w:val="center"/>
+            </w:pPr>
+            <w:r>
+              <w:rPr>
+                <w:rFonts w:ascii="Arial" w:cs="Arial" w:eastAsia="Arial" w:hAnsi="Arial"/>
+                <w:b/>
+                <w:bCs/>
+                <w:i w:val="false"/>
+                <w:iCs w:val="false"/>
+                <w:color w:val="FFFFFF"/>
+                <w:sz w:val="16"/>
+                <w:szCs w:val="16"/>
+              </w:rPr>
+              <w:t xml:space="preserve">Метр, ₽</w:t>
+            </w:r>
+          </w:p>
+        </w:tc>
+        <w:tc>
+          <w:tcPr>
+            <w:tcW w:type="dxa" w:w="1300"/>
+            <w:tcBorders>
+              <w:top w:val="single" w:color="1F2A44" w:sz="4"/>
+              <w:left w:val="none" w:color="auto" w:sz="0"/>
+              <w:bottom w:val="single" w:color="D9D4CB" w:sz="4"/>
+              <w:right w:val="none" w:color="auto" w:sz="0"/>
+            </w:tcBorders>
+            <w:shd w:fill="1F2A44" w:color="auto" w:val="clear"/>
+            <w:tcMar>
+              <w:top w:type="dxa" w:w="52"/>
+              <w:left w:type="dxa" w:w="100"/>
+              <w:bottom w:type="dxa" w:w="52"/>
+              <w:right w:type="dxa" w:w="100"/>
+            </w:tcMar>
+            <w:vAlign w:val="center"/>
+          </w:tcPr>
+          <w:p>
+            <w:pPr>
+              <w:spacing w:after="0" w:line="240" w:lineRule="auto"/>
+              <w:jc w:val="center"/>
+            </w:pPr>
+            <w:r>
+              <w:rPr>
+                <w:rFonts w:ascii="Arial" w:cs="Arial" w:eastAsia="Arial" w:hAnsi="Arial"/>
+                <w:b/>
+                <w:bCs/>
+                <w:i w:val="false"/>
+                <w:iCs w:val="false"/>
+                <w:color w:val="FFFFFF"/>
+                <w:sz w:val="16"/>
+                <w:szCs w:val="16"/>
+              </w:rPr>
+              <w:t xml:space="preserve">Прочие,
+лотов</w:t>
+            </w:r>
+          </w:p>
+        </w:tc>
+        <w:tc>
+          <w:tcPr>
+            <w:tcW w:type="dxa" w:w="1800"/>
+            <w:tcBorders>
+              <w:top w:val="single" w:color="1F2A44" w:sz="4"/>
+              <w:left w:val="none" w:color="auto" w:sz="0"/>
+              <w:bottom w:val="single" w:color="D9D4CB" w:sz="4"/>
+              <w:right w:val="none" w:color="auto" w:sz="0"/>
+            </w:tcBorders>
+            <w:shd w:fill="1F2A44" w:color="auto" w:val="clear"/>
+            <w:tcMar>
+              <w:top w:type="dxa" w:w="52"/>
+              <w:left w:type="dxa" w:w="100"/>
+              <w:bottom w:type="dxa" w:w="52"/>
+              <w:right w:type="dxa" w:w="100"/>
+            </w:tcMar>
+            <w:vAlign w:val="center"/>
+          </w:tcPr>
+          <w:p>
+            <w:pPr>
+              <w:spacing w:after="0" w:line="240" w:lineRule="auto"/>
+              <w:jc w:val="center"/>
+            </w:pPr>
+            <w:r>
+              <w:rPr>
+                <w:rFonts w:ascii="Arial" w:cs="Arial" w:eastAsia="Arial" w:hAnsi="Arial"/>
+                <w:b/>
+                <w:bCs/>
+                <w:i w:val="false"/>
+                <w:iCs w:val="false"/>
+                <w:color w:val="FFFFFF"/>
+                <w:sz w:val="16"/>
+                <w:szCs w:val="16"/>
+              </w:rPr>
+              <w:t xml:space="preserve">Метр, ₽</w:t>
+            </w:r>
+          </w:p>
+        </w:tc>
+        <w:tc>
+          <w:tcPr>
+            <w:tcW w:type="dxa" w:w="938"/>
+            <w:tcBorders>
+              <w:top w:val="single" w:color="1F2A44" w:sz="4"/>
+              <w:left w:val="none" w:color="auto" w:sz="0"/>
+              <w:bottom w:val="single" w:color="D9D4CB" w:sz="4"/>
+              <w:right w:val="none" w:color="auto" w:sz="0"/>
+            </w:tcBorders>
+            <w:shd w:fill="1F2A44" w:color="auto" w:val="clear"/>
+            <w:tcMar>
+              <w:top w:type="dxa" w:w="52"/>
+              <w:left w:type="dxa" w:w="100"/>
+              <w:bottom w:type="dxa" w:w="52"/>
+              <w:right w:type="dxa" w:w="100"/>
+            </w:tcMar>
+            <w:vAlign w:val="center"/>
+          </w:tcPr>
+          <w:p>
+            <w:pPr>
+              <w:spacing w:after="0" w:line="240" w:lineRule="auto"/>
+              <w:jc w:val="center"/>
+            </w:pPr>
+            <w:r>
+              <w:rPr>
+                <w:rFonts w:ascii="Arial" w:cs="Arial" w:eastAsia="Arial" w:hAnsi="Arial"/>
+                <w:b/>
+                <w:bCs/>
+                <w:i w:val="false"/>
+                <w:iCs w:val="false"/>
+                <w:color w:val="FFFFFF"/>
+                <w:sz w:val="16"/>
+                <w:szCs w:val="16"/>
+              </w:rPr>
+              <w:t xml:space="preserve">Разница</w:t>
+            </w:r>
+          </w:p>
+        </w:tc>
+      </w:tr>
+      <w:tr>
+        <w:tc>
+          <w:tcPr>
+            <w:tcW w:type="dxa" w:w="2500"/>
+            <w:tcBorders>
+              <w:top w:val="single" w:color="D9D4CB" w:sz="4"/>
+              <w:left w:val="none" w:color="auto" w:sz="0"/>
+              <w:bottom w:val="single" w:color="D9D4CB" w:sz="4"/>
+              <w:right w:val="none" w:color="auto" w:sz="0"/>
+            </w:tcBorders>
+            <w:tcMar>
+              <w:top w:type="dxa" w:w="52"/>
+              <w:left w:type="dxa" w:w="100"/>
+              <w:bottom w:type="dxa" w:w="52"/>
+              <w:right w:type="dxa" w:w="100"/>
+            </w:tcMar>
+            <w:vAlign w:val="center"/>
+          </w:tcPr>
+          <w:p>
+            <w:pPr>
+              <w:spacing w:after="0" w:line="240" w:lineRule="auto"/>
+              <w:jc w:val="left"/>
+            </w:pPr>
+            <w:r>
+              <w:rPr>
+                <w:rFonts w:ascii="Arial" w:cs="Arial" w:eastAsia="Arial" w:hAnsi="Arial"/>
+                <w:b/>
+                <w:bCs/>
+                <w:i w:val="false"/>
+                <w:iCs w:val="false"/>
+                <w:color w:val="2A2E38"/>
+                <w:sz w:val="17"/>
+                <w:szCs w:val="17"/>
+              </w:rPr>
+              <w:t xml:space="preserve">до 60 м²</w:t>
+            </w:r>
+          </w:p>
+        </w:tc>
+        <w:tc>
+          <w:tcPr>
+            <w:tcW w:type="dxa" w:w="1300"/>
+            <w:tcBorders>
+              <w:top w:val="single" w:color="D9D4CB" w:sz="4"/>
+              <w:left w:val="none" w:color="auto" w:sz="0"/>
+              <w:bottom w:val="single" w:color="D9D4CB" w:sz="4"/>
+              <w:right w:val="none" w:color="auto" w:sz="0"/>
+            </w:tcBorders>
+            <w:tcMar>
+              <w:top w:type="dxa" w:w="52"/>
+              <w:left w:type="dxa" w:w="100"/>
+              <w:bottom w:type="dxa" w:w="52"/>
+              <w:right w:type="dxa" w:w="100"/>
+            </w:tcMar>
+            <w:vAlign w:val="center"/>
+          </w:tcPr>
+          <w:p>
+            <w:pPr>
+              <w:spacing w:after="0" w:line="240" w:lineRule="auto"/>
+              <w:jc w:val="center"/>
+            </w:pPr>
+            <w:r>
+              <w:rPr>
+                <w:rFonts w:ascii="Arial" w:cs="Arial" w:eastAsia="Arial" w:hAnsi="Arial"/>
+                <w:b w:val="false"/>
+                <w:bCs w:val="false"/>
+                <w:i w:val="false"/>
+                <w:iCs w:val="false"/>
+                <w:color w:val="2A2E38"/>
+                <w:sz w:val="17"/>
+                <w:szCs w:val="17"/>
+              </w:rPr>
+              <w:t xml:space="preserve">21</w:t>
+            </w:r>
+          </w:p>
+        </w:tc>
+        <w:tc>
+          <w:tcPr>
+            <w:tcW w:type="dxa" w:w="1800"/>
+            <w:tcBorders>
+              <w:top w:val="single" w:color="D9D4CB" w:sz="4"/>
+              <w:left w:val="none" w:color="auto" w:sz="0"/>
+              <w:bottom w:val="single" w:color="D9D4CB" w:sz="4"/>
+              <w:right w:val="none" w:color="auto" w:sz="0"/>
+            </w:tcBorders>
+            <w:tcMar>
+              <w:top w:type="dxa" w:w="52"/>
+              <w:left w:type="dxa" w:w="100"/>
+              <w:bottom w:type="dxa" w:w="52"/>
+              <w:right w:type="dxa" w:w="100"/>
+            </w:tcMar>
+            <w:vAlign w:val="center"/>
+          </w:tcPr>
+          <w:p>
+            <w:pPr>
+              <w:spacing w:after="0" w:line="240" w:lineRule="auto"/>
+              <w:jc w:val="center"/>
+            </w:pPr>
+            <w:r>
+              <w:rPr>
+                <w:rFonts w:ascii="Arial" w:cs="Arial" w:eastAsia="Arial" w:hAnsi="Arial"/>
+                <w:b w:val="false"/>
+                <w:bCs w:val="false"/>
+                <w:i w:val="false"/>
+                <w:iCs w:val="false"/>
+                <w:color w:val="2A2E38"/>
+                <w:sz w:val="17"/>
+                <w:szCs w:val="17"/>
+              </w:rPr>
+              <w:t xml:space="preserve">695 238</w:t>
+            </w:r>
+          </w:p>
+        </w:tc>
+        <w:tc>
+          <w:tcPr>
+            <w:tcW w:type="dxa" w:w="1300"/>
+            <w:tcBorders>
+              <w:top w:val="single" w:color="D9D4CB" w:sz="4"/>
+              <w:left w:val="none" w:color="auto" w:sz="0"/>
+              <w:bottom w:val="single" w:color="D9D4CB" w:sz="4"/>
+              <w:right w:val="none" w:color="auto" w:sz="0"/>
+            </w:tcBorders>
+            <w:tcMar>
+              <w:top w:type="dxa" w:w="52"/>
+              <w:left w:type="dxa" w:w="100"/>
+              <w:bottom w:type="dxa" w:w="52"/>
+              <w:right w:type="dxa" w:w="100"/>
+            </w:tcMar>
+            <w:vAlign w:val="center"/>
+          </w:tcPr>
+          <w:p>
+            <w:pPr>
+              <w:spacing w:after="0" w:line="240" w:lineRule="auto"/>
+              <w:jc w:val="center"/>
+            </w:pPr>
+            <w:r>
+              <w:rPr>
+                <w:rFonts w:ascii="Arial" w:cs="Arial" w:eastAsia="Arial" w:hAnsi="Arial"/>
+                <w:b w:val="false"/>
+                <w:bCs w:val="false"/>
+                <w:i w:val="false"/>
+                <w:iCs w:val="false"/>
+                <w:color w:val="2A2E38"/>
+                <w:sz w:val="17"/>
+                <w:szCs w:val="17"/>
+              </w:rPr>
+              <w:t xml:space="preserve">14</w:t>
+            </w:r>
+          </w:p>
+        </w:tc>
+        <w:tc>
+          <w:tcPr>
+            <w:tcW w:type="dxa" w:w="1800"/>
+            <w:tcBorders>
+              <w:top w:val="single" w:color="D9D4CB" w:sz="4"/>
+              <w:left w:val="none" w:color="auto" w:sz="0"/>
+              <w:bottom w:val="single" w:color="D9D4CB" w:sz="4"/>
+              <w:right w:val="none" w:color="auto" w:sz="0"/>
+            </w:tcBorders>
+            <w:tcMar>
+              <w:top w:type="dxa" w:w="52"/>
+              <w:left w:type="dxa" w:w="100"/>
+              <w:bottom w:type="dxa" w:w="52"/>
+              <w:right w:type="dxa" w:w="100"/>
+            </w:tcMar>
+            <w:vAlign w:val="center"/>
+          </w:tcPr>
+          <w:p>
+            <w:pPr>
+              <w:spacing w:after="0" w:line="240" w:lineRule="auto"/>
+              <w:jc w:val="center"/>
+            </w:pPr>
+            <w:r>
+              <w:rPr>
+                <w:rFonts w:ascii="Arial" w:cs="Arial" w:eastAsia="Arial" w:hAnsi="Arial"/>
+                <w:b w:val="false"/>
+                <w:bCs w:val="false"/>
+                <w:i w:val="false"/>
+                <w:iCs w:val="false"/>
+                <w:color w:val="2A2E38"/>
+                <w:sz w:val="17"/>
+                <w:szCs w:val="17"/>
+              </w:rPr>
+              <w:t xml:space="preserve">543 482</w:t>
+            </w:r>
+          </w:p>
+        </w:tc>
+        <w:tc>
+          <w:tcPr>
+            <w:tcW w:type="dxa" w:w="938"/>
+            <w:tcBorders>
+              <w:top w:val="single" w:color="D9D4CB" w:sz="4"/>
+              <w:left w:val="none" w:color="auto" w:sz="0"/>
+              <w:bottom w:val="single" w:color="D9D4CB" w:sz="4"/>
+              <w:right w:val="none" w:color="auto" w:sz="0"/>
+            </w:tcBorders>
+            <w:tcMar>
+              <w:top w:type="dxa" w:w="52"/>
+              <w:left w:type="dxa" w:w="100"/>
+              <w:bottom w:type="dxa" w:w="52"/>
+              <w:right w:type="dxa" w:w="100"/>
+            </w:tcMar>
+            <w:vAlign w:val="center"/>
+          </w:tcPr>
+          <w:p>
+            <w:pPr>
+              <w:spacing w:after="0" w:line="240" w:lineRule="auto"/>
+              <w:jc w:val="center"/>
+            </w:pPr>
+            <w:r>
+              <w:rPr>
+                <w:rFonts w:ascii="Arial" w:cs="Arial" w:eastAsia="Arial" w:hAnsi="Arial"/>
+                <w:b w:val="false"/>
+                <w:bCs w:val="false"/>
+                <w:i w:val="false"/>
+                <w:iCs w:val="false"/>
+                <w:color w:val="2A2E38"/>
+                <w:sz w:val="17"/>
+                <w:szCs w:val="17"/>
+              </w:rPr>
+              <w:t xml:space="preserve">+28 %</w:t>
+            </w:r>
+          </w:p>
+        </w:tc>
+      </w:tr>
+      <w:tr>
+        <w:tc>
+          <w:tcPr>
+            <w:tcW w:type="dxa" w:w="2500"/>
+            <w:tcBorders>
+              <w:top w:val="single" w:color="D9D4CB" w:sz="4"/>
+              <w:left w:val="none" w:color="auto" w:sz="0"/>
+              <w:bottom w:val="single" w:color="D9D4CB" w:sz="4"/>
+              <w:right w:val="none" w:color="auto" w:sz="0"/>
+            </w:tcBorders>
+            <w:shd w:fill="FBFAF8" w:color="auto" w:val="clear"/>
+            <w:tcMar>
+              <w:top w:type="dxa" w:w="52"/>
+              <w:left w:type="dxa" w:w="100"/>
+              <w:bottom w:type="dxa" w:w="52"/>
+              <w:right w:type="dxa" w:w="100"/>
+            </w:tcMar>
+            <w:vAlign w:val="center"/>
+          </w:tcPr>
+          <w:p>
+            <w:pPr>
+              <w:spacing w:after="0" w:line="240" w:lineRule="auto"/>
+              <w:jc w:val="left"/>
+            </w:pPr>
+            <w:r>
+              <w:rPr>
+                <w:rFonts w:ascii="Arial" w:cs="Arial" w:eastAsia="Arial" w:hAnsi="Arial"/>
+                <w:b/>
+                <w:bCs/>
+                <w:i w:val="false"/>
+                <w:iCs w:val="false"/>
+                <w:color w:val="2A2E38"/>
+                <w:sz w:val="17"/>
+                <w:szCs w:val="17"/>
+              </w:rPr>
+              <w:t xml:space="preserve">60 – 100 м²</w:t>
+            </w:r>
+          </w:p>
+        </w:tc>
+        <w:tc>
+          <w:tcPr>
+            <w:tcW w:type="dxa" w:w="1300"/>
+            <w:tcBorders>
+              <w:top w:val="single" w:color="D9D4CB" w:sz="4"/>
+              <w:left w:val="none" w:color="auto" w:sz="0"/>
+              <w:bottom w:val="single" w:color="D9D4CB" w:sz="4"/>
+              <w:right w:val="none" w:color="auto" w:sz="0"/>
+            </w:tcBorders>
+            <w:shd w:fill="FBFAF8" w:color="auto" w:val="clear"/>
+            <w:tcMar>
+              <w:top w:type="dxa" w:w="52"/>
+              <w:left w:type="dxa" w:w="100"/>
+              <w:bottom w:type="dxa" w:w="52"/>
+              <w:right w:type="dxa" w:w="100"/>
+            </w:tcMar>
+            <w:vAlign w:val="center"/>
+          </w:tcPr>
+          <w:p>
+            <w:pPr>
+              <w:spacing w:after="0" w:line="240" w:lineRule="auto"/>
+              <w:jc w:val="center"/>
+            </w:pPr>
+            <w:r>
+              <w:rPr>
+                <w:rFonts w:ascii="Arial" w:cs="Arial" w:eastAsia="Arial" w:hAnsi="Arial"/>
+                <w:b w:val="false"/>
+                <w:bCs w:val="false"/>
+                <w:i w:val="false"/>
+                <w:iCs w:val="false"/>
+                <w:color w:val="2A2E38"/>
+                <w:sz w:val="17"/>
+                <w:szCs w:val="17"/>
+              </w:rPr>
+              <w:t xml:space="preserve">14</w:t>
+            </w:r>
+          </w:p>
+        </w:tc>
+        <w:tc>
+          <w:tcPr>
+            <w:tcW w:type="dxa" w:w="1800"/>
+            <w:tcBorders>
+              <w:top w:val="single" w:color="D9D4CB" w:sz="4"/>
+              <w:left w:val="none" w:color="auto" w:sz="0"/>
+              <w:bottom w:val="single" w:color="D9D4CB" w:sz="4"/>
+              <w:right w:val="none" w:color="auto" w:sz="0"/>
+            </w:tcBorders>
+            <w:shd w:fill="FBFAF8" w:color="auto" w:val="clear"/>
+            <w:tcMar>
+              <w:top w:type="dxa" w:w="52"/>
+              <w:left w:type="dxa" w:w="100"/>
+              <w:bottom w:type="dxa" w:w="52"/>
+              <w:right w:type="dxa" w:w="100"/>
+            </w:tcMar>
+            <w:vAlign w:val="center"/>
+          </w:tcPr>
+          <w:p>
+            <w:pPr>
+              <w:spacing w:after="0" w:line="240" w:lineRule="auto"/>
+              <w:jc w:val="center"/>
+            </w:pPr>
+            <w:r>
+              <w:rPr>
+                <w:rFonts w:ascii="Arial" w:cs="Arial" w:eastAsia="Arial" w:hAnsi="Arial"/>
+                <w:b w:val="false"/>
+                <w:bCs w:val="false"/>
+                <w:i w:val="false"/>
+                <w:iCs w:val="false"/>
+                <w:color w:val="2A2E38"/>
+                <w:sz w:val="17"/>
+                <w:szCs w:val="17"/>
+              </w:rPr>
+              <w:t xml:space="preserve">746 686</w:t>
+            </w:r>
+          </w:p>
+        </w:tc>
+        <w:tc>
+          <w:tcPr>
+            <w:tcW w:type="dxa" w:w="1300"/>
+            <w:tcBorders>
+              <w:top w:val="single" w:color="D9D4CB" w:sz="4"/>
+              <w:left w:val="none" w:color="auto" w:sz="0"/>
+              <w:bottom w:val="single" w:color="D9D4CB" w:sz="4"/>
+              <w:right w:val="none" w:color="auto" w:sz="0"/>
+            </w:tcBorders>
+            <w:shd w:fill="FBFAF8" w:color="auto" w:val="clear"/>
+            <w:tcMar>
+              <w:top w:type="dxa" w:w="52"/>
+              <w:left w:type="dxa" w:w="100"/>
+              <w:bottom w:type="dxa" w:w="52"/>
+              <w:right w:type="dxa" w:w="100"/>
+            </w:tcMar>
+            <w:vAlign w:val="center"/>
+          </w:tcPr>
+          <w:p>
+            <w:pPr>
+              <w:spacing w:after="0" w:line="240" w:lineRule="auto"/>
+              <w:jc w:val="center"/>
+            </w:pPr>
+            <w:r>
+              <w:rPr>
+                <w:rFonts w:ascii="Arial" w:cs="Arial" w:eastAsia="Arial" w:hAnsi="Arial"/>
+                <w:b w:val="false"/>
+                <w:bCs w:val="false"/>
+                <w:i w:val="false"/>
+                <w:iCs w:val="false"/>
+                <w:color w:val="2A2E38"/>
+                <w:sz w:val="17"/>
+                <w:szCs w:val="17"/>
+              </w:rPr>
+              <w:t xml:space="preserve">7</w:t>
+            </w:r>
+          </w:p>
+        </w:tc>
+        <w:tc>
+          <w:tcPr>
+            <w:tcW w:type="dxa" w:w="1800"/>
+            <w:tcBorders>
+              <w:top w:val="single" w:color="D9D4CB" w:sz="4"/>
+              <w:left w:val="none" w:color="auto" w:sz="0"/>
+              <w:bottom w:val="single" w:color="D9D4CB" w:sz="4"/>
+              <w:right w:val="none" w:color="auto" w:sz="0"/>
+            </w:tcBorders>
+            <w:shd w:fill="FBFAF8" w:color="auto" w:val="clear"/>
+            <w:tcMar>
+              <w:top w:type="dxa" w:w="52"/>
+              <w:left w:type="dxa" w:w="100"/>
+              <w:bottom w:type="dxa" w:w="52"/>
+              <w:right w:type="dxa" w:w="100"/>
+            </w:tcMar>
+            <w:vAlign w:val="center"/>
+          </w:tcPr>
+          <w:p>
+            <w:pPr>
+              <w:spacing w:after="0" w:line="240" w:lineRule="auto"/>
+              <w:jc w:val="center"/>
+            </w:pPr>
+            <w:r>
+              <w:rPr>
+                <w:rFonts w:ascii="Arial" w:cs="Arial" w:eastAsia="Arial" w:hAnsi="Arial"/>
+                <w:b w:val="false"/>
+                <w:bCs w:val="false"/>
+                <w:i w:val="false"/>
+                <w:iCs w:val="false"/>
+                <w:color w:val="2A2E38"/>
+                <w:sz w:val="17"/>
+                <w:szCs w:val="17"/>
+              </w:rPr>
+              <w:t xml:space="preserve">712 329</w:t>
+            </w:r>
+          </w:p>
+        </w:tc>
+        <w:tc>
+          <w:tcPr>
+            <w:tcW w:type="dxa" w:w="938"/>
+            <w:tcBorders>
+              <w:top w:val="single" w:color="D9D4CB" w:sz="4"/>
+              <w:left w:val="none" w:color="auto" w:sz="0"/>
+              <w:bottom w:val="single" w:color="D9D4CB" w:sz="4"/>
+              <w:right w:val="none" w:color="auto" w:sz="0"/>
+            </w:tcBorders>
+            <w:shd w:fill="FBFAF8" w:color="auto" w:val="clear"/>
+            <w:tcMar>
+              <w:top w:type="dxa" w:w="52"/>
+              <w:left w:type="dxa" w:w="100"/>
+              <w:bottom w:type="dxa" w:w="52"/>
+              <w:right w:type="dxa" w:w="100"/>
+            </w:tcMar>
+            <w:vAlign w:val="center"/>
+          </w:tcPr>
+          <w:p>
+            <w:pPr>
+              <w:spacing w:after="0" w:line="240" w:lineRule="auto"/>
+              <w:jc w:val="center"/>
+            </w:pPr>
+            <w:r>
+              <w:rPr>
+                <w:rFonts w:ascii="Arial" w:cs="Arial" w:eastAsia="Arial" w:hAnsi="Arial"/>
+                <w:b w:val="false"/>
+                <w:bCs w:val="false"/>
+                <w:i w:val="false"/>
+                <w:iCs w:val="false"/>
+                <w:color w:val="2A2E38"/>
+                <w:sz w:val="17"/>
+                <w:szCs w:val="17"/>
+              </w:rPr>
+              <w:t xml:space="preserve">+5 %</w:t>
+            </w:r>
+          </w:p>
+        </w:tc>
+      </w:tr>
+      <w:tr>
+        <w:tc>
+          <w:tcPr>
+            <w:tcW w:type="dxa" w:w="2500"/>
+            <w:tcBorders>
+              <w:top w:val="single" w:color="D9D4CB" w:sz="4"/>
+              <w:left w:val="none" w:color="auto" w:sz="0"/>
+              <w:bottom w:val="single" w:color="D9D4CB" w:sz="4"/>
+              <w:right w:val="none" w:color="auto" w:sz="0"/>
+            </w:tcBorders>
+            <w:tcMar>
+              <w:top w:type="dxa" w:w="52"/>
+              <w:left w:type="dxa" w:w="100"/>
+              <w:bottom w:type="dxa" w:w="52"/>
+              <w:right w:type="dxa" w:w="100"/>
+            </w:tcMar>
+            <w:vAlign w:val="center"/>
+          </w:tcPr>
+          <w:p>
+            <w:pPr>
+              <w:spacing w:after="0" w:line="240" w:lineRule="auto"/>
+              <w:jc w:val="left"/>
+            </w:pPr>
+            <w:r>
+              <w:rPr>
+                <w:rFonts w:ascii="Arial" w:cs="Arial" w:eastAsia="Arial" w:hAnsi="Arial"/>
+                <w:b/>
+                <w:bCs/>
+                <w:i w:val="false"/>
+                <w:iCs w:val="false"/>
+                <w:color w:val="2A2E38"/>
+                <w:sz w:val="17"/>
+                <w:szCs w:val="17"/>
+              </w:rPr>
+              <w:t xml:space="preserve">от 100 м²</w:t>
+            </w:r>
+          </w:p>
+        </w:tc>
+        <w:tc>
+          <w:tcPr>
+            <w:tcW w:type="dxa" w:w="1300"/>
+            <w:tcBorders>
+              <w:top w:val="single" w:color="D9D4CB" w:sz="4"/>
+              <w:left w:val="none" w:color="auto" w:sz="0"/>
+              <w:bottom w:val="single" w:color="D9D4CB" w:sz="4"/>
+              <w:right w:val="none" w:color="auto" w:sz="0"/>
+            </w:tcBorders>
+            <w:tcMar>
+              <w:top w:type="dxa" w:w="52"/>
+              <w:left w:type="dxa" w:w="100"/>
+              <w:bottom w:type="dxa" w:w="52"/>
+              <w:right w:type="dxa" w:w="100"/>
+            </w:tcMar>
+            <w:vAlign w:val="center"/>
+          </w:tcPr>
+          <w:p>
+            <w:pPr>
+              <w:spacing w:after="0" w:line="240" w:lineRule="auto"/>
+              <w:jc w:val="center"/>
+            </w:pPr>
+            <w:r>
+              <w:rPr>
+                <w:rFonts w:ascii="Arial" w:cs="Arial" w:eastAsia="Arial" w:hAnsi="Arial"/>
+                <w:b w:val="false"/>
+                <w:bCs w:val="false"/>
+                <w:i w:val="false"/>
+                <w:iCs w:val="false"/>
+                <w:color w:val="2A2E38"/>
+                <w:sz w:val="17"/>
+                <w:szCs w:val="17"/>
+              </w:rPr>
+              <w:t xml:space="preserve">30</w:t>
+            </w:r>
+          </w:p>
+        </w:tc>
+        <w:tc>
+          <w:tcPr>
+            <w:tcW w:type="dxa" w:w="1800"/>
+            <w:tcBorders>
+              <w:top w:val="single" w:color="D9D4CB" w:sz="4"/>
+              <w:left w:val="none" w:color="auto" w:sz="0"/>
+              <w:bottom w:val="single" w:color="D9D4CB" w:sz="4"/>
+              <w:right w:val="none" w:color="auto" w:sz="0"/>
+            </w:tcBorders>
+            <w:tcMar>
+              <w:top w:type="dxa" w:w="52"/>
+              <w:left w:type="dxa" w:w="100"/>
+              <w:bottom w:type="dxa" w:w="52"/>
+              <w:right w:type="dxa" w:w="100"/>
+            </w:tcMar>
+            <w:vAlign w:val="center"/>
+          </w:tcPr>
+          <w:p>
+            <w:pPr>
+              <w:spacing w:after="0" w:line="240" w:lineRule="auto"/>
+              <w:jc w:val="center"/>
+            </w:pPr>
+            <w:r>
+              <w:rPr>
+                <w:rFonts w:ascii="Arial" w:cs="Arial" w:eastAsia="Arial" w:hAnsi="Arial"/>
+                <w:b w:val="false"/>
+                <w:bCs w:val="false"/>
+                <w:i w:val="false"/>
+                <w:iCs w:val="false"/>
+                <w:color w:val="2A2E38"/>
+                <w:sz w:val="17"/>
+                <w:szCs w:val="17"/>
+              </w:rPr>
+              <w:t xml:space="preserve">974 514</w:t>
+            </w:r>
+          </w:p>
+        </w:tc>
+        <w:tc>
+          <w:tcPr>
+            <w:tcW w:type="dxa" w:w="1300"/>
+            <w:tcBorders>
+              <w:top w:val="single" w:color="D9D4CB" w:sz="4"/>
+              <w:left w:val="none" w:color="auto" w:sz="0"/>
+              <w:bottom w:val="single" w:color="D9D4CB" w:sz="4"/>
+              <w:right w:val="none" w:color="auto" w:sz="0"/>
+            </w:tcBorders>
+            <w:tcMar>
+              <w:top w:type="dxa" w:w="52"/>
+              <w:left w:type="dxa" w:w="100"/>
+              <w:bottom w:type="dxa" w:w="52"/>
+              <w:right w:type="dxa" w:w="100"/>
+            </w:tcMar>
+            <w:vAlign w:val="center"/>
+          </w:tcPr>
+          <w:p>
+            <w:pPr>
+              <w:spacing w:after="0" w:line="240" w:lineRule="auto"/>
+              <w:jc w:val="center"/>
+            </w:pPr>
+            <w:r>
+              <w:rPr>
+                <w:rFonts w:ascii="Arial" w:cs="Arial" w:eastAsia="Arial" w:hAnsi="Arial"/>
+                <w:b w:val="false"/>
+                <w:bCs w:val="false"/>
+                <w:i w:val="false"/>
+                <w:iCs w:val="false"/>
+                <w:color w:val="2A2E38"/>
+                <w:sz w:val="17"/>
+                <w:szCs w:val="17"/>
+              </w:rPr>
+              <w:t xml:space="preserve">14</w:t>
+            </w:r>
+          </w:p>
+        </w:tc>
+        <w:tc>
+          <w:tcPr>
+            <w:tcW w:type="dxa" w:w="1800"/>
+            <w:tcBorders>
+              <w:top w:val="single" w:color="D9D4CB" w:sz="4"/>
+              <w:left w:val="none" w:color="auto" w:sz="0"/>
+              <w:bottom w:val="single" w:color="D9D4CB" w:sz="4"/>
+              <w:right w:val="none" w:color="auto" w:sz="0"/>
+            </w:tcBorders>
+            <w:tcMar>
+              <w:top w:type="dxa" w:w="52"/>
+              <w:left w:type="dxa" w:w="100"/>
+              <w:bottom w:type="dxa" w:w="52"/>
+              <w:right w:type="dxa" w:w="100"/>
+            </w:tcMar>
+            <w:vAlign w:val="center"/>
+          </w:tcPr>
+          <w:p>
+            <w:pPr>
+              <w:spacing w:after="0" w:line="240" w:lineRule="auto"/>
+              <w:jc w:val="center"/>
+            </w:pPr>
+            <w:r>
+              <w:rPr>
+                <w:rFonts w:ascii="Arial" w:cs="Arial" w:eastAsia="Arial" w:hAnsi="Arial"/>
+                <w:b w:val="false"/>
+                <w:bCs w:val="false"/>
+                <w:i w:val="false"/>
+                <w:iCs w:val="false"/>
+                <w:color w:val="2A2E38"/>
+                <w:sz w:val="17"/>
+                <w:szCs w:val="17"/>
+              </w:rPr>
+              <w:t xml:space="preserve">750 513</w:t>
+            </w:r>
+          </w:p>
+        </w:tc>
+        <w:tc>
+          <w:tcPr>
+            <w:tcW w:type="dxa" w:w="938"/>
+            <w:tcBorders>
+              <w:top w:val="single" w:color="D9D4CB" w:sz="4"/>
+              <w:left w:val="none" w:color="auto" w:sz="0"/>
+              <w:bottom w:val="single" w:color="D9D4CB" w:sz="4"/>
+              <w:right w:val="none" w:color="auto" w:sz="0"/>
+            </w:tcBorders>
+            <w:tcMar>
+              <w:top w:type="dxa" w:w="52"/>
+              <w:left w:type="dxa" w:w="100"/>
+              <w:bottom w:type="dxa" w:w="52"/>
+              <w:right w:type="dxa" w:w="100"/>
+            </w:tcMar>
+            <w:vAlign w:val="center"/>
+          </w:tcPr>
+          <w:p>
+            <w:pPr>
+              <w:spacing w:after="0" w:line="240" w:lineRule="auto"/>
+              <w:jc w:val="center"/>
+            </w:pPr>
+            <w:r>
+              <w:rPr>
+                <w:rFonts w:ascii="Arial" w:cs="Arial" w:eastAsia="Arial" w:hAnsi="Arial"/>
+                <w:b w:val="false"/>
+                <w:bCs w:val="false"/>
+                <w:i w:val="false"/>
+                <w:iCs w:val="false"/>
+                <w:color w:val="2A2E38"/>
+                <w:sz w:val="17"/>
+                <w:szCs w:val="17"/>
+              </w:rPr>
+              <w:t xml:space="preserve">+30 %</w:t>
+            </w:r>
+          </w:p>
+        </w:tc>
+      </w:tr>
+    </w:tbl>
+    <w:p>
+      <w:pPr>
+        <w:spacing w:after="32"/>
+      </w:pPr>
+      <w:r>
+        <w:rPr>
+          <w:rFonts w:ascii="Arial" w:cs="Arial" w:eastAsia="Arial" w:hAnsi="Arial"/>
+          <w:b w:val="false"/>
+          <w:bCs w:val="false"/>
+          <w:i w:val="false"/>
+          <w:iCs w:val="false"/>
+          <w:color w:val="2A2E38"/>
+          <w:sz w:val="19"/>
+          <w:szCs w:val="19"/>
+        </w:rPr>
+        <w:t xml:space="preserve"/>
+      </w:r>
+    </w:p>
+    <w:p>
+      <w:pPr>
+        <w:spacing w:after="60" w:line="230" w:lineRule="auto"/>
+        <w:ind w:right="1560"/>
+      </w:pPr>
+      <w:r>
+        <w:rPr>
+          <w:rFonts w:ascii="Arial" w:cs="Arial" w:eastAsia="Arial" w:hAnsi="Arial"/>
+          <w:b w:val="false"/>
+          <w:bCs w:val="false"/>
+          <w:i w:val="false"/>
+          <w:iCs w:val="false"/>
+          <w:color w:val="70788A"/>
+          <w:sz w:val="15"/>
+          <w:szCs w:val="15"/>
+        </w:rPr>
+        <w:t xml:space="preserve">Срез сквозной по всем домам выборки, поэтому в нём смешаны разные адреса. Надбавка видна во всех трёх группах, но точная величина по-прежнему считается по парам внутри одного дома.</w:t>
+      </w:r>
+    </w:p>
+    <w:p>
+      <w:pPr>
+        <w:keepNext/>
+        <w:keepLines/>
+        <w:pageBreakBefore/>
+        <w:pBdr>
+          <w:bottom w:val="single" w:color="A9762F" w:sz="10" w:space="8"/>
+        </w:pBdr>
+        <w:spacing w:after="160"/>
+      </w:pPr>
+      <w:r>
+        <w:rPr>
+          <w:rFonts w:ascii="Georgia" w:cs="Georgia" w:eastAsia="Georgia" w:hAnsi="Georgia"/>
+          <w:b/>
+          <w:bCs/>
+          <w:i w:val="false"/>
+          <w:iCs w:val="false"/>
+          <w:color w:val="1F2A44"/>
+          <w:sz w:val="36"/>
+          <w:szCs w:val="36"/>
+        </w:rPr>
+        <w:t xml:space="preserve">Какие ремонты продаются рядом</w:t>
+      </w:r>
+    </w:p>
+    <w:p>
+      <w:pPr>
+        <w:spacing w:after="190" w:line="258" w:lineRule="auto"/>
+        <w:ind w:right="1560"/>
+      </w:pPr>
+      <w:r>
+        <w:rPr>
+          <w:rFonts w:ascii="Arial" w:cs="Arial" w:eastAsia="Arial" w:hAnsi="Arial"/>
+          <w:b w:val="false"/>
+          <w:bCs w:val="false"/>
+          <w:i w:val="false"/>
+          <w:iCs w:val="false"/>
+          <w:color w:val="2A2E38"/>
+          <w:sz w:val="19"/>
+          <w:szCs w:val="19"/>
+        </w:rPr>
+        <w:t xml:space="preserve">Восемнадцать квартир с дизайнерским ремонтом, которые прямо сейчас продаются в готовых домах вокруг участка. Это тот уровень отделки, к которому придётся приводить квартиру в «МИГе», и та цена, по которой такая квартира уходит на рынке.</w:t>
+      </w:r>
+    </w:p>
+    <w:tbl>
+      <w:tblPr>
+        <w:tblW w:type="dxa" w:w="9519"/>
+        <w:tblBorders>
+          <w:top w:val="single" w:color="auto" w:sz="4"/>
+          <w:left w:val="single" w:color="auto" w:sz="4"/>
+          <w:bottom w:val="single" w:color="auto" w:sz="4"/>
+          <w:right w:val="single" w:color="auto" w:sz="4"/>
+          <w:insideH w:val="single" w:color="auto" w:sz="4"/>
+          <w:insideV w:val="single" w:color="auto" w:sz="4"/>
+        </w:tblBorders>
+      </w:tblPr>
+      <w:tblGrid>
+        <w:gridCol w:w="3173"/>
+        <w:gridCol w:w="3173"/>
+        <w:gridCol w:w="3173"/>
+      </w:tblGrid>
+      <w:tr>
+        <w:trPr>
+          <w:cantSplit/>
+        </w:trPr>
+        <w:tc>
+          <w:tcPr>
+            <w:tcW w:type="dxa" w:w="3173"/>
+            <w:tcBorders>
+              <w:top w:val="none" w:color="auto" w:sz="0"/>
+              <w:left w:val="none" w:color="auto" w:sz="0"/>
+              <w:bottom w:val="none" w:color="auto" w:sz="0"/>
+              <w:right w:val="none" w:color="auto" w:sz="0"/>
+            </w:tcBorders>
+            <w:tcMar>
+              <w:top w:type="dxa" w:w="0"/>
+              <w:left w:type="dxa" w:w="0"/>
+              <w:bottom w:type="dxa" w:w="0"/>
+              <w:right w:type="dxa" w:w="90"/>
+            </w:tcMar>
+          </w:tcPr>
+          <w:p>
+            <w:pPr>
+              <w:spacing w:after="46"/>
+            </w:pPr>
+            <w:r>
+              <w:drawing>
+                <wp:inline distT="0" distB="0" distL="0" distR="0">
+                  <wp:extent cx="1895475" cy="1266825"/>
+                  <wp:effectExtent t="0" r="0" b="0" l="0"/>
+                  <wp:docPr id="1" name="" descr="" title=""/>
+                  <wp:cNvGraphicFramePr>
+                    <a:graphicFrameLocks xmlns:a="http://schemas.openxmlformats.org/drawingml/2006/main" noChangeAspect="1"/>
+                  </wp:cNvGraphicFramePr>
+                  <a:graphic xmlns:a="http://schemas.openxmlformats.org/drawingml/2006/main">
+                    <a:graphicData uri="http://schemas.openxmlformats.org/drawingml/2006/picture">
+                      <pic:pic xmlns:pic="http://schemas.openxmlformats.org/drawingml/2006/picture">
+                        <pic:nvPicPr>
+                          <pic:cNvPr id="0" name="" descr=""/>
+                          <pic:cNvPicPr>
+                            <a:picLocks noChangeAspect="1" noChangeArrowheads="1"/>
+                          </pic:cNvPicPr>
+                        </pic:nvPicPr>
+                        <pic:blipFill>
+                          <a:blip r:embed="rId21" cstate="none"/>
+                          <a:srcRect/>
+                          <a:stretch>
+                            <a:fillRect/>
+                          </a:stretch>
+                        </pic:blipFill>
+                        <pic:spPr bwMode="auto">
+                          <a:xfrm>
+                            <a:off x="0" y="0"/>
+                            <a:ext cx="1895475" cy="1266825"/>
+                          </a:xfrm>
+                          <a:prstGeom prst="rect">
+                            <a:avLst/>
+                          </a:prstGeom>
+                        </pic:spPr>
+                      </pic:pic>
+                    </a:graphicData>
+                  </a:graphic>
+                </wp:inline>
+              </w:drawing>
+            </w:r>
+          </w:p>
+          <w:p>
+            <w:pPr>
+              <w:spacing w:after="18" w:line="212" w:lineRule="auto"/>
+            </w:pPr>
+            <w:r>
+              <w:rPr>
+                <w:rFonts w:ascii="Arial" w:cs="Arial" w:eastAsia="Arial" w:hAnsi="Arial"/>
+                <w:b/>
+                <w:bCs/>
+                <w:i w:val="false"/>
+                <w:iCs w:val="false"/>
+                <w:color w:val="1F2A44"/>
+                <w:sz w:val="17"/>
+                <w:szCs w:val="17"/>
+              </w:rPr>
+              <w:t xml:space="preserve">Прайм Парк</w:t>
+            </w:r>
+          </w:p>
+          <w:p>
+            <w:pPr>
+              <w:spacing w:after="26" w:line="206" w:lineRule="auto"/>
+            </w:pPr>
+            <w:r>
+              <w:rPr>
+                <w:rFonts w:ascii="Arial" w:cs="Arial" w:eastAsia="Arial" w:hAnsi="Arial"/>
+                <w:b w:val="false"/>
+                <w:bCs w:val="false"/>
+                <w:i w:val="false"/>
+                <w:iCs w:val="false"/>
+                <w:color w:val="70788A"/>
+                <w:sz w:val="14"/>
+                <w:szCs w:val="14"/>
+              </w:rPr>
+              <w:t xml:space="preserve">72,8 м²  ·  этаж 27 из 41</w:t>
+            </w:r>
+          </w:p>
+          <w:p>
+            <w:pPr>
+              <w:spacing w:after="14" w:line="212" w:lineRule="auto"/>
+            </w:pPr>
+            <w:r>
+              <w:rPr>
+                <w:rFonts w:ascii="Arial" w:cs="Arial" w:eastAsia="Arial" w:hAnsi="Arial"/>
+                <w:b/>
+                <w:bCs/>
+                <w:i w:val="false"/>
+                <w:iCs w:val="false"/>
+                <w:color w:val="1F2A44"/>
+                <w:sz w:val="19"/>
+                <w:szCs w:val="19"/>
+              </w:rPr>
+              <w:t xml:space="preserve">90,0 млн ₽</w:t>
+            </w:r>
+          </w:p>
+          <w:p>
+            <w:pPr>
+              <w:spacing w:after="16" w:line="206" w:lineRule="auto"/>
+            </w:pPr>
+            <w:r>
+              <w:rPr>
+                <w:rFonts w:ascii="Arial" w:cs="Arial" w:eastAsia="Arial" w:hAnsi="Arial"/>
+                <w:b w:val="false"/>
+                <w:bCs w:val="false"/>
+                <w:i w:val="false"/>
+                <w:iCs w:val="false"/>
+                <w:color w:val="A9762F"/>
+                <w:sz w:val="14"/>
+                <w:szCs w:val="14"/>
+              </w:rPr>
+              <w:t xml:space="preserve">1 236 264 ₽ за м²</w:t>
+            </w:r>
+          </w:p>
+          <w:p>
+            <w:pPr>
+              <w:spacing w:after="0" w:line="200" w:lineRule="auto"/>
+            </w:pPr>
+            <w:hyperlink w:history="1" r:id="rIdwdriblowytsvcynf_ylme">
+              <w:r>
+                <w:rPr>
+                  <w:rFonts w:ascii="Arial" w:cs="Arial" w:eastAsia="Arial" w:hAnsi="Arial"/>
+                  <w:b w:val="false"/>
+                  <w:bCs w:val="false"/>
+                  <w:i w:val="false"/>
+                  <w:iCs w:val="false"/>
+                  <w:color w:val="2C5FA8"/>
+                  <w:sz w:val="13"/>
+                  <w:szCs w:val="13"/>
+                </w:rPr>
+                <w:t xml:space="preserve">Объявление →</w:t>
+              </w:r>
+            </w:hyperlink>
+          </w:p>
+        </w:tc>
+        <w:tc>
+          <w:tcPr>
+            <w:tcW w:type="dxa" w:w="3173"/>
+            <w:tcBorders>
+              <w:top w:val="none" w:color="auto" w:sz="0"/>
+              <w:left w:val="none" w:color="auto" w:sz="0"/>
+              <w:bottom w:val="none" w:color="auto" w:sz="0"/>
+              <w:right w:val="none" w:color="auto" w:sz="0"/>
+            </w:tcBorders>
+            <w:tcMar>
+              <w:top w:type="dxa" w:w="0"/>
+              <w:left w:type="dxa" w:w="90"/>
+              <w:bottom w:type="dxa" w:w="0"/>
+              <w:right w:type="dxa" w:w="90"/>
+            </w:tcMar>
+          </w:tcPr>
+          <w:p>
+            <w:pPr>
+              <w:spacing w:after="46"/>
+            </w:pPr>
+            <w:r>
+              <w:drawing>
+                <wp:inline distT="0" distB="0" distL="0" distR="0">
+                  <wp:extent cx="1895475" cy="1266825"/>
+                  <wp:effectExtent t="0" r="0" b="0" l="0"/>
+                  <wp:docPr id="1" name="" descr="" title=""/>
+                  <wp:cNvGraphicFramePr>
+                    <a:graphicFrameLocks xmlns:a="http://schemas.openxmlformats.org/drawingml/2006/main" noChangeAspect="1"/>
+                  </wp:cNvGraphicFramePr>
+                  <a:graphic xmlns:a="http://schemas.openxmlformats.org/drawingml/2006/main">
+                    <a:graphicData uri="http://schemas.openxmlformats.org/drawingml/2006/picture">
+                      <pic:pic xmlns:pic="http://schemas.openxmlformats.org/drawingml/2006/picture">
+                        <pic:nvPicPr>
+                          <pic:cNvPr id="0" name="" descr=""/>
+                          <pic:cNvPicPr>
+                            <a:picLocks noChangeAspect="1" noChangeArrowheads="1"/>
+                          </pic:cNvPicPr>
+                        </pic:nvPicPr>
+                        <pic:blipFill>
+                          <a:blip r:embed="rId22" cstate="none"/>
+                          <a:srcRect/>
+                          <a:stretch>
+                            <a:fillRect/>
+                          </a:stretch>
+                        </pic:blipFill>
+                        <pic:spPr bwMode="auto">
+                          <a:xfrm>
+                            <a:off x="0" y="0"/>
+                            <a:ext cx="1895475" cy="1266825"/>
+                          </a:xfrm>
+                          <a:prstGeom prst="rect">
+                            <a:avLst/>
+                          </a:prstGeom>
+                        </pic:spPr>
+                      </pic:pic>
+                    </a:graphicData>
+                  </a:graphic>
+                </wp:inline>
+              </w:drawing>
+            </w:r>
+          </w:p>
+          <w:p>
+            <w:pPr>
+              <w:spacing w:after="18" w:line="212" w:lineRule="auto"/>
+            </w:pPr>
+            <w:r>
+              <w:rPr>
+                <w:rFonts w:ascii="Arial" w:cs="Arial" w:eastAsia="Arial" w:hAnsi="Arial"/>
+                <w:b/>
+                <w:bCs/>
+                <w:i w:val="false"/>
+                <w:iCs w:val="false"/>
+                <w:color w:val="1F2A44"/>
+                <w:sz w:val="17"/>
+                <w:szCs w:val="17"/>
+              </w:rPr>
+              <w:t xml:space="preserve">Прайм Парк</w:t>
+            </w:r>
+          </w:p>
+          <w:p>
+            <w:pPr>
+              <w:spacing w:after="26" w:line="206" w:lineRule="auto"/>
+            </w:pPr>
+            <w:r>
+              <w:rPr>
+                <w:rFonts w:ascii="Arial" w:cs="Arial" w:eastAsia="Arial" w:hAnsi="Arial"/>
+                <w:b w:val="false"/>
+                <w:bCs w:val="false"/>
+                <w:i w:val="false"/>
+                <w:iCs w:val="false"/>
+                <w:color w:val="70788A"/>
+                <w:sz w:val="14"/>
+                <w:szCs w:val="14"/>
+              </w:rPr>
+              <w:t xml:space="preserve">138,0 м²  ·  этаж 25 из 41</w:t>
+            </w:r>
+          </w:p>
+          <w:p>
+            <w:pPr>
+              <w:spacing w:after="14" w:line="212" w:lineRule="auto"/>
+            </w:pPr>
+            <w:r>
+              <w:rPr>
+                <w:rFonts w:ascii="Arial" w:cs="Arial" w:eastAsia="Arial" w:hAnsi="Arial"/>
+                <w:b/>
+                <w:bCs/>
+                <w:i w:val="false"/>
+                <w:iCs w:val="false"/>
+                <w:color w:val="1F2A44"/>
+                <w:sz w:val="19"/>
+                <w:szCs w:val="19"/>
+              </w:rPr>
+              <w:t xml:space="preserve">169,5 млн ₽</w:t>
+            </w:r>
+          </w:p>
+          <w:p>
+            <w:pPr>
+              <w:spacing w:after="16" w:line="206" w:lineRule="auto"/>
+            </w:pPr>
+            <w:r>
+              <w:rPr>
+                <w:rFonts w:ascii="Arial" w:cs="Arial" w:eastAsia="Arial" w:hAnsi="Arial"/>
+                <w:b w:val="false"/>
+                <w:bCs w:val="false"/>
+                <w:i w:val="false"/>
+                <w:iCs w:val="false"/>
+                <w:color w:val="A9762F"/>
+                <w:sz w:val="14"/>
+                <w:szCs w:val="14"/>
+              </w:rPr>
+              <w:t xml:space="preserve">1 228 261 ₽ за м²</w:t>
+            </w:r>
+          </w:p>
+          <w:p>
+            <w:pPr>
+              <w:spacing w:after="0" w:line="200" w:lineRule="auto"/>
+            </w:pPr>
+            <w:hyperlink w:history="1" r:id="rIdheuytxcdw-v9dq512zoee">
+              <w:r>
+                <w:rPr>
+                  <w:rFonts w:ascii="Arial" w:cs="Arial" w:eastAsia="Arial" w:hAnsi="Arial"/>
+                  <w:b w:val="false"/>
+                  <w:bCs w:val="false"/>
+                  <w:i w:val="false"/>
+                  <w:iCs w:val="false"/>
+                  <w:color w:val="2C5FA8"/>
+                  <w:sz w:val="13"/>
+                  <w:szCs w:val="13"/>
+                </w:rPr>
+                <w:t xml:space="preserve">Объявление →</w:t>
+              </w:r>
+            </w:hyperlink>
+          </w:p>
+        </w:tc>
+        <w:tc>
+          <w:tcPr>
+            <w:tcW w:type="dxa" w:w="3173"/>
+            <w:tcBorders>
+              <w:top w:val="none" w:color="auto" w:sz="0"/>
+              <w:left w:val="none" w:color="auto" w:sz="0"/>
+              <w:bottom w:val="none" w:color="auto" w:sz="0"/>
+              <w:right w:val="none" w:color="auto" w:sz="0"/>
+            </w:tcBorders>
+            <w:tcMar>
+              <w:top w:type="dxa" w:w="0"/>
+              <w:left w:type="dxa" w:w="90"/>
+              <w:bottom w:type="dxa" w:w="0"/>
+              <w:right w:type="dxa" w:w="0"/>
+            </w:tcMar>
+          </w:tcPr>
+          <w:p>
+            <w:pPr>
+              <w:spacing w:after="46"/>
+            </w:pPr>
+            <w:r>
+              <w:drawing>
+                <wp:inline distT="0" distB="0" distL="0" distR="0">
+                  <wp:extent cx="1895475" cy="1266825"/>
+                  <wp:effectExtent t="0" r="0" b="0" l="0"/>
+                  <wp:docPr id="1" name="" descr="" title=""/>
+                  <wp:cNvGraphicFramePr>
+                    <a:graphicFrameLocks xmlns:a="http://schemas.openxmlformats.org/drawingml/2006/main" noChangeAspect="1"/>
+                  </wp:cNvGraphicFramePr>
+                  <a:graphic xmlns:a="http://schemas.openxmlformats.org/drawingml/2006/main">
+                    <a:graphicData uri="http://schemas.openxmlformats.org/drawingml/2006/picture">
+                      <pic:pic xmlns:pic="http://schemas.openxmlformats.org/drawingml/2006/picture">
+                        <pic:nvPicPr>
+                          <pic:cNvPr id="0" name="" descr=""/>
+                          <pic:cNvPicPr>
+                            <a:picLocks noChangeAspect="1" noChangeArrowheads="1"/>
+                          </pic:cNvPicPr>
+                        </pic:nvPicPr>
+                        <pic:blipFill>
+                          <a:blip r:embed="rId23" cstate="none"/>
+                          <a:srcRect/>
+                          <a:stretch>
+                            <a:fillRect/>
+                          </a:stretch>
+                        </pic:blipFill>
+                        <pic:spPr bwMode="auto">
+                          <a:xfrm>
+                            <a:off x="0" y="0"/>
+                            <a:ext cx="1895475" cy="1266825"/>
+                          </a:xfrm>
+                          <a:prstGeom prst="rect">
+                            <a:avLst/>
+                          </a:prstGeom>
+                        </pic:spPr>
+                      </pic:pic>
+                    </a:graphicData>
+                  </a:graphic>
+                </wp:inline>
+              </w:drawing>
+            </w:r>
+          </w:p>
+          <w:p>
+            <w:pPr>
+              <w:spacing w:after="18" w:line="212" w:lineRule="auto"/>
+            </w:pPr>
+            <w:r>
+              <w:rPr>
+                <w:rFonts w:ascii="Arial" w:cs="Arial" w:eastAsia="Arial" w:hAnsi="Arial"/>
+                <w:b/>
+                <w:bCs/>
+                <w:i w:val="false"/>
+                <w:iCs w:val="false"/>
+                <w:color w:val="1F2A44"/>
+                <w:sz w:val="17"/>
+                <w:szCs w:val="17"/>
+              </w:rPr>
+              <w:t xml:space="preserve">Прайм Парк</w:t>
+            </w:r>
+          </w:p>
+          <w:p>
+            <w:pPr>
+              <w:spacing w:after="26" w:line="206" w:lineRule="auto"/>
+            </w:pPr>
+            <w:r>
+              <w:rPr>
+                <w:rFonts w:ascii="Arial" w:cs="Arial" w:eastAsia="Arial" w:hAnsi="Arial"/>
+                <w:b w:val="false"/>
+                <w:bCs w:val="false"/>
+                <w:i w:val="false"/>
+                <w:iCs w:val="false"/>
+                <w:color w:val="70788A"/>
+                <w:sz w:val="14"/>
+                <w:szCs w:val="14"/>
+              </w:rPr>
+              <w:t xml:space="preserve">138,2 м²  ·  этаж 36 из 41</w:t>
+            </w:r>
+          </w:p>
+          <w:p>
+            <w:pPr>
+              <w:spacing w:after="14" w:line="212" w:lineRule="auto"/>
+            </w:pPr>
+            <w:r>
+              <w:rPr>
+                <w:rFonts w:ascii="Arial" w:cs="Arial" w:eastAsia="Arial" w:hAnsi="Arial"/>
+                <w:b/>
+                <w:bCs/>
+                <w:i w:val="false"/>
+                <w:iCs w:val="false"/>
+                <w:color w:val="1F2A44"/>
+                <w:sz w:val="19"/>
+                <w:szCs w:val="19"/>
+              </w:rPr>
+              <w:t xml:space="preserve">169,5 млн ₽</w:t>
+            </w:r>
+          </w:p>
+          <w:p>
+            <w:pPr>
+              <w:spacing w:after="16" w:line="206" w:lineRule="auto"/>
+            </w:pPr>
+            <w:r>
+              <w:rPr>
+                <w:rFonts w:ascii="Arial" w:cs="Arial" w:eastAsia="Arial" w:hAnsi="Arial"/>
+                <w:b w:val="false"/>
+                <w:bCs w:val="false"/>
+                <w:i w:val="false"/>
+                <w:iCs w:val="false"/>
+                <w:color w:val="A9762F"/>
+                <w:sz w:val="14"/>
+                <w:szCs w:val="14"/>
+              </w:rPr>
+              <w:t xml:space="preserve">1 226 483 ₽ за м²</w:t>
+            </w:r>
+          </w:p>
+          <w:p>
+            <w:pPr>
+              <w:spacing w:after="0" w:line="200" w:lineRule="auto"/>
+            </w:pPr>
+            <w:hyperlink w:history="1" r:id="rId6bisesy6bmpdgakufqxtg">
+              <w:r>
+                <w:rPr>
+                  <w:rFonts w:ascii="Arial" w:cs="Arial" w:eastAsia="Arial" w:hAnsi="Arial"/>
+                  <w:b w:val="false"/>
+                  <w:bCs w:val="false"/>
+                  <w:i w:val="false"/>
+                  <w:iCs w:val="false"/>
+                  <w:color w:val="2C5FA8"/>
+                  <w:sz w:val="13"/>
+                  <w:szCs w:val="13"/>
+                </w:rPr>
+                <w:t xml:space="preserve">Объявление →</w:t>
+              </w:r>
+            </w:hyperlink>
+          </w:p>
+        </w:tc>
+      </w:tr>
+      <w:tr>
+        <w:trPr>
+          <w:cantSplit/>
+        </w:trPr>
+        <w:tc>
+          <w:tcPr>
+            <w:tcW w:type="dxa" w:w="3173"/>
+            <w:tcBorders>
+              <w:top w:val="none" w:color="auto" w:sz="0"/>
+              <w:left w:val="none" w:color="auto" w:sz="0"/>
+              <w:bottom w:val="none" w:color="auto" w:sz="0"/>
+              <w:right w:val="none" w:color="auto" w:sz="0"/>
+            </w:tcBorders>
+          </w:tcPr>
+          <w:p>
+            <w:pPr>
+              <w:spacing w:after="0" w:line="190" w:lineRule="auto"/>
+            </w:pPr>
+            <w:r>
+              <w:rPr>
+                <w:rFonts w:ascii="Arial" w:cs="Arial" w:eastAsia="Arial" w:hAnsi="Arial"/>
+                <w:b w:val="false"/>
+                <w:bCs w:val="false"/>
+                <w:i w:val="false"/>
+                <w:iCs w:val="false"/>
+                <w:color w:val="2A2E38"/>
+                <w:sz w:val="19"/>
+                <w:szCs w:val="19"/>
+              </w:rPr>
+              <w:t xml:space="preserve"/>
+            </w:r>
+          </w:p>
+        </w:tc>
+        <w:tc>
+          <w:tcPr>
+            <w:tcW w:type="dxa" w:w="3173"/>
+            <w:tcBorders>
+              <w:top w:val="none" w:color="auto" w:sz="0"/>
+              <w:left w:val="none" w:color="auto" w:sz="0"/>
+              <w:bottom w:val="none" w:color="auto" w:sz="0"/>
+              <w:right w:val="none" w:color="auto" w:sz="0"/>
+            </w:tcBorders>
+          </w:tcPr>
+          <w:p>
+            <w:pPr>
+              <w:spacing w:after="0" w:line="190" w:lineRule="auto"/>
+            </w:pPr>
+            <w:r>
+              <w:rPr>
+                <w:rFonts w:ascii="Arial" w:cs="Arial" w:eastAsia="Arial" w:hAnsi="Arial"/>
+                <w:b w:val="false"/>
+                <w:bCs w:val="false"/>
+                <w:i w:val="false"/>
+                <w:iCs w:val="false"/>
+                <w:color w:val="2A2E38"/>
+                <w:sz w:val="19"/>
+                <w:szCs w:val="19"/>
+              </w:rPr>
+              <w:t xml:space="preserve"/>
+            </w:r>
+          </w:p>
+        </w:tc>
+        <w:tc>
+          <w:tcPr>
+            <w:tcW w:type="dxa" w:w="3173"/>
+            <w:tcBorders>
+              <w:top w:val="none" w:color="auto" w:sz="0"/>
+              <w:left w:val="none" w:color="auto" w:sz="0"/>
+              <w:bottom w:val="none" w:color="auto" w:sz="0"/>
+              <w:right w:val="none" w:color="auto" w:sz="0"/>
+            </w:tcBorders>
+          </w:tcPr>
+          <w:p>
+            <w:pPr>
+              <w:spacing w:after="0" w:line="190" w:lineRule="auto"/>
+            </w:pPr>
+            <w:r>
+              <w:rPr>
+                <w:rFonts w:ascii="Arial" w:cs="Arial" w:eastAsia="Arial" w:hAnsi="Arial"/>
+                <w:b w:val="false"/>
+                <w:bCs w:val="false"/>
+                <w:i w:val="false"/>
+                <w:iCs w:val="false"/>
+                <w:color w:val="2A2E38"/>
+                <w:sz w:val="19"/>
+                <w:szCs w:val="19"/>
+              </w:rPr>
+              <w:t xml:space="preserve"/>
+            </w:r>
+          </w:p>
+        </w:tc>
+      </w:tr>
+      <w:tr>
+        <w:trPr>
+          <w:cantSplit/>
+        </w:trPr>
+        <w:tc>
+          <w:tcPr>
+            <w:tcW w:type="dxa" w:w="3173"/>
+            <w:tcBorders>
+              <w:top w:val="none" w:color="auto" w:sz="0"/>
+              <w:left w:val="none" w:color="auto" w:sz="0"/>
+              <w:bottom w:val="none" w:color="auto" w:sz="0"/>
+              <w:right w:val="none" w:color="auto" w:sz="0"/>
+            </w:tcBorders>
+            <w:tcMar>
+              <w:top w:type="dxa" w:w="0"/>
+              <w:left w:type="dxa" w:w="0"/>
+              <w:bottom w:type="dxa" w:w="0"/>
+              <w:right w:type="dxa" w:w="90"/>
+            </w:tcMar>
+          </w:tcPr>
+          <w:p>
+            <w:pPr>
+              <w:spacing w:after="46"/>
+            </w:pPr>
+            <w:r>
+              <w:drawing>
+                <wp:inline distT="0" distB="0" distL="0" distR="0">
+                  <wp:extent cx="1895475" cy="1266825"/>
+                  <wp:effectExtent t="0" r="0" b="0" l="0"/>
+                  <wp:docPr id="1" name="" descr="" title=""/>
+                  <wp:cNvGraphicFramePr>
+                    <a:graphicFrameLocks xmlns:a="http://schemas.openxmlformats.org/drawingml/2006/main" noChangeAspect="1"/>
+                  </wp:cNvGraphicFramePr>
+                  <a:graphic xmlns:a="http://schemas.openxmlformats.org/drawingml/2006/main">
+                    <a:graphicData uri="http://schemas.openxmlformats.org/drawingml/2006/picture">
+                      <pic:pic xmlns:pic="http://schemas.openxmlformats.org/drawingml/2006/picture">
+                        <pic:nvPicPr>
+                          <pic:cNvPr id="0" name="" descr=""/>
+                          <pic:cNvPicPr>
+                            <a:picLocks noChangeAspect="1" noChangeArrowheads="1"/>
+                          </pic:cNvPicPr>
+                        </pic:nvPicPr>
+                        <pic:blipFill>
+                          <a:blip r:embed="rId24" cstate="none"/>
+                          <a:srcRect/>
+                          <a:stretch>
+                            <a:fillRect/>
+                          </a:stretch>
+                        </pic:blipFill>
+                        <pic:spPr bwMode="auto">
+                          <a:xfrm>
+                            <a:off x="0" y="0"/>
+                            <a:ext cx="1895475" cy="1266825"/>
+                          </a:xfrm>
+                          <a:prstGeom prst="rect">
+                            <a:avLst/>
+                          </a:prstGeom>
+                        </pic:spPr>
+                      </pic:pic>
+                    </a:graphicData>
+                  </a:graphic>
+                </wp:inline>
+              </w:drawing>
+            </w:r>
+          </w:p>
+          <w:p>
+            <w:pPr>
+              <w:spacing w:after="18" w:line="212" w:lineRule="auto"/>
+            </w:pPr>
+            <w:r>
+              <w:rPr>
+                <w:rFonts w:ascii="Arial" w:cs="Arial" w:eastAsia="Arial" w:hAnsi="Arial"/>
+                <w:b/>
+                <w:bCs/>
+                <w:i w:val="false"/>
+                <w:iCs w:val="false"/>
+                <w:color w:val="1F2A44"/>
+                <w:sz w:val="17"/>
+                <w:szCs w:val="17"/>
+              </w:rPr>
+              <w:t xml:space="preserve">Прайм Парк</w:t>
+            </w:r>
+          </w:p>
+          <w:p>
+            <w:pPr>
+              <w:spacing w:after="26" w:line="206" w:lineRule="auto"/>
+            </w:pPr>
+            <w:r>
+              <w:rPr>
+                <w:rFonts w:ascii="Arial" w:cs="Arial" w:eastAsia="Arial" w:hAnsi="Arial"/>
+                <w:b w:val="false"/>
+                <w:bCs w:val="false"/>
+                <w:i w:val="false"/>
+                <w:iCs w:val="false"/>
+                <w:color w:val="70788A"/>
+                <w:sz w:val="14"/>
+                <w:szCs w:val="14"/>
+              </w:rPr>
+              <w:t xml:space="preserve">136,0 м²  ·  этаж 23 из 41</w:t>
+            </w:r>
+          </w:p>
+          <w:p>
+            <w:pPr>
+              <w:spacing w:after="14" w:line="212" w:lineRule="auto"/>
+            </w:pPr>
+            <w:r>
+              <w:rPr>
+                <w:rFonts w:ascii="Arial" w:cs="Arial" w:eastAsia="Arial" w:hAnsi="Arial"/>
+                <w:b/>
+                <w:bCs/>
+                <w:i w:val="false"/>
+                <w:iCs w:val="false"/>
+                <w:color w:val="1F2A44"/>
+                <w:sz w:val="19"/>
+                <w:szCs w:val="19"/>
+              </w:rPr>
+              <w:t xml:space="preserve">163,0 млн ₽</w:t>
+            </w:r>
+          </w:p>
+          <w:p>
+            <w:pPr>
+              <w:spacing w:after="16" w:line="206" w:lineRule="auto"/>
+            </w:pPr>
+            <w:r>
+              <w:rPr>
+                <w:rFonts w:ascii="Arial" w:cs="Arial" w:eastAsia="Arial" w:hAnsi="Arial"/>
+                <w:b w:val="false"/>
+                <w:bCs w:val="false"/>
+                <w:i w:val="false"/>
+                <w:iCs w:val="false"/>
+                <w:color w:val="A9762F"/>
+                <w:sz w:val="14"/>
+                <w:szCs w:val="14"/>
+              </w:rPr>
+              <w:t xml:space="preserve">1 198 529 ₽ за м²</w:t>
+            </w:r>
+          </w:p>
+          <w:p>
+            <w:pPr>
+              <w:spacing w:after="0" w:line="200" w:lineRule="auto"/>
+            </w:pPr>
+            <w:hyperlink w:history="1" r:id="rIdpjxfca6tdcncircthrioy">
+              <w:r>
+                <w:rPr>
+                  <w:rFonts w:ascii="Arial" w:cs="Arial" w:eastAsia="Arial" w:hAnsi="Arial"/>
+                  <w:b w:val="false"/>
+                  <w:bCs w:val="false"/>
+                  <w:i w:val="false"/>
+                  <w:iCs w:val="false"/>
+                  <w:color w:val="2C5FA8"/>
+                  <w:sz w:val="13"/>
+                  <w:szCs w:val="13"/>
+                </w:rPr>
+                <w:t xml:space="preserve">Объявление →</w:t>
+              </w:r>
+            </w:hyperlink>
+          </w:p>
+        </w:tc>
+        <w:tc>
+          <w:tcPr>
+            <w:tcW w:type="dxa" w:w="3173"/>
+            <w:tcBorders>
+              <w:top w:val="none" w:color="auto" w:sz="0"/>
+              <w:left w:val="none" w:color="auto" w:sz="0"/>
+              <w:bottom w:val="none" w:color="auto" w:sz="0"/>
+              <w:right w:val="none" w:color="auto" w:sz="0"/>
+            </w:tcBorders>
+            <w:tcMar>
+              <w:top w:type="dxa" w:w="0"/>
+              <w:left w:type="dxa" w:w="90"/>
+              <w:bottom w:type="dxa" w:w="0"/>
+              <w:right w:type="dxa" w:w="90"/>
+            </w:tcMar>
+          </w:tcPr>
+          <w:p>
+            <w:pPr>
+              <w:spacing w:after="46"/>
+            </w:pPr>
+            <w:r>
+              <w:drawing>
+                <wp:inline distT="0" distB="0" distL="0" distR="0">
+                  <wp:extent cx="1895475" cy="1266825"/>
+                  <wp:effectExtent t="0" r="0" b="0" l="0"/>
+                  <wp:docPr id="1" name="" descr="" title=""/>
+                  <wp:cNvGraphicFramePr>
+                    <a:graphicFrameLocks xmlns:a="http://schemas.openxmlformats.org/drawingml/2006/main" noChangeAspect="1"/>
+                  </wp:cNvGraphicFramePr>
+                  <a:graphic xmlns:a="http://schemas.openxmlformats.org/drawingml/2006/main">
+                    <a:graphicData uri="http://schemas.openxmlformats.org/drawingml/2006/picture">
+                      <pic:pic xmlns:pic="http://schemas.openxmlformats.org/drawingml/2006/picture">
+                        <pic:nvPicPr>
+                          <pic:cNvPr id="0" name="" descr=""/>
+                          <pic:cNvPicPr>
+                            <a:picLocks noChangeAspect="1" noChangeArrowheads="1"/>
+                          </pic:cNvPicPr>
+                        </pic:nvPicPr>
+                        <pic:blipFill>
+                          <a:blip r:embed="rId25" cstate="none"/>
+                          <a:srcRect/>
+                          <a:stretch>
+                            <a:fillRect/>
+                          </a:stretch>
+                        </pic:blipFill>
+                        <pic:spPr bwMode="auto">
+                          <a:xfrm>
+                            <a:off x="0" y="0"/>
+                            <a:ext cx="1895475" cy="1266825"/>
+                          </a:xfrm>
+                          <a:prstGeom prst="rect">
+                            <a:avLst/>
+                          </a:prstGeom>
+                        </pic:spPr>
+                      </pic:pic>
+                    </a:graphicData>
+                  </a:graphic>
+                </wp:inline>
+              </w:drawing>
+            </w:r>
+          </w:p>
+          <w:p>
+            <w:pPr>
+              <w:spacing w:after="18" w:line="212" w:lineRule="auto"/>
+            </w:pPr>
+            <w:r>
+              <w:rPr>
+                <w:rFonts w:ascii="Arial" w:cs="Arial" w:eastAsia="Arial" w:hAnsi="Arial"/>
+                <w:b/>
+                <w:bCs/>
+                <w:i w:val="false"/>
+                <w:iCs w:val="false"/>
+                <w:color w:val="1F2A44"/>
+                <w:sz w:val="17"/>
+                <w:szCs w:val="17"/>
+              </w:rPr>
+              <w:t xml:space="preserve">Прайм Парк</w:t>
+            </w:r>
+          </w:p>
+          <w:p>
+            <w:pPr>
+              <w:spacing w:after="26" w:line="206" w:lineRule="auto"/>
+            </w:pPr>
+            <w:r>
+              <w:rPr>
+                <w:rFonts w:ascii="Arial" w:cs="Arial" w:eastAsia="Arial" w:hAnsi="Arial"/>
+                <w:b w:val="false"/>
+                <w:bCs w:val="false"/>
+                <w:i w:val="false"/>
+                <w:iCs w:val="false"/>
+                <w:color w:val="70788A"/>
+                <w:sz w:val="14"/>
+                <w:szCs w:val="14"/>
+              </w:rPr>
+              <w:t xml:space="preserve">96,3 м²  ·  этаж 18 из 41</w:t>
+            </w:r>
+          </w:p>
+          <w:p>
+            <w:pPr>
+              <w:spacing w:after="14" w:line="212" w:lineRule="auto"/>
+            </w:pPr>
+            <w:r>
+              <w:rPr>
+                <w:rFonts w:ascii="Arial" w:cs="Arial" w:eastAsia="Arial" w:hAnsi="Arial"/>
+                <w:b/>
+                <w:bCs/>
+                <w:i w:val="false"/>
+                <w:iCs w:val="false"/>
+                <w:color w:val="1F2A44"/>
+                <w:sz w:val="19"/>
+                <w:szCs w:val="19"/>
+              </w:rPr>
+              <w:t xml:space="preserve">115,0 млн ₽</w:t>
+            </w:r>
+          </w:p>
+          <w:p>
+            <w:pPr>
+              <w:spacing w:after="16" w:line="206" w:lineRule="auto"/>
+            </w:pPr>
+            <w:r>
+              <w:rPr>
+                <w:rFonts w:ascii="Arial" w:cs="Arial" w:eastAsia="Arial" w:hAnsi="Arial"/>
+                <w:b w:val="false"/>
+                <w:bCs w:val="false"/>
+                <w:i w:val="false"/>
+                <w:iCs w:val="false"/>
+                <w:color w:val="A9762F"/>
+                <w:sz w:val="14"/>
+                <w:szCs w:val="14"/>
+              </w:rPr>
+              <w:t xml:space="preserve">1 194 185 ₽ за м²</w:t>
+            </w:r>
+          </w:p>
+          <w:p>
+            <w:pPr>
+              <w:spacing w:after="0" w:line="200" w:lineRule="auto"/>
+            </w:pPr>
+            <w:hyperlink w:history="1" r:id="rIdfikcqvbr_urv_yipmri9-">
+              <w:r>
+                <w:rPr>
+                  <w:rFonts w:ascii="Arial" w:cs="Arial" w:eastAsia="Arial" w:hAnsi="Arial"/>
+                  <w:b w:val="false"/>
+                  <w:bCs w:val="false"/>
+                  <w:i w:val="false"/>
+                  <w:iCs w:val="false"/>
+                  <w:color w:val="2C5FA8"/>
+                  <w:sz w:val="13"/>
+                  <w:szCs w:val="13"/>
+                </w:rPr>
+                <w:t xml:space="preserve">Объявление →</w:t>
+              </w:r>
+            </w:hyperlink>
+          </w:p>
+        </w:tc>
+        <w:tc>
+          <w:tcPr>
+            <w:tcW w:type="dxa" w:w="3173"/>
+            <w:tcBorders>
+              <w:top w:val="none" w:color="auto" w:sz="0"/>
+              <w:left w:val="none" w:color="auto" w:sz="0"/>
+              <w:bottom w:val="none" w:color="auto" w:sz="0"/>
+              <w:right w:val="none" w:color="auto" w:sz="0"/>
+            </w:tcBorders>
+            <w:tcMar>
+              <w:top w:type="dxa" w:w="0"/>
+              <w:left w:type="dxa" w:w="90"/>
+              <w:bottom w:type="dxa" w:w="0"/>
+              <w:right w:type="dxa" w:w="0"/>
+            </w:tcMar>
+          </w:tcPr>
+          <w:p>
+            <w:pPr>
+              <w:spacing w:after="46"/>
+            </w:pPr>
+            <w:r>
+              <w:drawing>
+                <wp:inline distT="0" distB="0" distL="0" distR="0">
+                  <wp:extent cx="1895475" cy="1266825"/>
+                  <wp:effectExtent t="0" r="0" b="0" l="0"/>
+                  <wp:docPr id="1" name="" descr="" title=""/>
+                  <wp:cNvGraphicFramePr>
+                    <a:graphicFrameLocks xmlns:a="http://schemas.openxmlformats.org/drawingml/2006/main" noChangeAspect="1"/>
+                  </wp:cNvGraphicFramePr>
+                  <a:graphic xmlns:a="http://schemas.openxmlformats.org/drawingml/2006/main">
+                    <a:graphicData uri="http://schemas.openxmlformats.org/drawingml/2006/picture">
+                      <pic:pic xmlns:pic="http://schemas.openxmlformats.org/drawingml/2006/picture">
+                        <pic:nvPicPr>
+                          <pic:cNvPr id="0" name="" descr=""/>
+                          <pic:cNvPicPr>
+                            <a:picLocks noChangeAspect="1" noChangeArrowheads="1"/>
+                          </pic:cNvPicPr>
+                        </pic:nvPicPr>
+                        <pic:blipFill>
+                          <a:blip r:embed="rId26" cstate="none"/>
+                          <a:srcRect/>
+                          <a:stretch>
+                            <a:fillRect/>
+                          </a:stretch>
+                        </pic:blipFill>
+                        <pic:spPr bwMode="auto">
+                          <a:xfrm>
+                            <a:off x="0" y="0"/>
+                            <a:ext cx="1895475" cy="1266825"/>
+                          </a:xfrm>
+                          <a:prstGeom prst="rect">
+                            <a:avLst/>
+                          </a:prstGeom>
+                        </pic:spPr>
+                      </pic:pic>
+                    </a:graphicData>
+                  </a:graphic>
+                </wp:inline>
+              </w:drawing>
+            </w:r>
+          </w:p>
+          <w:p>
+            <w:pPr>
+              <w:spacing w:after="18" w:line="212" w:lineRule="auto"/>
+            </w:pPr>
+            <w:r>
+              <w:rPr>
+                <w:rFonts w:ascii="Arial" w:cs="Arial" w:eastAsia="Arial" w:hAnsi="Arial"/>
+                <w:b/>
+                <w:bCs/>
+                <w:i w:val="false"/>
+                <w:iCs w:val="false"/>
+                <w:color w:val="1F2A44"/>
+                <w:sz w:val="17"/>
+                <w:szCs w:val="17"/>
+              </w:rPr>
+              <w:t xml:space="preserve">Прайм Парк</w:t>
+            </w:r>
+          </w:p>
+          <w:p>
+            <w:pPr>
+              <w:spacing w:after="26" w:line="206" w:lineRule="auto"/>
+            </w:pPr>
+            <w:r>
+              <w:rPr>
+                <w:rFonts w:ascii="Arial" w:cs="Arial" w:eastAsia="Arial" w:hAnsi="Arial"/>
+                <w:b w:val="false"/>
+                <w:bCs w:val="false"/>
+                <w:i w:val="false"/>
+                <w:iCs w:val="false"/>
+                <w:color w:val="70788A"/>
+                <w:sz w:val="14"/>
+                <w:szCs w:val="14"/>
+              </w:rPr>
+              <w:t xml:space="preserve">134,4 м²  ·  этаж 35 из 44</w:t>
+            </w:r>
+          </w:p>
+          <w:p>
+            <w:pPr>
+              <w:spacing w:after="14" w:line="212" w:lineRule="auto"/>
+            </w:pPr>
+            <w:r>
+              <w:rPr>
+                <w:rFonts w:ascii="Arial" w:cs="Arial" w:eastAsia="Arial" w:hAnsi="Arial"/>
+                <w:b/>
+                <w:bCs/>
+                <w:i w:val="false"/>
+                <w:iCs w:val="false"/>
+                <w:color w:val="1F2A44"/>
+                <w:sz w:val="19"/>
+                <w:szCs w:val="19"/>
+              </w:rPr>
+              <w:t xml:space="preserve">147,0 млн ₽</w:t>
+            </w:r>
+          </w:p>
+          <w:p>
+            <w:pPr>
+              <w:spacing w:after="16" w:line="206" w:lineRule="auto"/>
+            </w:pPr>
+            <w:r>
+              <w:rPr>
+                <w:rFonts w:ascii="Arial" w:cs="Arial" w:eastAsia="Arial" w:hAnsi="Arial"/>
+                <w:b w:val="false"/>
+                <w:bCs w:val="false"/>
+                <w:i w:val="false"/>
+                <w:iCs w:val="false"/>
+                <w:color w:val="A9762F"/>
+                <w:sz w:val="14"/>
+                <w:szCs w:val="14"/>
+              </w:rPr>
+              <w:t xml:space="preserve">1 093 750 ₽ за м²</w:t>
+            </w:r>
+          </w:p>
+          <w:p>
+            <w:pPr>
+              <w:spacing w:after="0" w:line="200" w:lineRule="auto"/>
+            </w:pPr>
+            <w:hyperlink w:history="1" r:id="rIdikda7u5cw9eog8mzktw0f">
+              <w:r>
+                <w:rPr>
+                  <w:rFonts w:ascii="Arial" w:cs="Arial" w:eastAsia="Arial" w:hAnsi="Arial"/>
+                  <w:b w:val="false"/>
+                  <w:bCs w:val="false"/>
+                  <w:i w:val="false"/>
+                  <w:iCs w:val="false"/>
+                  <w:color w:val="2C5FA8"/>
+                  <w:sz w:val="13"/>
+                  <w:szCs w:val="13"/>
+                </w:rPr>
+                <w:t xml:space="preserve">Объявление →</w:t>
+              </w:r>
+            </w:hyperlink>
+          </w:p>
+        </w:tc>
+      </w:tr>
+      <w:tr>
+        <w:trPr>
+          <w:cantSplit/>
+        </w:trPr>
+        <w:tc>
+          <w:tcPr>
+            <w:tcW w:type="dxa" w:w="3173"/>
+            <w:tcBorders>
+              <w:top w:val="none" w:color="auto" w:sz="0"/>
+              <w:left w:val="none" w:color="auto" w:sz="0"/>
+              <w:bottom w:val="none" w:color="auto" w:sz="0"/>
+              <w:right w:val="none" w:color="auto" w:sz="0"/>
+            </w:tcBorders>
+          </w:tcPr>
+          <w:p>
+            <w:pPr>
+              <w:spacing w:after="0" w:line="190" w:lineRule="auto"/>
+            </w:pPr>
+            <w:r>
+              <w:rPr>
+                <w:rFonts w:ascii="Arial" w:cs="Arial" w:eastAsia="Arial" w:hAnsi="Arial"/>
+                <w:b w:val="false"/>
+                <w:bCs w:val="false"/>
+                <w:i w:val="false"/>
+                <w:iCs w:val="false"/>
+                <w:color w:val="2A2E38"/>
+                <w:sz w:val="19"/>
+                <w:szCs w:val="19"/>
+              </w:rPr>
+              <w:t xml:space="preserve"/>
+            </w:r>
+          </w:p>
+        </w:tc>
+        <w:tc>
+          <w:tcPr>
+            <w:tcW w:type="dxa" w:w="3173"/>
+            <w:tcBorders>
+              <w:top w:val="none" w:color="auto" w:sz="0"/>
+              <w:left w:val="none" w:color="auto" w:sz="0"/>
+              <w:bottom w:val="none" w:color="auto" w:sz="0"/>
+              <w:right w:val="none" w:color="auto" w:sz="0"/>
+            </w:tcBorders>
+          </w:tcPr>
+          <w:p>
+            <w:pPr>
+              <w:spacing w:after="0" w:line="190" w:lineRule="auto"/>
+            </w:pPr>
+            <w:r>
+              <w:rPr>
+                <w:rFonts w:ascii="Arial" w:cs="Arial" w:eastAsia="Arial" w:hAnsi="Arial"/>
+                <w:b w:val="false"/>
+                <w:bCs w:val="false"/>
+                <w:i w:val="false"/>
+                <w:iCs w:val="false"/>
+                <w:color w:val="2A2E38"/>
+                <w:sz w:val="19"/>
+                <w:szCs w:val="19"/>
+              </w:rPr>
+              <w:t xml:space="preserve"/>
+            </w:r>
+          </w:p>
+        </w:tc>
+        <w:tc>
+          <w:tcPr>
+            <w:tcW w:type="dxa" w:w="3173"/>
+            <w:tcBorders>
+              <w:top w:val="none" w:color="auto" w:sz="0"/>
+              <w:left w:val="none" w:color="auto" w:sz="0"/>
+              <w:bottom w:val="none" w:color="auto" w:sz="0"/>
+              <w:right w:val="none" w:color="auto" w:sz="0"/>
+            </w:tcBorders>
+          </w:tcPr>
+          <w:p>
+            <w:pPr>
+              <w:spacing w:after="0" w:line="190" w:lineRule="auto"/>
+            </w:pPr>
+            <w:r>
+              <w:rPr>
+                <w:rFonts w:ascii="Arial" w:cs="Arial" w:eastAsia="Arial" w:hAnsi="Arial"/>
+                <w:b w:val="false"/>
+                <w:bCs w:val="false"/>
+                <w:i w:val="false"/>
+                <w:iCs w:val="false"/>
+                <w:color w:val="2A2E38"/>
+                <w:sz w:val="19"/>
+                <w:szCs w:val="19"/>
+              </w:rPr>
+              <w:t xml:space="preserve"/>
+            </w:r>
+          </w:p>
+        </w:tc>
+      </w:tr>
+      <w:tr>
+        <w:trPr>
+          <w:cantSplit/>
+        </w:trPr>
+        <w:tc>
+          <w:tcPr>
+            <w:tcW w:type="dxa" w:w="3173"/>
+            <w:tcBorders>
+              <w:top w:val="none" w:color="auto" w:sz="0"/>
+              <w:left w:val="none" w:color="auto" w:sz="0"/>
+              <w:bottom w:val="none" w:color="auto" w:sz="0"/>
+              <w:right w:val="none" w:color="auto" w:sz="0"/>
+            </w:tcBorders>
+            <w:tcMar>
+              <w:top w:type="dxa" w:w="0"/>
+              <w:left w:type="dxa" w:w="0"/>
+              <w:bottom w:type="dxa" w:w="0"/>
+              <w:right w:type="dxa" w:w="90"/>
+            </w:tcMar>
+          </w:tcPr>
+          <w:p>
+            <w:pPr>
+              <w:spacing w:after="46"/>
+            </w:pPr>
+            <w:r>
+              <w:drawing>
+                <wp:inline distT="0" distB="0" distL="0" distR="0">
+                  <wp:extent cx="1895475" cy="1266825"/>
+                  <wp:effectExtent t="0" r="0" b="0" l="0"/>
+                  <wp:docPr id="1" name="" descr="" title=""/>
+                  <wp:cNvGraphicFramePr>
+                    <a:graphicFrameLocks xmlns:a="http://schemas.openxmlformats.org/drawingml/2006/main" noChangeAspect="1"/>
+                  </wp:cNvGraphicFramePr>
+                  <a:graphic xmlns:a="http://schemas.openxmlformats.org/drawingml/2006/main">
+                    <a:graphicData uri="http://schemas.openxmlformats.org/drawingml/2006/picture">
+                      <pic:pic xmlns:pic="http://schemas.openxmlformats.org/drawingml/2006/picture">
+                        <pic:nvPicPr>
+                          <pic:cNvPr id="0" name="" descr=""/>
+                          <pic:cNvPicPr>
+                            <a:picLocks noChangeAspect="1" noChangeArrowheads="1"/>
+                          </pic:cNvPicPr>
+                        </pic:nvPicPr>
+                        <pic:blipFill>
+                          <a:blip r:embed="rId27" cstate="none"/>
+                          <a:srcRect/>
+                          <a:stretch>
+                            <a:fillRect/>
+                          </a:stretch>
+                        </pic:blipFill>
+                        <pic:spPr bwMode="auto">
+                          <a:xfrm>
+                            <a:off x="0" y="0"/>
+                            <a:ext cx="1895475" cy="1266825"/>
+                          </a:xfrm>
+                          <a:prstGeom prst="rect">
+                            <a:avLst/>
+                          </a:prstGeom>
+                        </pic:spPr>
+                      </pic:pic>
+                    </a:graphicData>
+                  </a:graphic>
+                </wp:inline>
+              </w:drawing>
+            </w:r>
+          </w:p>
+          <w:p>
+            <w:pPr>
+              <w:spacing w:after="18" w:line="212" w:lineRule="auto"/>
+            </w:pPr>
+            <w:r>
+              <w:rPr>
+                <w:rFonts w:ascii="Arial" w:cs="Arial" w:eastAsia="Arial" w:hAnsi="Arial"/>
+                <w:b/>
+                <w:bCs/>
+                <w:i w:val="false"/>
+                <w:iCs w:val="false"/>
+                <w:color w:val="1F2A44"/>
+                <w:sz w:val="17"/>
+                <w:szCs w:val="17"/>
+              </w:rPr>
+              <w:t xml:space="preserve">Прайм Парк</w:t>
+            </w:r>
+          </w:p>
+          <w:p>
+            <w:pPr>
+              <w:spacing w:after="26" w:line="206" w:lineRule="auto"/>
+            </w:pPr>
+            <w:r>
+              <w:rPr>
+                <w:rFonts w:ascii="Arial" w:cs="Arial" w:eastAsia="Arial" w:hAnsi="Arial"/>
+                <w:b w:val="false"/>
+                <w:bCs w:val="false"/>
+                <w:i w:val="false"/>
+                <w:iCs w:val="false"/>
+                <w:color w:val="70788A"/>
+                <w:sz w:val="14"/>
+                <w:szCs w:val="14"/>
+              </w:rPr>
+              <w:t xml:space="preserve">96,0 м²  ·  этаж 6 из 36</w:t>
+            </w:r>
+          </w:p>
+          <w:p>
+            <w:pPr>
+              <w:spacing w:after="14" w:line="212" w:lineRule="auto"/>
+            </w:pPr>
+            <w:r>
+              <w:rPr>
+                <w:rFonts w:ascii="Arial" w:cs="Arial" w:eastAsia="Arial" w:hAnsi="Arial"/>
+                <w:b/>
+                <w:bCs/>
+                <w:i w:val="false"/>
+                <w:iCs w:val="false"/>
+                <w:color w:val="1F2A44"/>
+                <w:sz w:val="19"/>
+                <w:szCs w:val="19"/>
+              </w:rPr>
+              <w:t xml:space="preserve">104,0 млн ₽</w:t>
+            </w:r>
+          </w:p>
+          <w:p>
+            <w:pPr>
+              <w:spacing w:after="16" w:line="206" w:lineRule="auto"/>
+            </w:pPr>
+            <w:r>
+              <w:rPr>
+                <w:rFonts w:ascii="Arial" w:cs="Arial" w:eastAsia="Arial" w:hAnsi="Arial"/>
+                <w:b w:val="false"/>
+                <w:bCs w:val="false"/>
+                <w:i w:val="false"/>
+                <w:iCs w:val="false"/>
+                <w:color w:val="A9762F"/>
+                <w:sz w:val="14"/>
+                <w:szCs w:val="14"/>
+              </w:rPr>
+              <w:t xml:space="preserve">1 083 333 ₽ за м²</w:t>
+            </w:r>
+          </w:p>
+          <w:p>
+            <w:pPr>
+              <w:spacing w:after="0" w:line="200" w:lineRule="auto"/>
+            </w:pPr>
+            <w:hyperlink w:history="1" r:id="rIdbjrvjjzj57v1blbqzsn9g">
+              <w:r>
+                <w:rPr>
+                  <w:rFonts w:ascii="Arial" w:cs="Arial" w:eastAsia="Arial" w:hAnsi="Arial"/>
+                  <w:b w:val="false"/>
+                  <w:bCs w:val="false"/>
+                  <w:i w:val="false"/>
+                  <w:iCs w:val="false"/>
+                  <w:color w:val="2C5FA8"/>
+                  <w:sz w:val="13"/>
+                  <w:szCs w:val="13"/>
+                </w:rPr>
+                <w:t xml:space="preserve">Объявление →</w:t>
+              </w:r>
+            </w:hyperlink>
+          </w:p>
+        </w:tc>
+        <w:tc>
+          <w:tcPr>
+            <w:tcW w:type="dxa" w:w="3173"/>
+            <w:tcBorders>
+              <w:top w:val="none" w:color="auto" w:sz="0"/>
+              <w:left w:val="none" w:color="auto" w:sz="0"/>
+              <w:bottom w:val="none" w:color="auto" w:sz="0"/>
+              <w:right w:val="none" w:color="auto" w:sz="0"/>
+            </w:tcBorders>
+            <w:tcMar>
+              <w:top w:type="dxa" w:w="0"/>
+              <w:left w:type="dxa" w:w="90"/>
+              <w:bottom w:type="dxa" w:w="0"/>
+              <w:right w:type="dxa" w:w="90"/>
+            </w:tcMar>
+          </w:tcPr>
+          <w:p>
+            <w:pPr>
+              <w:spacing w:after="46"/>
+            </w:pPr>
+            <w:r>
+              <w:drawing>
+                <wp:inline distT="0" distB="0" distL="0" distR="0">
+                  <wp:extent cx="1895475" cy="1266825"/>
+                  <wp:effectExtent t="0" r="0" b="0" l="0"/>
+                  <wp:docPr id="1" name="" descr="" title=""/>
+                  <wp:cNvGraphicFramePr>
+                    <a:graphicFrameLocks xmlns:a="http://schemas.openxmlformats.org/drawingml/2006/main" noChangeAspect="1"/>
+                  </wp:cNvGraphicFramePr>
+                  <a:graphic xmlns:a="http://schemas.openxmlformats.org/drawingml/2006/main">
+                    <a:graphicData uri="http://schemas.openxmlformats.org/drawingml/2006/picture">
+                      <pic:pic xmlns:pic="http://schemas.openxmlformats.org/drawingml/2006/picture">
+                        <pic:nvPicPr>
+                          <pic:cNvPr id="0" name="" descr=""/>
+                          <pic:cNvPicPr>
+                            <a:picLocks noChangeAspect="1" noChangeArrowheads="1"/>
+                          </pic:cNvPicPr>
+                        </pic:nvPicPr>
+                        <pic:blipFill>
+                          <a:blip r:embed="rId28" cstate="none"/>
+                          <a:srcRect/>
+                          <a:stretch>
+                            <a:fillRect/>
+                          </a:stretch>
+                        </pic:blipFill>
+                        <pic:spPr bwMode="auto">
+                          <a:xfrm>
+                            <a:off x="0" y="0"/>
+                            <a:ext cx="1895475" cy="1266825"/>
+                          </a:xfrm>
+                          <a:prstGeom prst="rect">
+                            <a:avLst/>
+                          </a:prstGeom>
+                        </pic:spPr>
+                      </pic:pic>
+                    </a:graphicData>
+                  </a:graphic>
+                </wp:inline>
+              </w:drawing>
+            </w:r>
+          </w:p>
+          <w:p>
+            <w:pPr>
+              <w:spacing w:after="18" w:line="212" w:lineRule="auto"/>
+            </w:pPr>
+            <w:r>
+              <w:rPr>
+                <w:rFonts w:ascii="Arial" w:cs="Arial" w:eastAsia="Arial" w:hAnsi="Arial"/>
+                <w:b/>
+                <w:bCs/>
+                <w:i w:val="false"/>
+                <w:iCs w:val="false"/>
+                <w:color w:val="1F2A44"/>
+                <w:sz w:val="17"/>
+                <w:szCs w:val="17"/>
+              </w:rPr>
+              <w:t xml:space="preserve">Прайм Парк</w:t>
+            </w:r>
+          </w:p>
+          <w:p>
+            <w:pPr>
+              <w:spacing w:after="26" w:line="206" w:lineRule="auto"/>
+            </w:pPr>
+            <w:r>
+              <w:rPr>
+                <w:rFonts w:ascii="Arial" w:cs="Arial" w:eastAsia="Arial" w:hAnsi="Arial"/>
+                <w:b w:val="false"/>
+                <w:bCs w:val="false"/>
+                <w:i w:val="false"/>
+                <w:iCs w:val="false"/>
+                <w:color w:val="70788A"/>
+                <w:sz w:val="14"/>
+                <w:szCs w:val="14"/>
+              </w:rPr>
+              <w:t xml:space="preserve">111,0 м²  ·  этаж 24 из 41</w:t>
+            </w:r>
+          </w:p>
+          <w:p>
+            <w:pPr>
+              <w:spacing w:after="14" w:line="212" w:lineRule="auto"/>
+            </w:pPr>
+            <w:r>
+              <w:rPr>
+                <w:rFonts w:ascii="Arial" w:cs="Arial" w:eastAsia="Arial" w:hAnsi="Arial"/>
+                <w:b/>
+                <w:bCs/>
+                <w:i w:val="false"/>
+                <w:iCs w:val="false"/>
+                <w:color w:val="1F2A44"/>
+                <w:sz w:val="19"/>
+                <w:szCs w:val="19"/>
+              </w:rPr>
+              <w:t xml:space="preserve">119,7 млн ₽</w:t>
+            </w:r>
+          </w:p>
+          <w:p>
+            <w:pPr>
+              <w:spacing w:after="16" w:line="206" w:lineRule="auto"/>
+            </w:pPr>
+            <w:r>
+              <w:rPr>
+                <w:rFonts w:ascii="Arial" w:cs="Arial" w:eastAsia="Arial" w:hAnsi="Arial"/>
+                <w:b w:val="false"/>
+                <w:bCs w:val="false"/>
+                <w:i w:val="false"/>
+                <w:iCs w:val="false"/>
+                <w:color w:val="A9762F"/>
+                <w:sz w:val="14"/>
+                <w:szCs w:val="14"/>
+              </w:rPr>
+              <w:t xml:space="preserve">1 078 378 ₽ за м²</w:t>
+            </w:r>
+          </w:p>
+          <w:p>
+            <w:pPr>
+              <w:spacing w:after="0" w:line="200" w:lineRule="auto"/>
+            </w:pPr>
+            <w:hyperlink w:history="1" r:id="rIdp15umvc3ms3g2ygcabu3e">
+              <w:r>
+                <w:rPr>
+                  <w:rFonts w:ascii="Arial" w:cs="Arial" w:eastAsia="Arial" w:hAnsi="Arial"/>
+                  <w:b w:val="false"/>
+                  <w:bCs w:val="false"/>
+                  <w:i w:val="false"/>
+                  <w:iCs w:val="false"/>
+                  <w:color w:val="2C5FA8"/>
+                  <w:sz w:val="13"/>
+                  <w:szCs w:val="13"/>
+                </w:rPr>
+                <w:t xml:space="preserve">Объявление →</w:t>
+              </w:r>
+            </w:hyperlink>
+          </w:p>
+        </w:tc>
+        <w:tc>
+          <w:tcPr>
+            <w:tcW w:type="dxa" w:w="3173"/>
+            <w:tcBorders>
+              <w:top w:val="none" w:color="auto" w:sz="0"/>
+              <w:left w:val="none" w:color="auto" w:sz="0"/>
+              <w:bottom w:val="none" w:color="auto" w:sz="0"/>
+              <w:right w:val="none" w:color="auto" w:sz="0"/>
+            </w:tcBorders>
+            <w:tcMar>
+              <w:top w:type="dxa" w:w="0"/>
+              <w:left w:type="dxa" w:w="90"/>
+              <w:bottom w:type="dxa" w:w="0"/>
+              <w:right w:type="dxa" w:w="0"/>
+            </w:tcMar>
+          </w:tcPr>
+          <w:p>
+            <w:pPr>
+              <w:spacing w:after="46"/>
+            </w:pPr>
+            <w:r>
+              <w:drawing>
+                <wp:inline distT="0" distB="0" distL="0" distR="0">
+                  <wp:extent cx="1895475" cy="1266825"/>
+                  <wp:effectExtent t="0" r="0" b="0" l="0"/>
+                  <wp:docPr id="1" name="" descr="" title=""/>
+                  <wp:cNvGraphicFramePr>
+                    <a:graphicFrameLocks xmlns:a="http://schemas.openxmlformats.org/drawingml/2006/main" noChangeAspect="1"/>
+                  </wp:cNvGraphicFramePr>
+                  <a:graphic xmlns:a="http://schemas.openxmlformats.org/drawingml/2006/main">
+                    <a:graphicData uri="http://schemas.openxmlformats.org/drawingml/2006/picture">
+                      <pic:pic xmlns:pic="http://schemas.openxmlformats.org/drawingml/2006/picture">
+                        <pic:nvPicPr>
+                          <pic:cNvPr id="0" name="" descr=""/>
+                          <pic:cNvPicPr>
+                            <a:picLocks noChangeAspect="1" noChangeArrowheads="1"/>
+                          </pic:cNvPicPr>
+                        </pic:nvPicPr>
+                        <pic:blipFill>
+                          <a:blip r:embed="rId29" cstate="none"/>
+                          <a:srcRect/>
+                          <a:stretch>
+                            <a:fillRect/>
+                          </a:stretch>
+                        </pic:blipFill>
+                        <pic:spPr bwMode="auto">
+                          <a:xfrm>
+                            <a:off x="0" y="0"/>
+                            <a:ext cx="1895475" cy="1266825"/>
+                          </a:xfrm>
+                          <a:prstGeom prst="rect">
+                            <a:avLst/>
+                          </a:prstGeom>
+                        </pic:spPr>
+                      </pic:pic>
+                    </a:graphicData>
+                  </a:graphic>
+                </wp:inline>
+              </w:drawing>
+            </w:r>
+          </w:p>
+          <w:p>
+            <w:pPr>
+              <w:spacing w:after="18" w:line="212" w:lineRule="auto"/>
+            </w:pPr>
+            <w:r>
+              <w:rPr>
+                <w:rFonts w:ascii="Arial" w:cs="Arial" w:eastAsia="Arial" w:hAnsi="Arial"/>
+                <w:b/>
+                <w:bCs/>
+                <w:i w:val="false"/>
+                <w:iCs w:val="false"/>
+                <w:color w:val="1F2A44"/>
+                <w:sz w:val="17"/>
+                <w:szCs w:val="17"/>
+              </w:rPr>
+              <w:t xml:space="preserve">Прайм Парк</w:t>
+            </w:r>
+          </w:p>
+          <w:p>
+            <w:pPr>
+              <w:spacing w:after="26" w:line="206" w:lineRule="auto"/>
+            </w:pPr>
+            <w:r>
+              <w:rPr>
+                <w:rFonts w:ascii="Arial" w:cs="Arial" w:eastAsia="Arial" w:hAnsi="Arial"/>
+                <w:b w:val="false"/>
+                <w:bCs w:val="false"/>
+                <w:i w:val="false"/>
+                <w:iCs w:val="false"/>
+                <w:color w:val="70788A"/>
+                <w:sz w:val="14"/>
+                <w:szCs w:val="14"/>
+              </w:rPr>
+              <w:t xml:space="preserve">137,0 м²  ·  этаж 35 из 41</w:t>
+            </w:r>
+          </w:p>
+          <w:p>
+            <w:pPr>
+              <w:spacing w:after="14" w:line="212" w:lineRule="auto"/>
+            </w:pPr>
+            <w:r>
+              <w:rPr>
+                <w:rFonts w:ascii="Arial" w:cs="Arial" w:eastAsia="Arial" w:hAnsi="Arial"/>
+                <w:b/>
+                <w:bCs/>
+                <w:i w:val="false"/>
+                <w:iCs w:val="false"/>
+                <w:color w:val="1F2A44"/>
+                <w:sz w:val="19"/>
+                <w:szCs w:val="19"/>
+              </w:rPr>
+              <w:t xml:space="preserve">147,0 млн ₽</w:t>
+            </w:r>
+          </w:p>
+          <w:p>
+            <w:pPr>
+              <w:spacing w:after="16" w:line="206" w:lineRule="auto"/>
+            </w:pPr>
+            <w:r>
+              <w:rPr>
+                <w:rFonts w:ascii="Arial" w:cs="Arial" w:eastAsia="Arial" w:hAnsi="Arial"/>
+                <w:b w:val="false"/>
+                <w:bCs w:val="false"/>
+                <w:i w:val="false"/>
+                <w:iCs w:val="false"/>
+                <w:color w:val="A9762F"/>
+                <w:sz w:val="14"/>
+                <w:szCs w:val="14"/>
+              </w:rPr>
+              <w:t xml:space="preserve">1 072 993 ₽ за м²</w:t>
+            </w:r>
+          </w:p>
+          <w:p>
+            <w:pPr>
+              <w:spacing w:after="0" w:line="200" w:lineRule="auto"/>
+            </w:pPr>
+            <w:hyperlink w:history="1" r:id="rIdkj_8dfgpblaf2w1hzxyoz">
+              <w:r>
+                <w:rPr>
+                  <w:rFonts w:ascii="Arial" w:cs="Arial" w:eastAsia="Arial" w:hAnsi="Arial"/>
+                  <w:b w:val="false"/>
+                  <w:bCs w:val="false"/>
+                  <w:i w:val="false"/>
+                  <w:iCs w:val="false"/>
+                  <w:color w:val="2C5FA8"/>
+                  <w:sz w:val="13"/>
+                  <w:szCs w:val="13"/>
+                </w:rPr>
+                <w:t xml:space="preserve">Объявление →</w:t>
+              </w:r>
+            </w:hyperlink>
+          </w:p>
+        </w:tc>
+      </w:tr>
+      <w:tr>
+        <w:trPr>
+          <w:cantSplit/>
+        </w:trPr>
+        <w:tc>
+          <w:tcPr>
+            <w:tcW w:type="dxa" w:w="3173"/>
+            <w:tcBorders>
+              <w:top w:val="none" w:color="auto" w:sz="0"/>
+              <w:left w:val="none" w:color="auto" w:sz="0"/>
+              <w:bottom w:val="none" w:color="auto" w:sz="0"/>
+              <w:right w:val="none" w:color="auto" w:sz="0"/>
+            </w:tcBorders>
+          </w:tcPr>
+          <w:p>
+            <w:pPr>
+              <w:spacing w:after="0" w:line="190" w:lineRule="auto"/>
+            </w:pPr>
+            <w:r>
+              <w:rPr>
+                <w:rFonts w:ascii="Arial" w:cs="Arial" w:eastAsia="Arial" w:hAnsi="Arial"/>
+                <w:b w:val="false"/>
+                <w:bCs w:val="false"/>
+                <w:i w:val="false"/>
+                <w:iCs w:val="false"/>
+                <w:color w:val="2A2E38"/>
+                <w:sz w:val="19"/>
+                <w:szCs w:val="19"/>
+              </w:rPr>
+              <w:t xml:space="preserve"/>
+            </w:r>
+          </w:p>
+        </w:tc>
+        <w:tc>
+          <w:tcPr>
+            <w:tcW w:type="dxa" w:w="3173"/>
+            <w:tcBorders>
+              <w:top w:val="none" w:color="auto" w:sz="0"/>
+              <w:left w:val="none" w:color="auto" w:sz="0"/>
+              <w:bottom w:val="none" w:color="auto" w:sz="0"/>
+              <w:right w:val="none" w:color="auto" w:sz="0"/>
+            </w:tcBorders>
+          </w:tcPr>
+          <w:p>
+            <w:pPr>
+              <w:spacing w:after="0" w:line="190" w:lineRule="auto"/>
+            </w:pPr>
+            <w:r>
+              <w:rPr>
+                <w:rFonts w:ascii="Arial" w:cs="Arial" w:eastAsia="Arial" w:hAnsi="Arial"/>
+                <w:b w:val="false"/>
+                <w:bCs w:val="false"/>
+                <w:i w:val="false"/>
+                <w:iCs w:val="false"/>
+                <w:color w:val="2A2E38"/>
+                <w:sz w:val="19"/>
+                <w:szCs w:val="19"/>
+              </w:rPr>
+              <w:t xml:space="preserve"/>
+            </w:r>
+          </w:p>
+        </w:tc>
+        <w:tc>
+          <w:tcPr>
+            <w:tcW w:type="dxa" w:w="3173"/>
+            <w:tcBorders>
+              <w:top w:val="none" w:color="auto" w:sz="0"/>
+              <w:left w:val="none" w:color="auto" w:sz="0"/>
+              <w:bottom w:val="none" w:color="auto" w:sz="0"/>
+              <w:right w:val="none" w:color="auto" w:sz="0"/>
+            </w:tcBorders>
+          </w:tcPr>
+          <w:p>
+            <w:pPr>
+              <w:spacing w:after="0" w:line="190" w:lineRule="auto"/>
+            </w:pPr>
+            <w:r>
+              <w:rPr>
+                <w:rFonts w:ascii="Arial" w:cs="Arial" w:eastAsia="Arial" w:hAnsi="Arial"/>
+                <w:b w:val="false"/>
+                <w:bCs w:val="false"/>
+                <w:i w:val="false"/>
+                <w:iCs w:val="false"/>
+                <w:color w:val="2A2E38"/>
+                <w:sz w:val="19"/>
+                <w:szCs w:val="19"/>
+              </w:rPr>
+              <w:t xml:space="preserve"/>
+            </w:r>
+          </w:p>
+        </w:tc>
+      </w:tr>
+    </w:tbl>
+    <w:tbl>
+      <w:tblPr>
+        <w:tblW w:type="dxa" w:w="9519"/>
+        <w:tblBorders>
+          <w:top w:val="single" w:color="auto" w:sz="4"/>
+          <w:left w:val="single" w:color="auto" w:sz="4"/>
+          <w:bottom w:val="single" w:color="auto" w:sz="4"/>
+          <w:right w:val="single" w:color="auto" w:sz="4"/>
+          <w:insideH w:val="single" w:color="auto" w:sz="4"/>
+          <w:insideV w:val="single" w:color="auto" w:sz="4"/>
+        </w:tblBorders>
+      </w:tblPr>
+      <w:tblGrid>
+        <w:gridCol w:w="3173"/>
+        <w:gridCol w:w="3173"/>
+        <w:gridCol w:w="3173"/>
+      </w:tblGrid>
+      <w:tr>
+        <w:trPr>
+          <w:cantSplit/>
+        </w:trPr>
+        <w:tc>
+          <w:tcPr>
+            <w:tcW w:type="dxa" w:w="3173"/>
+            <w:tcBorders>
+              <w:top w:val="none" w:color="auto" w:sz="0"/>
+              <w:left w:val="none" w:color="auto" w:sz="0"/>
+              <w:bottom w:val="none" w:color="auto" w:sz="0"/>
+              <w:right w:val="none" w:color="auto" w:sz="0"/>
+            </w:tcBorders>
+            <w:tcMar>
+              <w:top w:type="dxa" w:w="0"/>
+              <w:left w:type="dxa" w:w="0"/>
+              <w:bottom w:type="dxa" w:w="0"/>
+              <w:right w:type="dxa" w:w="90"/>
+            </w:tcMar>
+          </w:tcPr>
+          <w:p>
+            <w:pPr>
+              <w:spacing w:after="46"/>
+            </w:pPr>
+            <w:r>
+              <w:drawing>
+                <wp:inline distT="0" distB="0" distL="0" distR="0">
+                  <wp:extent cx="1895475" cy="1266825"/>
+                  <wp:effectExtent t="0" r="0" b="0" l="0"/>
+                  <wp:docPr id="1" name="" descr="" title=""/>
+                  <wp:cNvGraphicFramePr>
+                    <a:graphicFrameLocks xmlns:a="http://schemas.openxmlformats.org/drawingml/2006/main" noChangeAspect="1"/>
+                  </wp:cNvGraphicFramePr>
+                  <a:graphic xmlns:a="http://schemas.openxmlformats.org/drawingml/2006/main">
+                    <a:graphicData uri="http://schemas.openxmlformats.org/drawingml/2006/picture">
+                      <pic:pic xmlns:pic="http://schemas.openxmlformats.org/drawingml/2006/picture">
+                        <pic:nvPicPr>
+                          <pic:cNvPr id="0" name="" descr=""/>
+                          <pic:cNvPicPr>
+                            <a:picLocks noChangeAspect="1" noChangeArrowheads="1"/>
+                          </pic:cNvPicPr>
+                        </pic:nvPicPr>
+                        <pic:blipFill>
+                          <a:blip r:embed="rId30" cstate="none"/>
+                          <a:srcRect/>
+                          <a:stretch>
+                            <a:fillRect/>
+                          </a:stretch>
+                        </pic:blipFill>
+                        <pic:spPr bwMode="auto">
+                          <a:xfrm>
+                            <a:off x="0" y="0"/>
+                            <a:ext cx="1895475" cy="1266825"/>
+                          </a:xfrm>
+                          <a:prstGeom prst="rect">
+                            <a:avLst/>
+                          </a:prstGeom>
+                        </pic:spPr>
+                      </pic:pic>
+                    </a:graphicData>
+                  </a:graphic>
+                </wp:inline>
+              </w:drawing>
+            </w:r>
+          </w:p>
+          <w:p>
+            <w:pPr>
+              <w:spacing w:after="18" w:line="212" w:lineRule="auto"/>
+            </w:pPr>
+            <w:r>
+              <w:rPr>
+                <w:rFonts w:ascii="Arial" w:cs="Arial" w:eastAsia="Arial" w:hAnsi="Arial"/>
+                <w:b/>
+                <w:bCs/>
+                <w:i w:val="false"/>
+                <w:iCs w:val="false"/>
+                <w:color w:val="1F2A44"/>
+                <w:sz w:val="17"/>
+                <w:szCs w:val="17"/>
+              </w:rPr>
+              <w:t xml:space="preserve">ВТБ Арена парк</w:t>
+            </w:r>
+          </w:p>
+          <w:p>
+            <w:pPr>
+              <w:spacing w:after="26" w:line="206" w:lineRule="auto"/>
+            </w:pPr>
+            <w:r>
+              <w:rPr>
+                <w:rFonts w:ascii="Arial" w:cs="Arial" w:eastAsia="Arial" w:hAnsi="Arial"/>
+                <w:b w:val="false"/>
+                <w:bCs w:val="false"/>
+                <w:i w:val="false"/>
+                <w:iCs w:val="false"/>
+                <w:color w:val="70788A"/>
+                <w:sz w:val="14"/>
+                <w:szCs w:val="14"/>
+              </w:rPr>
+              <w:t xml:space="preserve">202,0 м²  ·  этаж 8 из 10</w:t>
+            </w:r>
+          </w:p>
+          <w:p>
+            <w:pPr>
+              <w:spacing w:after="14" w:line="212" w:lineRule="auto"/>
+            </w:pPr>
+            <w:r>
+              <w:rPr>
+                <w:rFonts w:ascii="Arial" w:cs="Arial" w:eastAsia="Arial" w:hAnsi="Arial"/>
+                <w:b/>
+                <w:bCs/>
+                <w:i w:val="false"/>
+                <w:iCs w:val="false"/>
+                <w:color w:val="1F2A44"/>
+                <w:sz w:val="19"/>
+                <w:szCs w:val="19"/>
+              </w:rPr>
+              <w:t xml:space="preserve">215,0 млн ₽</w:t>
+            </w:r>
+          </w:p>
+          <w:p>
+            <w:pPr>
+              <w:spacing w:after="16" w:line="206" w:lineRule="auto"/>
+            </w:pPr>
+            <w:r>
+              <w:rPr>
+                <w:rFonts w:ascii="Arial" w:cs="Arial" w:eastAsia="Arial" w:hAnsi="Arial"/>
+                <w:b w:val="false"/>
+                <w:bCs w:val="false"/>
+                <w:i w:val="false"/>
+                <w:iCs w:val="false"/>
+                <w:color w:val="A9762F"/>
+                <w:sz w:val="14"/>
+                <w:szCs w:val="14"/>
+              </w:rPr>
+              <w:t xml:space="preserve">1 064 356 ₽ за м²</w:t>
+            </w:r>
+          </w:p>
+          <w:p>
+            <w:pPr>
+              <w:spacing w:after="0" w:line="200" w:lineRule="auto"/>
+            </w:pPr>
+            <w:hyperlink w:history="1" r:id="rIdb1rnhjc19ffdf0_hbp32b">
+              <w:r>
+                <w:rPr>
+                  <w:rFonts w:ascii="Arial" w:cs="Arial" w:eastAsia="Arial" w:hAnsi="Arial"/>
+                  <w:b w:val="false"/>
+                  <w:bCs w:val="false"/>
+                  <w:i w:val="false"/>
+                  <w:iCs w:val="false"/>
+                  <w:color w:val="2C5FA8"/>
+                  <w:sz w:val="13"/>
+                  <w:szCs w:val="13"/>
+                </w:rPr>
+                <w:t xml:space="preserve">Объявление →</w:t>
+              </w:r>
+            </w:hyperlink>
+          </w:p>
+        </w:tc>
+        <w:tc>
+          <w:tcPr>
+            <w:tcW w:type="dxa" w:w="3173"/>
+            <w:tcBorders>
+              <w:top w:val="none" w:color="auto" w:sz="0"/>
+              <w:left w:val="none" w:color="auto" w:sz="0"/>
+              <w:bottom w:val="none" w:color="auto" w:sz="0"/>
+              <w:right w:val="none" w:color="auto" w:sz="0"/>
+            </w:tcBorders>
+            <w:tcMar>
+              <w:top w:type="dxa" w:w="0"/>
+              <w:left w:type="dxa" w:w="90"/>
+              <w:bottom w:type="dxa" w:w="0"/>
+              <w:right w:type="dxa" w:w="90"/>
+            </w:tcMar>
+          </w:tcPr>
+          <w:p>
+            <w:pPr>
+              <w:spacing w:after="46"/>
+            </w:pPr>
+            <w:r>
+              <w:drawing>
+                <wp:inline distT="0" distB="0" distL="0" distR="0">
+                  <wp:extent cx="1895475" cy="1266825"/>
+                  <wp:effectExtent t="0" r="0" b="0" l="0"/>
+                  <wp:docPr id="1" name="" descr="" title=""/>
+                  <wp:cNvGraphicFramePr>
+                    <a:graphicFrameLocks xmlns:a="http://schemas.openxmlformats.org/drawingml/2006/main" noChangeAspect="1"/>
+                  </wp:cNvGraphicFramePr>
+                  <a:graphic xmlns:a="http://schemas.openxmlformats.org/drawingml/2006/main">
+                    <a:graphicData uri="http://schemas.openxmlformats.org/drawingml/2006/picture">
+                      <pic:pic xmlns:pic="http://schemas.openxmlformats.org/drawingml/2006/picture">
+                        <pic:nvPicPr>
+                          <pic:cNvPr id="0" name="" descr=""/>
+                          <pic:cNvPicPr>
+                            <a:picLocks noChangeAspect="1" noChangeArrowheads="1"/>
+                          </pic:cNvPicPr>
+                        </pic:nvPicPr>
+                        <pic:blipFill>
+                          <a:blip r:embed="rId31" cstate="none"/>
+                          <a:srcRect/>
+                          <a:stretch>
+                            <a:fillRect/>
+                          </a:stretch>
+                        </pic:blipFill>
+                        <pic:spPr bwMode="auto">
+                          <a:xfrm>
+                            <a:off x="0" y="0"/>
+                            <a:ext cx="1895475" cy="1266825"/>
+                          </a:xfrm>
+                          <a:prstGeom prst="rect">
+                            <a:avLst/>
+                          </a:prstGeom>
+                        </pic:spPr>
+                      </pic:pic>
+                    </a:graphicData>
+                  </a:graphic>
+                </wp:inline>
+              </w:drawing>
+            </w:r>
+          </w:p>
+          <w:p>
+            <w:pPr>
+              <w:spacing w:after="18" w:line="212" w:lineRule="auto"/>
+            </w:pPr>
+            <w:r>
+              <w:rPr>
+                <w:rFonts w:ascii="Arial" w:cs="Arial" w:eastAsia="Arial" w:hAnsi="Arial"/>
+                <w:b/>
+                <w:bCs/>
+                <w:i w:val="false"/>
+                <w:iCs w:val="false"/>
+                <w:color w:val="1F2A44"/>
+                <w:sz w:val="17"/>
+                <w:szCs w:val="17"/>
+              </w:rPr>
+              <w:t xml:space="preserve">Прайм Парк</w:t>
+            </w:r>
+          </w:p>
+          <w:p>
+            <w:pPr>
+              <w:spacing w:after="26" w:line="206" w:lineRule="auto"/>
+            </w:pPr>
+            <w:r>
+              <w:rPr>
+                <w:rFonts w:ascii="Arial" w:cs="Arial" w:eastAsia="Arial" w:hAnsi="Arial"/>
+                <w:b w:val="false"/>
+                <w:bCs w:val="false"/>
+                <w:i w:val="false"/>
+                <w:iCs w:val="false"/>
+                <w:color w:val="70788A"/>
+                <w:sz w:val="14"/>
+                <w:szCs w:val="14"/>
+              </w:rPr>
+              <w:t xml:space="preserve">47,9 м²  ·  этаж 6 из 36</w:t>
+            </w:r>
+          </w:p>
+          <w:p>
+            <w:pPr>
+              <w:spacing w:after="14" w:line="212" w:lineRule="auto"/>
+            </w:pPr>
+            <w:r>
+              <w:rPr>
+                <w:rFonts w:ascii="Arial" w:cs="Arial" w:eastAsia="Arial" w:hAnsi="Arial"/>
+                <w:b/>
+                <w:bCs/>
+                <w:i w:val="false"/>
+                <w:iCs w:val="false"/>
+                <w:color w:val="1F2A44"/>
+                <w:sz w:val="19"/>
+                <w:szCs w:val="19"/>
+              </w:rPr>
+              <w:t xml:space="preserve">49,9 млн ₽</w:t>
+            </w:r>
+          </w:p>
+          <w:p>
+            <w:pPr>
+              <w:spacing w:after="16" w:line="206" w:lineRule="auto"/>
+            </w:pPr>
+            <w:r>
+              <w:rPr>
+                <w:rFonts w:ascii="Arial" w:cs="Arial" w:eastAsia="Arial" w:hAnsi="Arial"/>
+                <w:b w:val="false"/>
+                <w:bCs w:val="false"/>
+                <w:i w:val="false"/>
+                <w:iCs w:val="false"/>
+                <w:color w:val="A9762F"/>
+                <w:sz w:val="14"/>
+                <w:szCs w:val="14"/>
+              </w:rPr>
+              <w:t xml:space="preserve">1 041 754 ₽ за м²</w:t>
+            </w:r>
+          </w:p>
+          <w:p>
+            <w:pPr>
+              <w:spacing w:after="0" w:line="200" w:lineRule="auto"/>
+            </w:pPr>
+            <w:hyperlink w:history="1" r:id="rIdkapqr54ufjdquqp2r9dis">
+              <w:r>
+                <w:rPr>
+                  <w:rFonts w:ascii="Arial" w:cs="Arial" w:eastAsia="Arial" w:hAnsi="Arial"/>
+                  <w:b w:val="false"/>
+                  <w:bCs w:val="false"/>
+                  <w:i w:val="false"/>
+                  <w:iCs w:val="false"/>
+                  <w:color w:val="2C5FA8"/>
+                  <w:sz w:val="13"/>
+                  <w:szCs w:val="13"/>
+                </w:rPr>
+                <w:t xml:space="preserve">Объявление →</w:t>
+              </w:r>
+            </w:hyperlink>
+          </w:p>
+        </w:tc>
+        <w:tc>
+          <w:tcPr>
+            <w:tcW w:type="dxa" w:w="3173"/>
+            <w:tcBorders>
+              <w:top w:val="none" w:color="auto" w:sz="0"/>
+              <w:left w:val="none" w:color="auto" w:sz="0"/>
+              <w:bottom w:val="none" w:color="auto" w:sz="0"/>
+              <w:right w:val="none" w:color="auto" w:sz="0"/>
+            </w:tcBorders>
+            <w:tcMar>
+              <w:top w:type="dxa" w:w="0"/>
+              <w:left w:type="dxa" w:w="90"/>
+              <w:bottom w:type="dxa" w:w="0"/>
+              <w:right w:type="dxa" w:w="0"/>
+            </w:tcMar>
+          </w:tcPr>
+          <w:p>
+            <w:pPr>
+              <w:spacing w:after="46"/>
+            </w:pPr>
+            <w:r>
+              <w:drawing>
+                <wp:inline distT="0" distB="0" distL="0" distR="0">
+                  <wp:extent cx="1895475" cy="1266825"/>
+                  <wp:effectExtent t="0" r="0" b="0" l="0"/>
+                  <wp:docPr id="1" name="" descr="" title=""/>
+                  <wp:cNvGraphicFramePr>
+                    <a:graphicFrameLocks xmlns:a="http://schemas.openxmlformats.org/drawingml/2006/main" noChangeAspect="1"/>
+                  </wp:cNvGraphicFramePr>
+                  <a:graphic xmlns:a="http://schemas.openxmlformats.org/drawingml/2006/main">
+                    <a:graphicData uri="http://schemas.openxmlformats.org/drawingml/2006/picture">
+                      <pic:pic xmlns:pic="http://schemas.openxmlformats.org/drawingml/2006/picture">
+                        <pic:nvPicPr>
+                          <pic:cNvPr id="0" name="" descr=""/>
+                          <pic:cNvPicPr>
+                            <a:picLocks noChangeAspect="1" noChangeArrowheads="1"/>
+                          </pic:cNvPicPr>
+                        </pic:nvPicPr>
+                        <pic:blipFill>
+                          <a:blip r:embed="rId32" cstate="none"/>
+                          <a:srcRect/>
+                          <a:stretch>
+                            <a:fillRect/>
+                          </a:stretch>
+                        </pic:blipFill>
+                        <pic:spPr bwMode="auto">
+                          <a:xfrm>
+                            <a:off x="0" y="0"/>
+                            <a:ext cx="1895475" cy="1266825"/>
+                          </a:xfrm>
+                          <a:prstGeom prst="rect">
+                            <a:avLst/>
+                          </a:prstGeom>
+                        </pic:spPr>
+                      </pic:pic>
+                    </a:graphicData>
+                  </a:graphic>
+                </wp:inline>
+              </w:drawing>
+            </w:r>
+          </w:p>
+          <w:p>
+            <w:pPr>
+              <w:spacing w:after="18" w:line="212" w:lineRule="auto"/>
+            </w:pPr>
+            <w:r>
+              <w:rPr>
+                <w:rFonts w:ascii="Arial" w:cs="Arial" w:eastAsia="Arial" w:hAnsi="Arial"/>
+                <w:b/>
+                <w:bCs/>
+                <w:i w:val="false"/>
+                <w:iCs w:val="false"/>
+                <w:color w:val="1F2A44"/>
+                <w:sz w:val="17"/>
+                <w:szCs w:val="17"/>
+              </w:rPr>
+              <w:t xml:space="preserve">Прайм Парк</w:t>
+            </w:r>
+          </w:p>
+          <w:p>
+            <w:pPr>
+              <w:spacing w:after="26" w:line="206" w:lineRule="auto"/>
+            </w:pPr>
+            <w:r>
+              <w:rPr>
+                <w:rFonts w:ascii="Arial" w:cs="Arial" w:eastAsia="Arial" w:hAnsi="Arial"/>
+                <w:b w:val="false"/>
+                <w:bCs w:val="false"/>
+                <w:i w:val="false"/>
+                <w:iCs w:val="false"/>
+                <w:color w:val="70788A"/>
+                <w:sz w:val="14"/>
+                <w:szCs w:val="14"/>
+              </w:rPr>
+              <w:t xml:space="preserve">42,0 м²  ·  этаж 12 из 41</w:t>
+            </w:r>
+          </w:p>
+          <w:p>
+            <w:pPr>
+              <w:spacing w:after="14" w:line="212" w:lineRule="auto"/>
+            </w:pPr>
+            <w:r>
+              <w:rPr>
+                <w:rFonts w:ascii="Arial" w:cs="Arial" w:eastAsia="Arial" w:hAnsi="Arial"/>
+                <w:b/>
+                <w:bCs/>
+                <w:i w:val="false"/>
+                <w:iCs w:val="false"/>
+                <w:color w:val="1F2A44"/>
+                <w:sz w:val="19"/>
+                <w:szCs w:val="19"/>
+              </w:rPr>
+              <w:t xml:space="preserve">43,0 млн ₽</w:t>
+            </w:r>
+          </w:p>
+          <w:p>
+            <w:pPr>
+              <w:spacing w:after="16" w:line="206" w:lineRule="auto"/>
+            </w:pPr>
+            <w:r>
+              <w:rPr>
+                <w:rFonts w:ascii="Arial" w:cs="Arial" w:eastAsia="Arial" w:hAnsi="Arial"/>
+                <w:b w:val="false"/>
+                <w:bCs w:val="false"/>
+                <w:i w:val="false"/>
+                <w:iCs w:val="false"/>
+                <w:color w:val="A9762F"/>
+                <w:sz w:val="14"/>
+                <w:szCs w:val="14"/>
+              </w:rPr>
+              <w:t xml:space="preserve">1 023 810 ₽ за м²</w:t>
+            </w:r>
+          </w:p>
+          <w:p>
+            <w:pPr>
+              <w:spacing w:after="0" w:line="200" w:lineRule="auto"/>
+            </w:pPr>
+            <w:hyperlink w:history="1" r:id="rIdvrz6l4jvivq9_werwz1lq">
+              <w:r>
+                <w:rPr>
+                  <w:rFonts w:ascii="Arial" w:cs="Arial" w:eastAsia="Arial" w:hAnsi="Arial"/>
+                  <w:b w:val="false"/>
+                  <w:bCs w:val="false"/>
+                  <w:i w:val="false"/>
+                  <w:iCs w:val="false"/>
+                  <w:color w:val="2C5FA8"/>
+                  <w:sz w:val="13"/>
+                  <w:szCs w:val="13"/>
+                </w:rPr>
+                <w:t xml:space="preserve">Объявление →</w:t>
+              </w:r>
+            </w:hyperlink>
+          </w:p>
+        </w:tc>
+      </w:tr>
+      <w:tr>
+        <w:trPr>
+          <w:cantSplit/>
+        </w:trPr>
+        <w:tc>
+          <w:tcPr>
+            <w:tcW w:type="dxa" w:w="3173"/>
+            <w:tcBorders>
+              <w:top w:val="none" w:color="auto" w:sz="0"/>
+              <w:left w:val="none" w:color="auto" w:sz="0"/>
+              <w:bottom w:val="none" w:color="auto" w:sz="0"/>
+              <w:right w:val="none" w:color="auto" w:sz="0"/>
+            </w:tcBorders>
+          </w:tcPr>
+          <w:p>
+            <w:pPr>
+              <w:spacing w:after="0" w:line="190" w:lineRule="auto"/>
+            </w:pPr>
+            <w:r>
+              <w:rPr>
+                <w:rFonts w:ascii="Arial" w:cs="Arial" w:eastAsia="Arial" w:hAnsi="Arial"/>
+                <w:b w:val="false"/>
+                <w:bCs w:val="false"/>
+                <w:i w:val="false"/>
+                <w:iCs w:val="false"/>
+                <w:color w:val="2A2E38"/>
+                <w:sz w:val="19"/>
+                <w:szCs w:val="19"/>
+              </w:rPr>
+              <w:t xml:space="preserve"/>
+            </w:r>
+          </w:p>
+        </w:tc>
+        <w:tc>
+          <w:tcPr>
+            <w:tcW w:type="dxa" w:w="3173"/>
+            <w:tcBorders>
+              <w:top w:val="none" w:color="auto" w:sz="0"/>
+              <w:left w:val="none" w:color="auto" w:sz="0"/>
+              <w:bottom w:val="none" w:color="auto" w:sz="0"/>
+              <w:right w:val="none" w:color="auto" w:sz="0"/>
+            </w:tcBorders>
+          </w:tcPr>
+          <w:p>
+            <w:pPr>
+              <w:spacing w:after="0" w:line="190" w:lineRule="auto"/>
+            </w:pPr>
+            <w:r>
+              <w:rPr>
+                <w:rFonts w:ascii="Arial" w:cs="Arial" w:eastAsia="Arial" w:hAnsi="Arial"/>
+                <w:b w:val="false"/>
+                <w:bCs w:val="false"/>
+                <w:i w:val="false"/>
+                <w:iCs w:val="false"/>
+                <w:color w:val="2A2E38"/>
+                <w:sz w:val="19"/>
+                <w:szCs w:val="19"/>
+              </w:rPr>
+              <w:t xml:space="preserve"/>
+            </w:r>
+          </w:p>
+        </w:tc>
+        <w:tc>
+          <w:tcPr>
+            <w:tcW w:type="dxa" w:w="3173"/>
+            <w:tcBorders>
+              <w:top w:val="none" w:color="auto" w:sz="0"/>
+              <w:left w:val="none" w:color="auto" w:sz="0"/>
+              <w:bottom w:val="none" w:color="auto" w:sz="0"/>
+              <w:right w:val="none" w:color="auto" w:sz="0"/>
+            </w:tcBorders>
+          </w:tcPr>
+          <w:p>
+            <w:pPr>
+              <w:spacing w:after="0" w:line="190" w:lineRule="auto"/>
+            </w:pPr>
+            <w:r>
+              <w:rPr>
+                <w:rFonts w:ascii="Arial" w:cs="Arial" w:eastAsia="Arial" w:hAnsi="Arial"/>
+                <w:b w:val="false"/>
+                <w:bCs w:val="false"/>
+                <w:i w:val="false"/>
+                <w:iCs w:val="false"/>
+                <w:color w:val="2A2E38"/>
+                <w:sz w:val="19"/>
+                <w:szCs w:val="19"/>
+              </w:rPr>
+              <w:t xml:space="preserve"/>
+            </w:r>
+          </w:p>
+        </w:tc>
+      </w:tr>
+      <w:tr>
+        <w:trPr>
+          <w:cantSplit/>
+        </w:trPr>
+        <w:tc>
+          <w:tcPr>
+            <w:tcW w:type="dxa" w:w="3173"/>
+            <w:tcBorders>
+              <w:top w:val="none" w:color="auto" w:sz="0"/>
+              <w:left w:val="none" w:color="auto" w:sz="0"/>
+              <w:bottom w:val="none" w:color="auto" w:sz="0"/>
+              <w:right w:val="none" w:color="auto" w:sz="0"/>
+            </w:tcBorders>
+            <w:tcMar>
+              <w:top w:type="dxa" w:w="0"/>
+              <w:left w:type="dxa" w:w="0"/>
+              <w:bottom w:type="dxa" w:w="0"/>
+              <w:right w:type="dxa" w:w="90"/>
+            </w:tcMar>
+          </w:tcPr>
+          <w:p>
+            <w:pPr>
+              <w:spacing w:after="46"/>
+            </w:pPr>
+            <w:r>
+              <w:drawing>
+                <wp:inline distT="0" distB="0" distL="0" distR="0">
+                  <wp:extent cx="1895475" cy="1266825"/>
+                  <wp:effectExtent t="0" r="0" b="0" l="0"/>
+                  <wp:docPr id="1" name="" descr="" title=""/>
+                  <wp:cNvGraphicFramePr>
+                    <a:graphicFrameLocks xmlns:a="http://schemas.openxmlformats.org/drawingml/2006/main" noChangeAspect="1"/>
+                  </wp:cNvGraphicFramePr>
+                  <a:graphic xmlns:a="http://schemas.openxmlformats.org/drawingml/2006/main">
+                    <a:graphicData uri="http://schemas.openxmlformats.org/drawingml/2006/picture">
+                      <pic:pic xmlns:pic="http://schemas.openxmlformats.org/drawingml/2006/picture">
+                        <pic:nvPicPr>
+                          <pic:cNvPr id="0" name="" descr=""/>
+                          <pic:cNvPicPr>
+                            <a:picLocks noChangeAspect="1" noChangeArrowheads="1"/>
+                          </pic:cNvPicPr>
+                        </pic:nvPicPr>
+                        <pic:blipFill>
+                          <a:blip r:embed="rId33" cstate="none"/>
+                          <a:srcRect/>
+                          <a:stretch>
+                            <a:fillRect/>
+                          </a:stretch>
+                        </pic:blipFill>
+                        <pic:spPr bwMode="auto">
+                          <a:xfrm>
+                            <a:off x="0" y="0"/>
+                            <a:ext cx="1895475" cy="1266825"/>
+                          </a:xfrm>
+                          <a:prstGeom prst="rect">
+                            <a:avLst/>
+                          </a:prstGeom>
+                        </pic:spPr>
+                      </pic:pic>
+                    </a:graphicData>
+                  </a:graphic>
+                </wp:inline>
+              </w:drawing>
+            </w:r>
+          </w:p>
+          <w:p>
+            <w:pPr>
+              <w:spacing w:after="18" w:line="212" w:lineRule="auto"/>
+            </w:pPr>
+            <w:r>
+              <w:rPr>
+                <w:rFonts w:ascii="Arial" w:cs="Arial" w:eastAsia="Arial" w:hAnsi="Arial"/>
+                <w:b/>
+                <w:bCs/>
+                <w:i w:val="false"/>
+                <w:iCs w:val="false"/>
+                <w:color w:val="1F2A44"/>
+                <w:sz w:val="17"/>
+                <w:szCs w:val="17"/>
+              </w:rPr>
+              <w:t xml:space="preserve">Прайм Парк</w:t>
+            </w:r>
+          </w:p>
+          <w:p>
+            <w:pPr>
+              <w:spacing w:after="26" w:line="206" w:lineRule="auto"/>
+            </w:pPr>
+            <w:r>
+              <w:rPr>
+                <w:rFonts w:ascii="Arial" w:cs="Arial" w:eastAsia="Arial" w:hAnsi="Arial"/>
+                <w:b w:val="false"/>
+                <w:bCs w:val="false"/>
+                <w:i w:val="false"/>
+                <w:iCs w:val="false"/>
+                <w:color w:val="70788A"/>
+                <w:sz w:val="14"/>
+                <w:szCs w:val="14"/>
+              </w:rPr>
+              <w:t xml:space="preserve">113,0 м²  ·  этаж 10 из 37</w:t>
+            </w:r>
+          </w:p>
+          <w:p>
+            <w:pPr>
+              <w:spacing w:after="14" w:line="212" w:lineRule="auto"/>
+            </w:pPr>
+            <w:r>
+              <w:rPr>
+                <w:rFonts w:ascii="Arial" w:cs="Arial" w:eastAsia="Arial" w:hAnsi="Arial"/>
+                <w:b/>
+                <w:bCs/>
+                <w:i w:val="false"/>
+                <w:iCs w:val="false"/>
+                <w:color w:val="1F2A44"/>
+                <w:sz w:val="19"/>
+                <w:szCs w:val="19"/>
+              </w:rPr>
+              <w:t xml:space="preserve">115,0 млн ₽</w:t>
+            </w:r>
+          </w:p>
+          <w:p>
+            <w:pPr>
+              <w:spacing w:after="16" w:line="206" w:lineRule="auto"/>
+            </w:pPr>
+            <w:r>
+              <w:rPr>
+                <w:rFonts w:ascii="Arial" w:cs="Arial" w:eastAsia="Arial" w:hAnsi="Arial"/>
+                <w:b w:val="false"/>
+                <w:bCs w:val="false"/>
+                <w:i w:val="false"/>
+                <w:iCs w:val="false"/>
+                <w:color w:val="A9762F"/>
+                <w:sz w:val="14"/>
+                <w:szCs w:val="14"/>
+              </w:rPr>
+              <w:t xml:space="preserve">1 017 699 ₽ за м²</w:t>
+            </w:r>
+          </w:p>
+          <w:p>
+            <w:pPr>
+              <w:spacing w:after="0" w:line="200" w:lineRule="auto"/>
+            </w:pPr>
+            <w:hyperlink w:history="1" r:id="rIdbgz4ynrohsgbdel62zdye">
+              <w:r>
+                <w:rPr>
+                  <w:rFonts w:ascii="Arial" w:cs="Arial" w:eastAsia="Arial" w:hAnsi="Arial"/>
+                  <w:b w:val="false"/>
+                  <w:bCs w:val="false"/>
+                  <w:i w:val="false"/>
+                  <w:iCs w:val="false"/>
+                  <w:color w:val="2C5FA8"/>
+                  <w:sz w:val="13"/>
+                  <w:szCs w:val="13"/>
+                </w:rPr>
+                <w:t xml:space="preserve">Объявление →</w:t>
+              </w:r>
+            </w:hyperlink>
+          </w:p>
+        </w:tc>
+        <w:tc>
+          <w:tcPr>
+            <w:tcW w:type="dxa" w:w="3173"/>
+            <w:tcBorders>
+              <w:top w:val="none" w:color="auto" w:sz="0"/>
+              <w:left w:val="none" w:color="auto" w:sz="0"/>
+              <w:bottom w:val="none" w:color="auto" w:sz="0"/>
+              <w:right w:val="none" w:color="auto" w:sz="0"/>
+            </w:tcBorders>
+            <w:tcMar>
+              <w:top w:type="dxa" w:w="0"/>
+              <w:left w:type="dxa" w:w="90"/>
+              <w:bottom w:type="dxa" w:w="0"/>
+              <w:right w:type="dxa" w:w="90"/>
+            </w:tcMar>
+          </w:tcPr>
+          <w:p>
+            <w:pPr>
+              <w:spacing w:after="46"/>
+            </w:pPr>
+            <w:r>
+              <w:drawing>
+                <wp:inline distT="0" distB="0" distL="0" distR="0">
+                  <wp:extent cx="1895475" cy="1266825"/>
+                  <wp:effectExtent t="0" r="0" b="0" l="0"/>
+                  <wp:docPr id="1" name="" descr="" title=""/>
+                  <wp:cNvGraphicFramePr>
+                    <a:graphicFrameLocks xmlns:a="http://schemas.openxmlformats.org/drawingml/2006/main" noChangeAspect="1"/>
+                  </wp:cNvGraphicFramePr>
+                  <a:graphic xmlns:a="http://schemas.openxmlformats.org/drawingml/2006/main">
+                    <a:graphicData uri="http://schemas.openxmlformats.org/drawingml/2006/picture">
+                      <pic:pic xmlns:pic="http://schemas.openxmlformats.org/drawingml/2006/picture">
+                        <pic:nvPicPr>
+                          <pic:cNvPr id="0" name="" descr=""/>
+                          <pic:cNvPicPr>
+                            <a:picLocks noChangeAspect="1" noChangeArrowheads="1"/>
+                          </pic:cNvPicPr>
+                        </pic:nvPicPr>
+                        <pic:blipFill>
+                          <a:blip r:embed="rId34" cstate="none"/>
+                          <a:srcRect/>
+                          <a:stretch>
+                            <a:fillRect/>
+                          </a:stretch>
+                        </pic:blipFill>
+                        <pic:spPr bwMode="auto">
+                          <a:xfrm>
+                            <a:off x="0" y="0"/>
+                            <a:ext cx="1895475" cy="1266825"/>
+                          </a:xfrm>
+                          <a:prstGeom prst="rect">
+                            <a:avLst/>
+                          </a:prstGeom>
+                        </pic:spPr>
+                      </pic:pic>
+                    </a:graphicData>
+                  </a:graphic>
+                </wp:inline>
+              </w:drawing>
+            </w:r>
+          </w:p>
+          <w:p>
+            <w:pPr>
+              <w:spacing w:after="18" w:line="212" w:lineRule="auto"/>
+            </w:pPr>
+            <w:r>
+              <w:rPr>
+                <w:rFonts w:ascii="Arial" w:cs="Arial" w:eastAsia="Arial" w:hAnsi="Arial"/>
+                <w:b/>
+                <w:bCs/>
+                <w:i w:val="false"/>
+                <w:iCs w:val="false"/>
+                <w:color w:val="1F2A44"/>
+                <w:sz w:val="17"/>
+                <w:szCs w:val="17"/>
+              </w:rPr>
+              <w:t xml:space="preserve">Прайм Парк</w:t>
+            </w:r>
+          </w:p>
+          <w:p>
+            <w:pPr>
+              <w:spacing w:after="26" w:line="206" w:lineRule="auto"/>
+            </w:pPr>
+            <w:r>
+              <w:rPr>
+                <w:rFonts w:ascii="Arial" w:cs="Arial" w:eastAsia="Arial" w:hAnsi="Arial"/>
+                <w:b w:val="false"/>
+                <w:bCs w:val="false"/>
+                <w:i w:val="false"/>
+                <w:iCs w:val="false"/>
+                <w:color w:val="70788A"/>
+                <w:sz w:val="14"/>
+                <w:szCs w:val="14"/>
+              </w:rPr>
+              <w:t xml:space="preserve">118,0 м²  ·  этаж 10 из 37</w:t>
+            </w:r>
+          </w:p>
+          <w:p>
+            <w:pPr>
+              <w:spacing w:after="14" w:line="212" w:lineRule="auto"/>
+            </w:pPr>
+            <w:r>
+              <w:rPr>
+                <w:rFonts w:ascii="Arial" w:cs="Arial" w:eastAsia="Arial" w:hAnsi="Arial"/>
+                <w:b/>
+                <w:bCs/>
+                <w:i w:val="false"/>
+                <w:iCs w:val="false"/>
+                <w:color w:val="1F2A44"/>
+                <w:sz w:val="19"/>
+                <w:szCs w:val="19"/>
+              </w:rPr>
+              <w:t xml:space="preserve">115,0 млн ₽</w:t>
+            </w:r>
+          </w:p>
+          <w:p>
+            <w:pPr>
+              <w:spacing w:after="16" w:line="206" w:lineRule="auto"/>
+            </w:pPr>
+            <w:r>
+              <w:rPr>
+                <w:rFonts w:ascii="Arial" w:cs="Arial" w:eastAsia="Arial" w:hAnsi="Arial"/>
+                <w:b w:val="false"/>
+                <w:bCs w:val="false"/>
+                <w:i w:val="false"/>
+                <w:iCs w:val="false"/>
+                <w:color w:val="A9762F"/>
+                <w:sz w:val="14"/>
+                <w:szCs w:val="14"/>
+              </w:rPr>
+              <w:t xml:space="preserve">974 576 ₽ за м²</w:t>
+            </w:r>
+          </w:p>
+          <w:p>
+            <w:pPr>
+              <w:spacing w:after="0" w:line="200" w:lineRule="auto"/>
+            </w:pPr>
+            <w:hyperlink w:history="1" r:id="rIddihqhhisnjzisszskkbtp">
+              <w:r>
+                <w:rPr>
+                  <w:rFonts w:ascii="Arial" w:cs="Arial" w:eastAsia="Arial" w:hAnsi="Arial"/>
+                  <w:b w:val="false"/>
+                  <w:bCs w:val="false"/>
+                  <w:i w:val="false"/>
+                  <w:iCs w:val="false"/>
+                  <w:color w:val="2C5FA8"/>
+                  <w:sz w:val="13"/>
+                  <w:szCs w:val="13"/>
+                </w:rPr>
+                <w:t xml:space="preserve">Объявление →</w:t>
+              </w:r>
+            </w:hyperlink>
+          </w:p>
+        </w:tc>
+        <w:tc>
+          <w:tcPr>
+            <w:tcW w:type="dxa" w:w="3173"/>
+            <w:tcBorders>
+              <w:top w:val="none" w:color="auto" w:sz="0"/>
+              <w:left w:val="none" w:color="auto" w:sz="0"/>
+              <w:bottom w:val="none" w:color="auto" w:sz="0"/>
+              <w:right w:val="none" w:color="auto" w:sz="0"/>
+            </w:tcBorders>
+            <w:tcMar>
+              <w:top w:type="dxa" w:w="0"/>
+              <w:left w:type="dxa" w:w="90"/>
+              <w:bottom w:type="dxa" w:w="0"/>
+              <w:right w:type="dxa" w:w="0"/>
+            </w:tcMar>
+          </w:tcPr>
+          <w:p>
+            <w:pPr>
+              <w:spacing w:after="46"/>
+            </w:pPr>
+            <w:r>
+              <w:drawing>
+                <wp:inline distT="0" distB="0" distL="0" distR="0">
+                  <wp:extent cx="1895475" cy="1266825"/>
+                  <wp:effectExtent t="0" r="0" b="0" l="0"/>
+                  <wp:docPr id="1" name="" descr="" title=""/>
+                  <wp:cNvGraphicFramePr>
+                    <a:graphicFrameLocks xmlns:a="http://schemas.openxmlformats.org/drawingml/2006/main" noChangeAspect="1"/>
+                  </wp:cNvGraphicFramePr>
+                  <a:graphic xmlns:a="http://schemas.openxmlformats.org/drawingml/2006/main">
+                    <a:graphicData uri="http://schemas.openxmlformats.org/drawingml/2006/picture">
+                      <pic:pic xmlns:pic="http://schemas.openxmlformats.org/drawingml/2006/picture">
+                        <pic:nvPicPr>
+                          <pic:cNvPr id="0" name="" descr=""/>
+                          <pic:cNvPicPr>
+                            <a:picLocks noChangeAspect="1" noChangeArrowheads="1"/>
+                          </pic:cNvPicPr>
+                        </pic:nvPicPr>
+                        <pic:blipFill>
+                          <a:blip r:embed="rId35" cstate="none"/>
+                          <a:srcRect/>
+                          <a:stretch>
+                            <a:fillRect/>
+                          </a:stretch>
+                        </pic:blipFill>
+                        <pic:spPr bwMode="auto">
+                          <a:xfrm>
+                            <a:off x="0" y="0"/>
+                            <a:ext cx="1895475" cy="1266825"/>
+                          </a:xfrm>
+                          <a:prstGeom prst="rect">
+                            <a:avLst/>
+                          </a:prstGeom>
+                        </pic:spPr>
+                      </pic:pic>
+                    </a:graphicData>
+                  </a:graphic>
+                </wp:inline>
+              </w:drawing>
+            </w:r>
+          </w:p>
+          <w:p>
+            <w:pPr>
+              <w:spacing w:after="18" w:line="212" w:lineRule="auto"/>
+            </w:pPr>
+            <w:r>
+              <w:rPr>
+                <w:rFonts w:ascii="Arial" w:cs="Arial" w:eastAsia="Arial" w:hAnsi="Arial"/>
+                <w:b/>
+                <w:bCs/>
+                <w:i w:val="false"/>
+                <w:iCs w:val="false"/>
+                <w:color w:val="1F2A44"/>
+                <w:sz w:val="17"/>
+                <w:szCs w:val="17"/>
+              </w:rPr>
+              <w:t xml:space="preserve">ВТБ Арена парк</w:t>
+            </w:r>
+          </w:p>
+          <w:p>
+            <w:pPr>
+              <w:spacing w:after="26" w:line="206" w:lineRule="auto"/>
+            </w:pPr>
+            <w:r>
+              <w:rPr>
+                <w:rFonts w:ascii="Arial" w:cs="Arial" w:eastAsia="Arial" w:hAnsi="Arial"/>
+                <w:b w:val="false"/>
+                <w:bCs w:val="false"/>
+                <w:i w:val="false"/>
+                <w:iCs w:val="false"/>
+                <w:color w:val="70788A"/>
+                <w:sz w:val="14"/>
+                <w:szCs w:val="14"/>
+              </w:rPr>
+              <w:t xml:space="preserve">165,0 м²  ·  этаж 4 из 25</w:t>
+            </w:r>
+          </w:p>
+          <w:p>
+            <w:pPr>
+              <w:spacing w:after="14" w:line="212" w:lineRule="auto"/>
+            </w:pPr>
+            <w:r>
+              <w:rPr>
+                <w:rFonts w:ascii="Arial" w:cs="Arial" w:eastAsia="Arial" w:hAnsi="Arial"/>
+                <w:b/>
+                <w:bCs/>
+                <w:i w:val="false"/>
+                <w:iCs w:val="false"/>
+                <w:color w:val="1F2A44"/>
+                <w:sz w:val="19"/>
+                <w:szCs w:val="19"/>
+              </w:rPr>
+              <w:t xml:space="preserve">160,0 млн ₽</w:t>
+            </w:r>
+          </w:p>
+          <w:p>
+            <w:pPr>
+              <w:spacing w:after="16" w:line="206" w:lineRule="auto"/>
+            </w:pPr>
+            <w:r>
+              <w:rPr>
+                <w:rFonts w:ascii="Arial" w:cs="Arial" w:eastAsia="Arial" w:hAnsi="Arial"/>
+                <w:b w:val="false"/>
+                <w:bCs w:val="false"/>
+                <w:i w:val="false"/>
+                <w:iCs w:val="false"/>
+                <w:color w:val="A9762F"/>
+                <w:sz w:val="14"/>
+                <w:szCs w:val="14"/>
+              </w:rPr>
+              <w:t xml:space="preserve">969 697 ₽ за м²</w:t>
+            </w:r>
+          </w:p>
+          <w:p>
+            <w:pPr>
+              <w:spacing w:after="0" w:line="200" w:lineRule="auto"/>
+            </w:pPr>
+            <w:hyperlink w:history="1" r:id="rIdj1jimjqdgl0dvybtucnfd">
+              <w:r>
+                <w:rPr>
+                  <w:rFonts w:ascii="Arial" w:cs="Arial" w:eastAsia="Arial" w:hAnsi="Arial"/>
+                  <w:b w:val="false"/>
+                  <w:bCs w:val="false"/>
+                  <w:i w:val="false"/>
+                  <w:iCs w:val="false"/>
+                  <w:color w:val="2C5FA8"/>
+                  <w:sz w:val="13"/>
+                  <w:szCs w:val="13"/>
+                </w:rPr>
+                <w:t xml:space="preserve">Объявление →</w:t>
+              </w:r>
+            </w:hyperlink>
+          </w:p>
+        </w:tc>
+      </w:tr>
+      <w:tr>
+        <w:trPr>
+          <w:cantSplit/>
+        </w:trPr>
+        <w:tc>
+          <w:tcPr>
+            <w:tcW w:type="dxa" w:w="3173"/>
+            <w:tcBorders>
+              <w:top w:val="none" w:color="auto" w:sz="0"/>
+              <w:left w:val="none" w:color="auto" w:sz="0"/>
+              <w:bottom w:val="none" w:color="auto" w:sz="0"/>
+              <w:right w:val="none" w:color="auto" w:sz="0"/>
+            </w:tcBorders>
+          </w:tcPr>
+          <w:p>
+            <w:pPr>
+              <w:spacing w:after="0" w:line="190" w:lineRule="auto"/>
+            </w:pPr>
+            <w:r>
+              <w:rPr>
+                <w:rFonts w:ascii="Arial" w:cs="Arial" w:eastAsia="Arial" w:hAnsi="Arial"/>
+                <w:b w:val="false"/>
+                <w:bCs w:val="false"/>
+                <w:i w:val="false"/>
+                <w:iCs w:val="false"/>
+                <w:color w:val="2A2E38"/>
+                <w:sz w:val="19"/>
+                <w:szCs w:val="19"/>
+              </w:rPr>
+              <w:t xml:space="preserve"/>
+            </w:r>
+          </w:p>
+        </w:tc>
+        <w:tc>
+          <w:tcPr>
+            <w:tcW w:type="dxa" w:w="3173"/>
+            <w:tcBorders>
+              <w:top w:val="none" w:color="auto" w:sz="0"/>
+              <w:left w:val="none" w:color="auto" w:sz="0"/>
+              <w:bottom w:val="none" w:color="auto" w:sz="0"/>
+              <w:right w:val="none" w:color="auto" w:sz="0"/>
+            </w:tcBorders>
+          </w:tcPr>
+          <w:p>
+            <w:pPr>
+              <w:spacing w:after="0" w:line="190" w:lineRule="auto"/>
+            </w:pPr>
+            <w:r>
+              <w:rPr>
+                <w:rFonts w:ascii="Arial" w:cs="Arial" w:eastAsia="Arial" w:hAnsi="Arial"/>
+                <w:b w:val="false"/>
+                <w:bCs w:val="false"/>
+                <w:i w:val="false"/>
+                <w:iCs w:val="false"/>
+                <w:color w:val="2A2E38"/>
+                <w:sz w:val="19"/>
+                <w:szCs w:val="19"/>
+              </w:rPr>
+              <w:t xml:space="preserve"/>
+            </w:r>
+          </w:p>
+        </w:tc>
+        <w:tc>
+          <w:tcPr>
+            <w:tcW w:type="dxa" w:w="3173"/>
+            <w:tcBorders>
+              <w:top w:val="none" w:color="auto" w:sz="0"/>
+              <w:left w:val="none" w:color="auto" w:sz="0"/>
+              <w:bottom w:val="none" w:color="auto" w:sz="0"/>
+              <w:right w:val="none" w:color="auto" w:sz="0"/>
+            </w:tcBorders>
+          </w:tcPr>
+          <w:p>
+            <w:pPr>
+              <w:spacing w:after="0" w:line="190" w:lineRule="auto"/>
+            </w:pPr>
+            <w:r>
+              <w:rPr>
+                <w:rFonts w:ascii="Arial" w:cs="Arial" w:eastAsia="Arial" w:hAnsi="Arial"/>
+                <w:b w:val="false"/>
+                <w:bCs w:val="false"/>
+                <w:i w:val="false"/>
+                <w:iCs w:val="false"/>
+                <w:color w:val="2A2E38"/>
+                <w:sz w:val="19"/>
+                <w:szCs w:val="19"/>
+              </w:rPr>
+              <w:t xml:space="preserve"/>
+            </w:r>
+          </w:p>
+        </w:tc>
+      </w:tr>
+      <w:tr>
+        <w:trPr>
+          <w:cantSplit/>
+        </w:trPr>
+        <w:tc>
+          <w:tcPr>
+            <w:tcW w:type="dxa" w:w="3173"/>
+            <w:tcBorders>
+              <w:top w:val="none" w:color="auto" w:sz="0"/>
+              <w:left w:val="none" w:color="auto" w:sz="0"/>
+              <w:bottom w:val="none" w:color="auto" w:sz="0"/>
+              <w:right w:val="none" w:color="auto" w:sz="0"/>
+            </w:tcBorders>
+            <w:tcMar>
+              <w:top w:type="dxa" w:w="0"/>
+              <w:left w:type="dxa" w:w="0"/>
+              <w:bottom w:type="dxa" w:w="0"/>
+              <w:right w:type="dxa" w:w="90"/>
+            </w:tcMar>
+          </w:tcPr>
+          <w:p>
+            <w:pPr>
+              <w:spacing w:after="46"/>
+            </w:pPr>
+            <w:r>
+              <w:drawing>
+                <wp:inline distT="0" distB="0" distL="0" distR="0">
+                  <wp:extent cx="1895475" cy="1266825"/>
+                  <wp:effectExtent t="0" r="0" b="0" l="0"/>
+                  <wp:docPr id="1" name="" descr="" title=""/>
+                  <wp:cNvGraphicFramePr>
+                    <a:graphicFrameLocks xmlns:a="http://schemas.openxmlformats.org/drawingml/2006/main" noChangeAspect="1"/>
+                  </wp:cNvGraphicFramePr>
+                  <a:graphic xmlns:a="http://schemas.openxmlformats.org/drawingml/2006/main">
+                    <a:graphicData uri="http://schemas.openxmlformats.org/drawingml/2006/picture">
+                      <pic:pic xmlns:pic="http://schemas.openxmlformats.org/drawingml/2006/picture">
+                        <pic:nvPicPr>
+                          <pic:cNvPr id="0" name="" descr=""/>
+                          <pic:cNvPicPr>
+                            <a:picLocks noChangeAspect="1" noChangeArrowheads="1"/>
+                          </pic:cNvPicPr>
+                        </pic:nvPicPr>
+                        <pic:blipFill>
+                          <a:blip r:embed="rId36" cstate="none"/>
+                          <a:srcRect/>
+                          <a:stretch>
+                            <a:fillRect/>
+                          </a:stretch>
+                        </pic:blipFill>
+                        <pic:spPr bwMode="auto">
+                          <a:xfrm>
+                            <a:off x="0" y="0"/>
+                            <a:ext cx="1895475" cy="1266825"/>
+                          </a:xfrm>
+                          <a:prstGeom prst="rect">
+                            <a:avLst/>
+                          </a:prstGeom>
+                        </pic:spPr>
+                      </pic:pic>
+                    </a:graphicData>
+                  </a:graphic>
+                </wp:inline>
+              </w:drawing>
+            </w:r>
+          </w:p>
+          <w:p>
+            <w:pPr>
+              <w:spacing w:after="18" w:line="212" w:lineRule="auto"/>
+            </w:pPr>
+            <w:r>
+              <w:rPr>
+                <w:rFonts w:ascii="Arial" w:cs="Arial" w:eastAsia="Arial" w:hAnsi="Arial"/>
+                <w:b/>
+                <w:bCs/>
+                <w:i w:val="false"/>
+                <w:iCs w:val="false"/>
+                <w:color w:val="1F2A44"/>
+                <w:sz w:val="17"/>
+                <w:szCs w:val="17"/>
+              </w:rPr>
+              <w:t xml:space="preserve">Прайм Парк</w:t>
+            </w:r>
+          </w:p>
+          <w:p>
+            <w:pPr>
+              <w:spacing w:after="26" w:line="206" w:lineRule="auto"/>
+            </w:pPr>
+            <w:r>
+              <w:rPr>
+                <w:rFonts w:ascii="Arial" w:cs="Arial" w:eastAsia="Arial" w:hAnsi="Arial"/>
+                <w:b w:val="false"/>
+                <w:bCs w:val="false"/>
+                <w:i w:val="false"/>
+                <w:iCs w:val="false"/>
+                <w:color w:val="70788A"/>
+                <w:sz w:val="14"/>
+                <w:szCs w:val="14"/>
+              </w:rPr>
+              <w:t xml:space="preserve">41,9 м²  ·  этаж 13 из 41</w:t>
+            </w:r>
+          </w:p>
+          <w:p>
+            <w:pPr>
+              <w:spacing w:after="14" w:line="212" w:lineRule="auto"/>
+            </w:pPr>
+            <w:r>
+              <w:rPr>
+                <w:rFonts w:ascii="Arial" w:cs="Arial" w:eastAsia="Arial" w:hAnsi="Arial"/>
+                <w:b/>
+                <w:bCs/>
+                <w:i w:val="false"/>
+                <w:iCs w:val="false"/>
+                <w:color w:val="1F2A44"/>
+                <w:sz w:val="19"/>
+                <w:szCs w:val="19"/>
+              </w:rPr>
+              <w:t xml:space="preserve">40,0 млн ₽</w:t>
+            </w:r>
+          </w:p>
+          <w:p>
+            <w:pPr>
+              <w:spacing w:after="16" w:line="206" w:lineRule="auto"/>
+            </w:pPr>
+            <w:r>
+              <w:rPr>
+                <w:rFonts w:ascii="Arial" w:cs="Arial" w:eastAsia="Arial" w:hAnsi="Arial"/>
+                <w:b w:val="false"/>
+                <w:bCs w:val="false"/>
+                <w:i w:val="false"/>
+                <w:iCs w:val="false"/>
+                <w:color w:val="A9762F"/>
+                <w:sz w:val="14"/>
+                <w:szCs w:val="14"/>
+              </w:rPr>
+              <w:t xml:space="preserve">954 654 ₽ за м²</w:t>
+            </w:r>
+          </w:p>
+          <w:p>
+            <w:pPr>
+              <w:spacing w:after="0" w:line="200" w:lineRule="auto"/>
+            </w:pPr>
+            <w:hyperlink w:history="1" r:id="rIdavapjjg5g4ekzn6mlmv9o">
+              <w:r>
+                <w:rPr>
+                  <w:rFonts w:ascii="Arial" w:cs="Arial" w:eastAsia="Arial" w:hAnsi="Arial"/>
+                  <w:b w:val="false"/>
+                  <w:bCs w:val="false"/>
+                  <w:i w:val="false"/>
+                  <w:iCs w:val="false"/>
+                  <w:color w:val="2C5FA8"/>
+                  <w:sz w:val="13"/>
+                  <w:szCs w:val="13"/>
+                </w:rPr>
+                <w:t xml:space="preserve">Объявление →</w:t>
+              </w:r>
+            </w:hyperlink>
+          </w:p>
+        </w:tc>
+        <w:tc>
+          <w:tcPr>
+            <w:tcW w:type="dxa" w:w="3173"/>
+            <w:tcBorders>
+              <w:top w:val="none" w:color="auto" w:sz="0"/>
+              <w:left w:val="none" w:color="auto" w:sz="0"/>
+              <w:bottom w:val="none" w:color="auto" w:sz="0"/>
+              <w:right w:val="none" w:color="auto" w:sz="0"/>
+            </w:tcBorders>
+            <w:tcMar>
+              <w:top w:type="dxa" w:w="0"/>
+              <w:left w:type="dxa" w:w="90"/>
+              <w:bottom w:type="dxa" w:w="0"/>
+              <w:right w:type="dxa" w:w="90"/>
+            </w:tcMar>
+          </w:tcPr>
+          <w:p>
+            <w:pPr>
+              <w:spacing w:after="46"/>
+            </w:pPr>
+            <w:r>
+              <w:drawing>
+                <wp:inline distT="0" distB="0" distL="0" distR="0">
+                  <wp:extent cx="1895475" cy="1266825"/>
+                  <wp:effectExtent t="0" r="0" b="0" l="0"/>
+                  <wp:docPr id="1" name="" descr="" title=""/>
+                  <wp:cNvGraphicFramePr>
+                    <a:graphicFrameLocks xmlns:a="http://schemas.openxmlformats.org/drawingml/2006/main" noChangeAspect="1"/>
+                  </wp:cNvGraphicFramePr>
+                  <a:graphic xmlns:a="http://schemas.openxmlformats.org/drawingml/2006/main">
+                    <a:graphicData uri="http://schemas.openxmlformats.org/drawingml/2006/picture">
+                      <pic:pic xmlns:pic="http://schemas.openxmlformats.org/drawingml/2006/picture">
+                        <pic:nvPicPr>
+                          <pic:cNvPr id="0" name="" descr=""/>
+                          <pic:cNvPicPr>
+                            <a:picLocks noChangeAspect="1" noChangeArrowheads="1"/>
+                          </pic:cNvPicPr>
+                        </pic:nvPicPr>
+                        <pic:blipFill>
+                          <a:blip r:embed="rId37" cstate="none"/>
+                          <a:srcRect/>
+                          <a:stretch>
+                            <a:fillRect/>
+                          </a:stretch>
+                        </pic:blipFill>
+                        <pic:spPr bwMode="auto">
+                          <a:xfrm>
+                            <a:off x="0" y="0"/>
+                            <a:ext cx="1895475" cy="1266825"/>
+                          </a:xfrm>
+                          <a:prstGeom prst="rect">
+                            <a:avLst/>
+                          </a:prstGeom>
+                        </pic:spPr>
+                      </pic:pic>
+                    </a:graphicData>
+                  </a:graphic>
+                </wp:inline>
+              </w:drawing>
+            </w:r>
+          </w:p>
+          <w:p>
+            <w:pPr>
+              <w:spacing w:after="18" w:line="212" w:lineRule="auto"/>
+            </w:pPr>
+            <w:r>
+              <w:rPr>
+                <w:rFonts w:ascii="Arial" w:cs="Arial" w:eastAsia="Arial" w:hAnsi="Arial"/>
+                <w:b/>
+                <w:bCs/>
+                <w:i w:val="false"/>
+                <w:iCs w:val="false"/>
+                <w:color w:val="1F2A44"/>
+                <w:sz w:val="17"/>
+                <w:szCs w:val="17"/>
+              </w:rPr>
+              <w:t xml:space="preserve">ВТБ Арена парк</w:t>
+            </w:r>
+          </w:p>
+          <w:p>
+            <w:pPr>
+              <w:spacing w:after="26" w:line="206" w:lineRule="auto"/>
+            </w:pPr>
+            <w:r>
+              <w:rPr>
+                <w:rFonts w:ascii="Arial" w:cs="Arial" w:eastAsia="Arial" w:hAnsi="Arial"/>
+                <w:b w:val="false"/>
+                <w:bCs w:val="false"/>
+                <w:i w:val="false"/>
+                <w:iCs w:val="false"/>
+                <w:color w:val="70788A"/>
+                <w:sz w:val="14"/>
+                <w:szCs w:val="14"/>
+              </w:rPr>
+              <w:t xml:space="preserve">142,2 м²  ·  этаж 5 из 12</w:t>
+            </w:r>
+          </w:p>
+          <w:p>
+            <w:pPr>
+              <w:spacing w:after="14" w:line="212" w:lineRule="auto"/>
+            </w:pPr>
+            <w:r>
+              <w:rPr>
+                <w:rFonts w:ascii="Arial" w:cs="Arial" w:eastAsia="Arial" w:hAnsi="Arial"/>
+                <w:b/>
+                <w:bCs/>
+                <w:i w:val="false"/>
+                <w:iCs w:val="false"/>
+                <w:color w:val="1F2A44"/>
+                <w:sz w:val="19"/>
+                <w:szCs w:val="19"/>
+              </w:rPr>
+              <w:t xml:space="preserve">135,0 млн ₽</w:t>
+            </w:r>
+          </w:p>
+          <w:p>
+            <w:pPr>
+              <w:spacing w:after="16" w:line="206" w:lineRule="auto"/>
+            </w:pPr>
+            <w:r>
+              <w:rPr>
+                <w:rFonts w:ascii="Arial" w:cs="Arial" w:eastAsia="Arial" w:hAnsi="Arial"/>
+                <w:b w:val="false"/>
+                <w:bCs w:val="false"/>
+                <w:i w:val="false"/>
+                <w:iCs w:val="false"/>
+                <w:color w:val="A9762F"/>
+                <w:sz w:val="14"/>
+                <w:szCs w:val="14"/>
+              </w:rPr>
+              <w:t xml:space="preserve">949 367 ₽ за м²</w:t>
+            </w:r>
+          </w:p>
+          <w:p>
+            <w:pPr>
+              <w:spacing w:after="0" w:line="200" w:lineRule="auto"/>
+            </w:pPr>
+            <w:hyperlink w:history="1" r:id="rId8akx_h4jrrdynf7kzlgvx">
+              <w:r>
+                <w:rPr>
+                  <w:rFonts w:ascii="Arial" w:cs="Arial" w:eastAsia="Arial" w:hAnsi="Arial"/>
+                  <w:b w:val="false"/>
+                  <w:bCs w:val="false"/>
+                  <w:i w:val="false"/>
+                  <w:iCs w:val="false"/>
+                  <w:color w:val="2C5FA8"/>
+                  <w:sz w:val="13"/>
+                  <w:szCs w:val="13"/>
+                </w:rPr>
+                <w:t xml:space="preserve">Объявление →</w:t>
+              </w:r>
+            </w:hyperlink>
+          </w:p>
+        </w:tc>
+        <w:tc>
+          <w:tcPr>
+            <w:tcW w:type="dxa" w:w="3173"/>
+            <w:tcBorders>
+              <w:top w:val="none" w:color="auto" w:sz="0"/>
+              <w:left w:val="none" w:color="auto" w:sz="0"/>
+              <w:bottom w:val="none" w:color="auto" w:sz="0"/>
+              <w:right w:val="none" w:color="auto" w:sz="0"/>
+            </w:tcBorders>
+            <w:tcMar>
+              <w:top w:type="dxa" w:w="0"/>
+              <w:left w:type="dxa" w:w="90"/>
+              <w:bottom w:type="dxa" w:w="0"/>
+              <w:right w:type="dxa" w:w="0"/>
+            </w:tcMar>
+          </w:tcPr>
+          <w:p>
+            <w:pPr>
+              <w:spacing w:after="46"/>
+            </w:pPr>
+            <w:r>
+              <w:drawing>
+                <wp:inline distT="0" distB="0" distL="0" distR="0">
+                  <wp:extent cx="1895475" cy="1266825"/>
+                  <wp:effectExtent t="0" r="0" b="0" l="0"/>
+                  <wp:docPr id="1" name="" descr="" title=""/>
+                  <wp:cNvGraphicFramePr>
+                    <a:graphicFrameLocks xmlns:a="http://schemas.openxmlformats.org/drawingml/2006/main" noChangeAspect="1"/>
+                  </wp:cNvGraphicFramePr>
+                  <a:graphic xmlns:a="http://schemas.openxmlformats.org/drawingml/2006/main">
+                    <a:graphicData uri="http://schemas.openxmlformats.org/drawingml/2006/picture">
+                      <pic:pic xmlns:pic="http://schemas.openxmlformats.org/drawingml/2006/picture">
+                        <pic:nvPicPr>
+                          <pic:cNvPr id="0" name="" descr=""/>
+                          <pic:cNvPicPr>
+                            <a:picLocks noChangeAspect="1" noChangeArrowheads="1"/>
+                          </pic:cNvPicPr>
+                        </pic:nvPicPr>
+                        <pic:blipFill>
+                          <a:blip r:embed="rId38" cstate="none"/>
+                          <a:srcRect/>
+                          <a:stretch>
+                            <a:fillRect/>
+                          </a:stretch>
+                        </pic:blipFill>
+                        <pic:spPr bwMode="auto">
+                          <a:xfrm>
+                            <a:off x="0" y="0"/>
+                            <a:ext cx="1895475" cy="1266825"/>
+                          </a:xfrm>
+                          <a:prstGeom prst="rect">
+                            <a:avLst/>
+                          </a:prstGeom>
+                        </pic:spPr>
+                      </pic:pic>
+                    </a:graphicData>
+                  </a:graphic>
+                </wp:inline>
+              </w:drawing>
+            </w:r>
+          </w:p>
+          <w:p>
+            <w:pPr>
+              <w:spacing w:after="18" w:line="212" w:lineRule="auto"/>
+            </w:pPr>
+            <w:r>
+              <w:rPr>
+                <w:rFonts w:ascii="Arial" w:cs="Arial" w:eastAsia="Arial" w:hAnsi="Arial"/>
+                <w:b/>
+                <w:bCs/>
+                <w:i w:val="false"/>
+                <w:iCs w:val="false"/>
+                <w:color w:val="1F2A44"/>
+                <w:sz w:val="17"/>
+                <w:szCs w:val="17"/>
+              </w:rPr>
+              <w:t xml:space="preserve">ВТБ Арена парк</w:t>
+            </w:r>
+          </w:p>
+          <w:p>
+            <w:pPr>
+              <w:spacing w:after="26" w:line="206" w:lineRule="auto"/>
+            </w:pPr>
+            <w:r>
+              <w:rPr>
+                <w:rFonts w:ascii="Arial" w:cs="Arial" w:eastAsia="Arial" w:hAnsi="Arial"/>
+                <w:b w:val="false"/>
+                <w:bCs w:val="false"/>
+                <w:i w:val="false"/>
+                <w:iCs w:val="false"/>
+                <w:color w:val="70788A"/>
+                <w:sz w:val="14"/>
+                <w:szCs w:val="14"/>
+              </w:rPr>
+              <w:t xml:space="preserve">150,0 м²  ·  этаж 5 из 13</w:t>
+            </w:r>
+          </w:p>
+          <w:p>
+            <w:pPr>
+              <w:spacing w:after="14" w:line="212" w:lineRule="auto"/>
+            </w:pPr>
+            <w:r>
+              <w:rPr>
+                <w:rFonts w:ascii="Arial" w:cs="Arial" w:eastAsia="Arial" w:hAnsi="Arial"/>
+                <w:b/>
+                <w:bCs/>
+                <w:i w:val="false"/>
+                <w:iCs w:val="false"/>
+                <w:color w:val="1F2A44"/>
+                <w:sz w:val="19"/>
+                <w:szCs w:val="19"/>
+              </w:rPr>
+              <w:t xml:space="preserve">136,0 млн ₽</w:t>
+            </w:r>
+          </w:p>
+          <w:p>
+            <w:pPr>
+              <w:spacing w:after="16" w:line="206" w:lineRule="auto"/>
+            </w:pPr>
+            <w:r>
+              <w:rPr>
+                <w:rFonts w:ascii="Arial" w:cs="Arial" w:eastAsia="Arial" w:hAnsi="Arial"/>
+                <w:b w:val="false"/>
+                <w:bCs w:val="false"/>
+                <w:i w:val="false"/>
+                <w:iCs w:val="false"/>
+                <w:color w:val="A9762F"/>
+                <w:sz w:val="14"/>
+                <w:szCs w:val="14"/>
+              </w:rPr>
+              <w:t xml:space="preserve">906 667 ₽ за м²</w:t>
+            </w:r>
+          </w:p>
+          <w:p>
+            <w:pPr>
+              <w:spacing w:after="0" w:line="200" w:lineRule="auto"/>
+            </w:pPr>
+            <w:hyperlink w:history="1" r:id="rIdu1ruv6am-xezyyp8fes6e">
+              <w:r>
+                <w:rPr>
+                  <w:rFonts w:ascii="Arial" w:cs="Arial" w:eastAsia="Arial" w:hAnsi="Arial"/>
+                  <w:b w:val="false"/>
+                  <w:bCs w:val="false"/>
+                  <w:i w:val="false"/>
+                  <w:iCs w:val="false"/>
+                  <w:color w:val="2C5FA8"/>
+                  <w:sz w:val="13"/>
+                  <w:szCs w:val="13"/>
+                </w:rPr>
+                <w:t xml:space="preserve">Объявление →</w:t>
+              </w:r>
+            </w:hyperlink>
+          </w:p>
+        </w:tc>
+      </w:tr>
+      <w:tr>
+        <w:trPr>
+          <w:cantSplit/>
+        </w:trPr>
+        <w:tc>
+          <w:tcPr>
+            <w:tcW w:type="dxa" w:w="3173"/>
+            <w:tcBorders>
+              <w:top w:val="none" w:color="auto" w:sz="0"/>
+              <w:left w:val="none" w:color="auto" w:sz="0"/>
+              <w:bottom w:val="none" w:color="auto" w:sz="0"/>
+              <w:right w:val="none" w:color="auto" w:sz="0"/>
+            </w:tcBorders>
+          </w:tcPr>
+          <w:p>
+            <w:pPr>
+              <w:spacing w:after="0" w:line="190" w:lineRule="auto"/>
+            </w:pPr>
+            <w:r>
+              <w:rPr>
+                <w:rFonts w:ascii="Arial" w:cs="Arial" w:eastAsia="Arial" w:hAnsi="Arial"/>
+                <w:b w:val="false"/>
+                <w:bCs w:val="false"/>
+                <w:i w:val="false"/>
+                <w:iCs w:val="false"/>
+                <w:color w:val="2A2E38"/>
+                <w:sz w:val="19"/>
+                <w:szCs w:val="19"/>
+              </w:rPr>
+              <w:t xml:space="preserve"/>
+            </w:r>
+          </w:p>
+        </w:tc>
+        <w:tc>
+          <w:tcPr>
+            <w:tcW w:type="dxa" w:w="3173"/>
+            <w:tcBorders>
+              <w:top w:val="none" w:color="auto" w:sz="0"/>
+              <w:left w:val="none" w:color="auto" w:sz="0"/>
+              <w:bottom w:val="none" w:color="auto" w:sz="0"/>
+              <w:right w:val="none" w:color="auto" w:sz="0"/>
+            </w:tcBorders>
+          </w:tcPr>
+          <w:p>
+            <w:pPr>
+              <w:spacing w:after="0" w:line="190" w:lineRule="auto"/>
+            </w:pPr>
+            <w:r>
+              <w:rPr>
+                <w:rFonts w:ascii="Arial" w:cs="Arial" w:eastAsia="Arial" w:hAnsi="Arial"/>
+                <w:b w:val="false"/>
+                <w:bCs w:val="false"/>
+                <w:i w:val="false"/>
+                <w:iCs w:val="false"/>
+                <w:color w:val="2A2E38"/>
+                <w:sz w:val="19"/>
+                <w:szCs w:val="19"/>
+              </w:rPr>
+              <w:t xml:space="preserve"/>
+            </w:r>
+          </w:p>
+        </w:tc>
+        <w:tc>
+          <w:tcPr>
+            <w:tcW w:type="dxa" w:w="3173"/>
+            <w:tcBorders>
+              <w:top w:val="none" w:color="auto" w:sz="0"/>
+              <w:left w:val="none" w:color="auto" w:sz="0"/>
+              <w:bottom w:val="none" w:color="auto" w:sz="0"/>
+              <w:right w:val="none" w:color="auto" w:sz="0"/>
+            </w:tcBorders>
+          </w:tcPr>
+          <w:p>
+            <w:pPr>
+              <w:spacing w:after="0" w:line="190" w:lineRule="auto"/>
+            </w:pPr>
+            <w:r>
+              <w:rPr>
+                <w:rFonts w:ascii="Arial" w:cs="Arial" w:eastAsia="Arial" w:hAnsi="Arial"/>
+                <w:b w:val="false"/>
+                <w:bCs w:val="false"/>
+                <w:i w:val="false"/>
+                <w:iCs w:val="false"/>
+                <w:color w:val="2A2E38"/>
+                <w:sz w:val="19"/>
+                <w:szCs w:val="19"/>
+              </w:rPr>
+              <w:t xml:space="preserve"/>
+            </w:r>
+          </w:p>
+        </w:tc>
+      </w:tr>
+    </w:tbl>
+    <w:p>
+      <w:pPr>
+        <w:spacing w:after="60"/>
+      </w:pPr>
+      <w:r>
+        <w:rPr>
+          <w:rFonts w:ascii="Arial" w:cs="Arial" w:eastAsia="Arial" w:hAnsi="Arial"/>
+          <w:b w:val="false"/>
+          <w:bCs w:val="false"/>
+          <w:i w:val="false"/>
+          <w:iCs w:val="false"/>
+          <w:color w:val="2A2E38"/>
+          <w:sz w:val="19"/>
+          <w:szCs w:val="19"/>
+        </w:rPr>
+        <w:t xml:space="preserve"/>
+      </w:r>
+    </w:p>
+    <w:p>
+      <w:pPr>
+        <w:spacing w:after="60" w:line="230" w:lineRule="auto"/>
+        <w:ind w:right="1560"/>
+      </w:pPr>
+      <w:r>
+        <w:rPr>
+          <w:rFonts w:ascii="Arial" w:cs="Arial" w:eastAsia="Arial" w:hAnsi="Arial"/>
+          <w:b w:val="false"/>
+          <w:bCs w:val="false"/>
+          <w:i w:val="false"/>
+          <w:iCs w:val="false"/>
+          <w:color w:val="70788A"/>
+          <w:sz w:val="15"/>
+          <w:szCs w:val="15"/>
+        </w:rPr>
+        <w:t xml:space="preserve">Фотографии из объявлений о продаже. Все квартиры — в готовых домах в двух километрах от участка; расстояния и число лотов в каждом доме — в таблицах когорты.</w:t>
+      </w:r>
+    </w:p>
+    <w:p>
+      <w:pPr>
+        <w:spacing w:after="40"/>
+      </w:pPr>
+      <w:r>
+        <w:rPr>
+          <w:rFonts w:ascii="Arial" w:cs="Arial" w:eastAsia="Arial" w:hAnsi="Arial"/>
+          <w:b w:val="false"/>
+          <w:bCs w:val="false"/>
+          <w:i w:val="false"/>
+          <w:iCs w:val="false"/>
+          <w:color w:val="2A2E38"/>
+          <w:sz w:val="19"/>
+          <w:szCs w:val="19"/>
+        </w:rPr>
+        <w:t xml:space="preserve"/>
+      </w:r>
+    </w:p>
+    <w:p>
+      <w:pPr>
+        <w:spacing w:after="58" w:line="252" w:lineRule="auto"/>
+        <w:ind w:left="170" w:right="1560" w:hanging="170"/>
+      </w:pPr>
+      <w:r>
+        <w:rPr>
+          <w:rFonts w:ascii="Arial" w:cs="Arial" w:eastAsia="Arial" w:hAnsi="Arial"/>
+          <w:b/>
+          <w:bCs/>
+          <w:i w:val="false"/>
+          <w:iCs w:val="false"/>
+          <w:color w:val="A9762F"/>
+          <w:sz w:val="19"/>
+          <w:szCs w:val="19"/>
+        </w:rPr>
+        <w:t xml:space="preserve">—   </w:t>
+      </w:r>
+      <w:r>
+        <w:rPr>
+          <w:rFonts w:ascii="Arial" w:cs="Arial" w:eastAsia="Arial" w:hAnsi="Arial"/>
+          <w:b w:val="false"/>
+          <w:bCs w:val="false"/>
+          <w:i w:val="false"/>
+          <w:iCs w:val="false"/>
+          <w:color w:val="2A2E38"/>
+          <w:sz w:val="19"/>
+          <w:szCs w:val="19"/>
+        </w:rPr>
+        <w:t xml:space="preserve">Диапазон — от 906 667 до 1 236 264 ₽ за метр, медиана 1 068 674 ₽. </w:t>
+      </w:r>
+      <w:r>
+        <w:rPr>
+          <w:rFonts w:ascii="Arial" w:cs="Arial" w:eastAsia="Arial" w:hAnsi="Arial"/>
+          <w:b/>
+          <w:bCs/>
+          <w:i w:val="false"/>
+          <w:iCs w:val="false"/>
+          <w:color w:val="2A2E38"/>
+          <w:sz w:val="19"/>
+          <w:szCs w:val="19"/>
+        </w:rPr>
+        <w:t xml:space="preserve">Верх задают верхние этажи «Прайм Парка» с видом на город, низ — квартиры в «ВТБ Арена парке». Медиана готовой квартиры с ремонтом выше медианы строящегося метра локации на четверть.</w:t>
+      </w:r>
+    </w:p>
+    <w:p>
+      <w:pPr>
+        <w:spacing w:after="58" w:line="252" w:lineRule="auto"/>
+        <w:ind w:left="170" w:right="1560" w:hanging="170"/>
+      </w:pPr>
+      <w:r>
+        <w:rPr>
+          <w:rFonts w:ascii="Arial" w:cs="Arial" w:eastAsia="Arial" w:hAnsi="Arial"/>
+          <w:b/>
+          <w:bCs/>
+          <w:i w:val="false"/>
+          <w:iCs w:val="false"/>
+          <w:color w:val="A9762F"/>
+          <w:sz w:val="19"/>
+          <w:szCs w:val="19"/>
+        </w:rPr>
+        <w:t xml:space="preserve">—   </w:t>
+      </w:r>
+      <w:r>
+        <w:rPr>
+          <w:rFonts w:ascii="Arial" w:cs="Arial" w:eastAsia="Arial" w:hAnsi="Arial"/>
+          <w:b w:val="false"/>
+          <w:bCs w:val="false"/>
+          <w:i w:val="false"/>
+          <w:iCs w:val="false"/>
+          <w:color w:val="2A2E38"/>
+          <w:sz w:val="19"/>
+          <w:szCs w:val="19"/>
+        </w:rPr>
+        <w:t xml:space="preserve">Почти вся подборка — два дома. </w:t>
+      </w:r>
+      <w:r>
+        <w:rPr>
+          <w:rFonts w:ascii="Arial" w:cs="Arial" w:eastAsia="Arial" w:hAnsi="Arial"/>
+          <w:b/>
+          <w:bCs/>
+          <w:i w:val="false"/>
+          <w:iCs w:val="false"/>
+          <w:color w:val="2A2E38"/>
+          <w:sz w:val="19"/>
+          <w:szCs w:val="19"/>
+        </w:rPr>
+        <w:t xml:space="preserve">«Прайм Парк» и «ВТБ Арена парк»: именно там сосредоточен готовый бизнес-класс с дизайнерским ремонтом. В остальных домах локации такие квартиры единичны.</w:t>
+      </w:r>
+    </w:p>
+    <w:p>
+      <w:pPr>
+        <w:spacing w:after="58" w:line="252" w:lineRule="auto"/>
+        <w:ind w:left="170" w:right="1560" w:hanging="170"/>
+      </w:pPr>
+      <w:r>
+        <w:rPr>
+          <w:rFonts w:ascii="Arial" w:cs="Arial" w:eastAsia="Arial" w:hAnsi="Arial"/>
+          <w:b/>
+          <w:bCs/>
+          <w:i w:val="false"/>
+          <w:iCs w:val="false"/>
+          <w:color w:val="A9762F"/>
+          <w:sz w:val="19"/>
+          <w:szCs w:val="19"/>
+        </w:rPr>
+        <w:t xml:space="preserve">—   </w:t>
+      </w:r>
+      <w:r>
+        <w:rPr>
+          <w:rFonts w:ascii="Arial" w:cs="Arial" w:eastAsia="Arial" w:hAnsi="Arial"/>
+          <w:b w:val="false"/>
+          <w:bCs w:val="false"/>
+          <w:i w:val="false"/>
+          <w:iCs w:val="false"/>
+          <w:color w:val="2A2E38"/>
+          <w:sz w:val="19"/>
+          <w:szCs w:val="19"/>
+        </w:rPr>
+        <w:t xml:space="preserve">Площади — от 42 до 202 м². </w:t>
+      </w:r>
+      <w:r>
+        <w:rPr>
+          <w:rFonts w:ascii="Arial" w:cs="Arial" w:eastAsia="Arial" w:hAnsi="Arial"/>
+          <w:b/>
+          <w:bCs/>
+          <w:i w:val="false"/>
+          <w:iCs w:val="false"/>
+          <w:color w:val="2A2E38"/>
+          <w:sz w:val="19"/>
+          <w:szCs w:val="19"/>
+        </w:rPr>
+        <w:t xml:space="preserve">Локация умеет продавать и компактные лоты с полной отделкой, и большие видовые квартиры. Средняя квартира «МИГа» в 74 м² попадает в середину этой линейки.</w:t>
+      </w:r>
+    </w:p>
+    <w:p>
+      <w:pPr>
+        <w:spacing w:after="58" w:line="252" w:lineRule="auto"/>
+        <w:ind w:left="170" w:right="1560" w:hanging="170"/>
+      </w:pPr>
+      <w:r>
+        <w:rPr>
+          <w:rFonts w:ascii="Arial" w:cs="Arial" w:eastAsia="Arial" w:hAnsi="Arial"/>
+          <w:b/>
+          <w:bCs/>
+          <w:i w:val="false"/>
+          <w:iCs w:val="false"/>
+          <w:color w:val="A9762F"/>
+          <w:sz w:val="19"/>
+          <w:szCs w:val="19"/>
+        </w:rPr>
+        <w:t xml:space="preserve">—   </w:t>
+      </w:r>
+      <w:r>
+        <w:rPr>
+          <w:rFonts w:ascii="Arial" w:cs="Arial" w:eastAsia="Arial" w:hAnsi="Arial"/>
+          <w:b w:val="false"/>
+          <w:bCs w:val="false"/>
+          <w:i w:val="false"/>
+          <w:iCs w:val="false"/>
+          <w:color w:val="2A2E38"/>
+          <w:sz w:val="19"/>
+          <w:szCs w:val="19"/>
+        </w:rPr>
+        <w:t xml:space="preserve">Ремонт в этих домах — полный цикл. </w:t>
+      </w:r>
+      <w:r>
+        <w:rPr>
+          <w:rFonts w:ascii="Arial" w:cs="Arial" w:eastAsia="Arial" w:hAnsi="Arial"/>
+          <w:b/>
+          <w:bCs/>
+          <w:i w:val="false"/>
+          <w:iCs w:val="false"/>
+          <w:color w:val="2A2E38"/>
+          <w:sz w:val="19"/>
+          <w:szCs w:val="19"/>
+        </w:rPr>
+        <w:t xml:space="preserve">Инженерия, встроенная мебель, авторский проект: в бизнес-классе это 150–250 тыс. ₽ за метр и около года работ после получения ключей.</w:t>
+      </w:r>
+    </w:p>
+    <w:p>
+      <w:pPr>
+        <w:spacing w:after="90"/>
+      </w:pPr>
+      <w:r>
+        <w:rPr>
+          <w:rFonts w:ascii="Arial" w:cs="Arial" w:eastAsia="Arial" w:hAnsi="Arial"/>
+          <w:b w:val="false"/>
+          <w:bCs w:val="false"/>
+          <w:i w:val="false"/>
+          <w:iCs w:val="false"/>
+          <w:color w:val="2A2E38"/>
+          <w:sz w:val="19"/>
+          <w:szCs w:val="19"/>
+        </w:rPr>
+        <w:t xml:space="preserve"/>
+      </w:r>
+    </w:p>
+    <w:p>
+      <w:pPr>
+        <w:keepNext/>
+        <w:keepLines/>
+        <w:spacing w:after="110" w:before="170"/>
+      </w:pPr>
+      <w:r>
+        <w:rPr>
+          <w:rFonts w:ascii="Georgia" w:cs="Georgia" w:eastAsia="Georgia" w:hAnsi="Georgia"/>
+          <w:b/>
+          <w:bCs/>
+          <w:i w:val="false"/>
+          <w:iCs w:val="false"/>
+          <w:color w:val="1F2A44"/>
+          <w:sz w:val="24"/>
+          <w:szCs w:val="24"/>
+        </w:rPr>
+        <w:t xml:space="preserve">Что заявлено в карточках объявлений</w:t>
+      </w:r>
+    </w:p>
+    <w:tbl>
+      <w:tblPr>
+        <w:tblW w:type="dxa" w:w="9638"/>
+        <w:tblBorders>
+          <w:top w:val="single" w:color="auto" w:sz="4"/>
+          <w:left w:val="single" w:color="auto" w:sz="4"/>
+          <w:bottom w:val="single" w:color="auto" w:sz="4"/>
+          <w:right w:val="single" w:color="auto" w:sz="4"/>
+          <w:insideH w:val="single" w:color="auto" w:sz="4"/>
+          <w:insideV w:val="single" w:color="auto" w:sz="4"/>
+        </w:tblBorders>
+      </w:tblPr>
+      <w:tblGrid>
+        <w:gridCol w:w="3600"/>
+        <w:gridCol w:w="2400"/>
+        <w:gridCol w:w="3638"/>
+      </w:tblGrid>
+      <w:tr>
+        <w:trPr>
+          <w:tblHeader/>
+        </w:trPr>
+        <w:tc>
+          <w:tcPr>
+            <w:tcW w:type="dxa" w:w="3600"/>
+            <w:tcBorders>
+              <w:top w:val="single" w:color="1F2A44" w:sz="4"/>
+              <w:left w:val="none" w:color="auto" w:sz="0"/>
+              <w:bottom w:val="single" w:color="D9D4CB" w:sz="4"/>
+              <w:right w:val="none" w:color="auto" w:sz="0"/>
+            </w:tcBorders>
+            <w:shd w:fill="1F2A44" w:color="auto" w:val="clear"/>
+            <w:tcMar>
+              <w:top w:type="dxa" w:w="52"/>
+              <w:left w:type="dxa" w:w="100"/>
+              <w:bottom w:type="dxa" w:w="52"/>
+              <w:right w:type="dxa" w:w="100"/>
+            </w:tcMar>
+            <w:vAlign w:val="center"/>
+          </w:tcPr>
+          <w:p>
+            <w:pPr>
+              <w:spacing w:after="0" w:line="240" w:lineRule="auto"/>
+              <w:jc w:val="left"/>
+            </w:pPr>
+            <w:r>
+              <w:rPr>
+                <w:rFonts w:ascii="Arial" w:cs="Arial" w:eastAsia="Arial" w:hAnsi="Arial"/>
+                <w:b/>
+                <w:bCs/>
+                <w:i w:val="false"/>
+                <w:iCs w:val="false"/>
+                <w:color w:val="FFFFFF"/>
+                <w:sz w:val="16"/>
+                <w:szCs w:val="16"/>
+              </w:rPr>
+              <w:t xml:space="preserve">Состояние квартиры</w:t>
+            </w:r>
+          </w:p>
+        </w:tc>
+        <w:tc>
+          <w:tcPr>
+            <w:tcW w:type="dxa" w:w="2400"/>
+            <w:tcBorders>
+              <w:top w:val="single" w:color="1F2A44" w:sz="4"/>
+              <w:left w:val="none" w:color="auto" w:sz="0"/>
+              <w:bottom w:val="single" w:color="D9D4CB" w:sz="4"/>
+              <w:right w:val="none" w:color="auto" w:sz="0"/>
+            </w:tcBorders>
+            <w:shd w:fill="1F2A44" w:color="auto" w:val="clear"/>
+            <w:tcMar>
+              <w:top w:type="dxa" w:w="52"/>
+              <w:left w:type="dxa" w:w="100"/>
+              <w:bottom w:type="dxa" w:w="52"/>
+              <w:right w:type="dxa" w:w="100"/>
+            </w:tcMar>
+            <w:vAlign w:val="center"/>
+          </w:tcPr>
+          <w:p>
+            <w:pPr>
+              <w:spacing w:after="0" w:line="240" w:lineRule="auto"/>
+              <w:jc w:val="center"/>
+            </w:pPr>
+            <w:r>
+              <w:rPr>
+                <w:rFonts w:ascii="Arial" w:cs="Arial" w:eastAsia="Arial" w:hAnsi="Arial"/>
+                <w:b/>
+                <w:bCs/>
+                <w:i w:val="false"/>
+                <w:iCs w:val="false"/>
+                <w:color w:val="FFFFFF"/>
+                <w:sz w:val="16"/>
+                <w:szCs w:val="16"/>
+              </w:rPr>
+              <w:t xml:space="preserve">Лотов</w:t>
+            </w:r>
+          </w:p>
+        </w:tc>
+        <w:tc>
+          <w:tcPr>
+            <w:tcW w:type="dxa" w:w="3638"/>
+            <w:tcBorders>
+              <w:top w:val="single" w:color="1F2A44" w:sz="4"/>
+              <w:left w:val="none" w:color="auto" w:sz="0"/>
+              <w:bottom w:val="single" w:color="D9D4CB" w:sz="4"/>
+              <w:right w:val="none" w:color="auto" w:sz="0"/>
+            </w:tcBorders>
+            <w:shd w:fill="1F2A44" w:color="auto" w:val="clear"/>
+            <w:tcMar>
+              <w:top w:type="dxa" w:w="52"/>
+              <w:left w:type="dxa" w:w="100"/>
+              <w:bottom w:type="dxa" w:w="52"/>
+              <w:right w:type="dxa" w:w="100"/>
+            </w:tcMar>
+            <w:vAlign w:val="center"/>
+          </w:tcPr>
+          <w:p>
+            <w:pPr>
+              <w:spacing w:after="0" w:line="240" w:lineRule="auto"/>
+              <w:jc w:val="center"/>
+            </w:pPr>
+            <w:r>
+              <w:rPr>
+                <w:rFonts w:ascii="Arial" w:cs="Arial" w:eastAsia="Arial" w:hAnsi="Arial"/>
+                <w:b/>
+                <w:bCs/>
+                <w:i w:val="false"/>
+                <w:iCs w:val="false"/>
+                <w:color w:val="FFFFFF"/>
+                <w:sz w:val="16"/>
+                <w:szCs w:val="16"/>
+              </w:rPr>
+              <w:t xml:space="preserve">Медиана метра, ₽</w:t>
+            </w:r>
+          </w:p>
+        </w:tc>
+      </w:tr>
+      <w:tr>
+        <w:tc>
+          <w:tcPr>
+            <w:tcW w:type="dxa" w:w="3600"/>
+            <w:tcBorders>
+              <w:top w:val="single" w:color="D9D4CB" w:sz="4"/>
+              <w:left w:val="none" w:color="auto" w:sz="0"/>
+              <w:bottom w:val="single" w:color="D9D4CB" w:sz="4"/>
+              <w:right w:val="none" w:color="auto" w:sz="0"/>
+            </w:tcBorders>
+            <w:tcMar>
+              <w:top w:type="dxa" w:w="52"/>
+              <w:left w:type="dxa" w:w="100"/>
+              <w:bottom w:type="dxa" w:w="52"/>
+              <w:right w:type="dxa" w:w="100"/>
+            </w:tcMar>
+            <w:vAlign w:val="center"/>
+          </w:tcPr>
+          <w:p>
+            <w:pPr>
+              <w:spacing w:after="0" w:line="240" w:lineRule="auto"/>
+              <w:jc w:val="left"/>
+            </w:pPr>
+            <w:r>
+              <w:rPr>
+                <w:rFonts w:ascii="Arial" w:cs="Arial" w:eastAsia="Arial" w:hAnsi="Arial"/>
+                <w:b/>
+                <w:bCs/>
+                <w:i w:val="false"/>
+                <w:iCs w:val="false"/>
+                <w:color w:val="2A2E38"/>
+                <w:sz w:val="17"/>
+                <w:szCs w:val="17"/>
+              </w:rPr>
+              <w:t xml:space="preserve">дизайнерский</w:t>
+            </w:r>
+          </w:p>
+        </w:tc>
+        <w:tc>
+          <w:tcPr>
+            <w:tcW w:type="dxa" w:w="2400"/>
+            <w:tcBorders>
+              <w:top w:val="single" w:color="D9D4CB" w:sz="4"/>
+              <w:left w:val="none" w:color="auto" w:sz="0"/>
+              <w:bottom w:val="single" w:color="D9D4CB" w:sz="4"/>
+              <w:right w:val="none" w:color="auto" w:sz="0"/>
+            </w:tcBorders>
+            <w:tcMar>
+              <w:top w:type="dxa" w:w="52"/>
+              <w:left w:type="dxa" w:w="100"/>
+              <w:bottom w:type="dxa" w:w="52"/>
+              <w:right w:type="dxa" w:w="100"/>
+            </w:tcMar>
+            <w:vAlign w:val="center"/>
+          </w:tcPr>
+          <w:p>
+            <w:pPr>
+              <w:spacing w:after="0" w:line="240" w:lineRule="auto"/>
+              <w:jc w:val="center"/>
+            </w:pPr>
+            <w:r>
+              <w:rPr>
+                <w:rFonts w:ascii="Arial" w:cs="Arial" w:eastAsia="Arial" w:hAnsi="Arial"/>
+                <w:b w:val="false"/>
+                <w:bCs w:val="false"/>
+                <w:i w:val="false"/>
+                <w:iCs w:val="false"/>
+                <w:color w:val="2A2E38"/>
+                <w:sz w:val="17"/>
+                <w:szCs w:val="17"/>
+              </w:rPr>
+              <w:t xml:space="preserve">65</w:t>
+            </w:r>
+          </w:p>
+        </w:tc>
+        <w:tc>
+          <w:tcPr>
+            <w:tcW w:type="dxa" w:w="3638"/>
+            <w:tcBorders>
+              <w:top w:val="single" w:color="D9D4CB" w:sz="4"/>
+              <w:left w:val="none" w:color="auto" w:sz="0"/>
+              <w:bottom w:val="single" w:color="D9D4CB" w:sz="4"/>
+              <w:right w:val="none" w:color="auto" w:sz="0"/>
+            </w:tcBorders>
+            <w:tcMar>
+              <w:top w:type="dxa" w:w="52"/>
+              <w:left w:type="dxa" w:w="100"/>
+              <w:bottom w:type="dxa" w:w="52"/>
+              <w:right w:type="dxa" w:w="100"/>
+            </w:tcMar>
+            <w:vAlign w:val="center"/>
+          </w:tcPr>
+          <w:p>
+            <w:pPr>
+              <w:spacing w:after="0" w:line="240" w:lineRule="auto"/>
+              <w:jc w:val="center"/>
+            </w:pPr>
+            <w:r>
+              <w:rPr>
+                <w:rFonts w:ascii="Arial" w:cs="Arial" w:eastAsia="Arial" w:hAnsi="Arial"/>
+                <w:b w:val="false"/>
+                <w:bCs w:val="false"/>
+                <w:i w:val="false"/>
+                <w:iCs w:val="false"/>
+                <w:color w:val="2A2E38"/>
+                <w:sz w:val="17"/>
+                <w:szCs w:val="17"/>
+              </w:rPr>
+              <w:t xml:space="preserve">803 571</w:t>
+            </w:r>
+          </w:p>
+        </w:tc>
+      </w:tr>
+      <w:tr>
+        <w:tc>
+          <w:tcPr>
+            <w:tcW w:type="dxa" w:w="3600"/>
+            <w:tcBorders>
+              <w:top w:val="single" w:color="D9D4CB" w:sz="4"/>
+              <w:left w:val="none" w:color="auto" w:sz="0"/>
+              <w:bottom w:val="single" w:color="D9D4CB" w:sz="4"/>
+              <w:right w:val="none" w:color="auto" w:sz="0"/>
+            </w:tcBorders>
+            <w:shd w:fill="FBFAF8" w:color="auto" w:val="clear"/>
+            <w:tcMar>
+              <w:top w:type="dxa" w:w="52"/>
+              <w:left w:type="dxa" w:w="100"/>
+              <w:bottom w:type="dxa" w:w="52"/>
+              <w:right w:type="dxa" w:w="100"/>
+            </w:tcMar>
+            <w:vAlign w:val="center"/>
+          </w:tcPr>
+          <w:p>
+            <w:pPr>
+              <w:spacing w:after="0" w:line="240" w:lineRule="auto"/>
+              <w:jc w:val="left"/>
+            </w:pPr>
+            <w:r>
+              <w:rPr>
+                <w:rFonts w:ascii="Arial" w:cs="Arial" w:eastAsia="Arial" w:hAnsi="Arial"/>
+                <w:b/>
+                <w:bCs/>
+                <w:i w:val="false"/>
+                <w:iCs w:val="false"/>
+                <w:color w:val="2A2E38"/>
+                <w:sz w:val="17"/>
+                <w:szCs w:val="17"/>
+              </w:rPr>
+              <w:t xml:space="preserve">без ремонта</w:t>
+            </w:r>
+          </w:p>
+        </w:tc>
+        <w:tc>
+          <w:tcPr>
+            <w:tcW w:type="dxa" w:w="2400"/>
+            <w:tcBorders>
+              <w:top w:val="single" w:color="D9D4CB" w:sz="4"/>
+              <w:left w:val="none" w:color="auto" w:sz="0"/>
+              <w:bottom w:val="single" w:color="D9D4CB" w:sz="4"/>
+              <w:right w:val="none" w:color="auto" w:sz="0"/>
+            </w:tcBorders>
+            <w:shd w:fill="FBFAF8" w:color="auto" w:val="clear"/>
+            <w:tcMar>
+              <w:top w:type="dxa" w:w="52"/>
+              <w:left w:type="dxa" w:w="100"/>
+              <w:bottom w:type="dxa" w:w="52"/>
+              <w:right w:type="dxa" w:w="100"/>
+            </w:tcMar>
+            <w:vAlign w:val="center"/>
+          </w:tcPr>
+          <w:p>
+            <w:pPr>
+              <w:spacing w:after="0" w:line="240" w:lineRule="auto"/>
+              <w:jc w:val="center"/>
+            </w:pPr>
+            <w:r>
+              <w:rPr>
+                <w:rFonts w:ascii="Arial" w:cs="Arial" w:eastAsia="Arial" w:hAnsi="Arial"/>
+                <w:b w:val="false"/>
+                <w:bCs w:val="false"/>
+                <w:i w:val="false"/>
+                <w:iCs w:val="false"/>
+                <w:color w:val="2A2E38"/>
+                <w:sz w:val="17"/>
+                <w:szCs w:val="17"/>
+              </w:rPr>
+              <w:t xml:space="preserve">19</w:t>
+            </w:r>
+          </w:p>
+        </w:tc>
+        <w:tc>
+          <w:tcPr>
+            <w:tcW w:type="dxa" w:w="3638"/>
+            <w:tcBorders>
+              <w:top w:val="single" w:color="D9D4CB" w:sz="4"/>
+              <w:left w:val="none" w:color="auto" w:sz="0"/>
+              <w:bottom w:val="single" w:color="D9D4CB" w:sz="4"/>
+              <w:right w:val="none" w:color="auto" w:sz="0"/>
+            </w:tcBorders>
+            <w:shd w:fill="FBFAF8" w:color="auto" w:val="clear"/>
+            <w:tcMar>
+              <w:top w:type="dxa" w:w="52"/>
+              <w:left w:type="dxa" w:w="100"/>
+              <w:bottom w:type="dxa" w:w="52"/>
+              <w:right w:type="dxa" w:w="100"/>
+            </w:tcMar>
+            <w:vAlign w:val="center"/>
+          </w:tcPr>
+          <w:p>
+            <w:pPr>
+              <w:spacing w:after="0" w:line="240" w:lineRule="auto"/>
+              <w:jc w:val="center"/>
+            </w:pPr>
+            <w:r>
+              <w:rPr>
+                <w:rFonts w:ascii="Arial" w:cs="Arial" w:eastAsia="Arial" w:hAnsi="Arial"/>
+                <w:b w:val="false"/>
+                <w:bCs w:val="false"/>
+                <w:i w:val="false"/>
+                <w:iCs w:val="false"/>
+                <w:color w:val="2A2E38"/>
+                <w:sz w:val="17"/>
+                <w:szCs w:val="17"/>
+              </w:rPr>
+              <w:t xml:space="preserve">752 754</w:t>
+            </w:r>
+          </w:p>
+        </w:tc>
+      </w:tr>
+      <w:tr>
+        <w:tc>
+          <w:tcPr>
+            <w:tcW w:type="dxa" w:w="3600"/>
+            <w:tcBorders>
+              <w:top w:val="single" w:color="D9D4CB" w:sz="4"/>
+              <w:left w:val="none" w:color="auto" w:sz="0"/>
+              <w:bottom w:val="single" w:color="D9D4CB" w:sz="4"/>
+              <w:right w:val="none" w:color="auto" w:sz="0"/>
+            </w:tcBorders>
+            <w:tcMar>
+              <w:top w:type="dxa" w:w="52"/>
+              <w:left w:type="dxa" w:w="100"/>
+              <w:bottom w:type="dxa" w:w="52"/>
+              <w:right w:type="dxa" w:w="100"/>
+            </w:tcMar>
+            <w:vAlign w:val="center"/>
+          </w:tcPr>
+          <w:p>
+            <w:pPr>
+              <w:spacing w:after="0" w:line="240" w:lineRule="auto"/>
+              <w:jc w:val="left"/>
+            </w:pPr>
+            <w:r>
+              <w:rPr>
+                <w:rFonts w:ascii="Arial" w:cs="Arial" w:eastAsia="Arial" w:hAnsi="Arial"/>
+                <w:b/>
+                <w:bCs/>
+                <w:i w:val="false"/>
+                <w:iCs w:val="false"/>
+                <w:color w:val="2A2E38"/>
+                <w:sz w:val="17"/>
+                <w:szCs w:val="17"/>
+              </w:rPr>
+              <w:t xml:space="preserve">евроремонт</w:t>
+            </w:r>
+          </w:p>
+        </w:tc>
+        <w:tc>
+          <w:tcPr>
+            <w:tcW w:type="dxa" w:w="2400"/>
+            <w:tcBorders>
+              <w:top w:val="single" w:color="D9D4CB" w:sz="4"/>
+              <w:left w:val="none" w:color="auto" w:sz="0"/>
+              <w:bottom w:val="single" w:color="D9D4CB" w:sz="4"/>
+              <w:right w:val="none" w:color="auto" w:sz="0"/>
+            </w:tcBorders>
+            <w:tcMar>
+              <w:top w:type="dxa" w:w="52"/>
+              <w:left w:type="dxa" w:w="100"/>
+              <w:bottom w:type="dxa" w:w="52"/>
+              <w:right w:type="dxa" w:w="100"/>
+            </w:tcMar>
+            <w:vAlign w:val="center"/>
+          </w:tcPr>
+          <w:p>
+            <w:pPr>
+              <w:spacing w:after="0" w:line="240" w:lineRule="auto"/>
+              <w:jc w:val="center"/>
+            </w:pPr>
+            <w:r>
+              <w:rPr>
+                <w:rFonts w:ascii="Arial" w:cs="Arial" w:eastAsia="Arial" w:hAnsi="Arial"/>
+                <w:b w:val="false"/>
+                <w:bCs w:val="false"/>
+                <w:i w:val="false"/>
+                <w:iCs w:val="false"/>
+                <w:color w:val="2A2E38"/>
+                <w:sz w:val="17"/>
+                <w:szCs w:val="17"/>
+              </w:rPr>
+              <w:t xml:space="preserve">10</w:t>
+            </w:r>
+          </w:p>
+        </w:tc>
+        <w:tc>
+          <w:tcPr>
+            <w:tcW w:type="dxa" w:w="3638"/>
+            <w:tcBorders>
+              <w:top w:val="single" w:color="D9D4CB" w:sz="4"/>
+              <w:left w:val="none" w:color="auto" w:sz="0"/>
+              <w:bottom w:val="single" w:color="D9D4CB" w:sz="4"/>
+              <w:right w:val="none" w:color="auto" w:sz="0"/>
+            </w:tcBorders>
+            <w:tcMar>
+              <w:top w:type="dxa" w:w="52"/>
+              <w:left w:type="dxa" w:w="100"/>
+              <w:bottom w:type="dxa" w:w="52"/>
+              <w:right w:type="dxa" w:w="100"/>
+            </w:tcMar>
+            <w:vAlign w:val="center"/>
+          </w:tcPr>
+          <w:p>
+            <w:pPr>
+              <w:spacing w:after="0" w:line="240" w:lineRule="auto"/>
+              <w:jc w:val="center"/>
+            </w:pPr>
+            <w:r>
+              <w:rPr>
+                <w:rFonts w:ascii="Arial" w:cs="Arial" w:eastAsia="Arial" w:hAnsi="Arial"/>
+                <w:b w:val="false"/>
+                <w:bCs w:val="false"/>
+                <w:i w:val="false"/>
+                <w:iCs w:val="false"/>
+                <w:color w:val="2A2E38"/>
+                <w:sz w:val="17"/>
+                <w:szCs w:val="17"/>
+              </w:rPr>
+              <w:t xml:space="preserve">613 668</w:t>
+            </w:r>
+          </w:p>
+        </w:tc>
+      </w:tr>
+      <w:tr>
+        <w:tc>
+          <w:tcPr>
+            <w:tcW w:type="dxa" w:w="3600"/>
+            <w:tcBorders>
+              <w:top w:val="single" w:color="D9D4CB" w:sz="4"/>
+              <w:left w:val="none" w:color="auto" w:sz="0"/>
+              <w:bottom w:val="single" w:color="D9D4CB" w:sz="4"/>
+              <w:right w:val="none" w:color="auto" w:sz="0"/>
+            </w:tcBorders>
+            <w:shd w:fill="FBFAF8" w:color="auto" w:val="clear"/>
+            <w:tcMar>
+              <w:top w:type="dxa" w:w="52"/>
+              <w:left w:type="dxa" w:w="100"/>
+              <w:bottom w:type="dxa" w:w="52"/>
+              <w:right w:type="dxa" w:w="100"/>
+            </w:tcMar>
+            <w:vAlign w:val="center"/>
+          </w:tcPr>
+          <w:p>
+            <w:pPr>
+              <w:spacing w:after="0" w:line="240" w:lineRule="auto"/>
+              <w:jc w:val="left"/>
+            </w:pPr>
+            <w:r>
+              <w:rPr>
+                <w:rFonts w:ascii="Arial" w:cs="Arial" w:eastAsia="Arial" w:hAnsi="Arial"/>
+                <w:b/>
+                <w:bCs/>
+                <w:i w:val="false"/>
+                <w:iCs w:val="false"/>
+                <w:color w:val="2A2E38"/>
+                <w:sz w:val="17"/>
+                <w:szCs w:val="17"/>
+              </w:rPr>
+              <w:t xml:space="preserve">косметический</w:t>
+            </w:r>
+          </w:p>
+        </w:tc>
+        <w:tc>
+          <w:tcPr>
+            <w:tcW w:type="dxa" w:w="2400"/>
+            <w:tcBorders>
+              <w:top w:val="single" w:color="D9D4CB" w:sz="4"/>
+              <w:left w:val="none" w:color="auto" w:sz="0"/>
+              <w:bottom w:val="single" w:color="D9D4CB" w:sz="4"/>
+              <w:right w:val="none" w:color="auto" w:sz="0"/>
+            </w:tcBorders>
+            <w:shd w:fill="FBFAF8" w:color="auto" w:val="clear"/>
+            <w:tcMar>
+              <w:top w:type="dxa" w:w="52"/>
+              <w:left w:type="dxa" w:w="100"/>
+              <w:bottom w:type="dxa" w:w="52"/>
+              <w:right w:type="dxa" w:w="100"/>
+            </w:tcMar>
+            <w:vAlign w:val="center"/>
+          </w:tcPr>
+          <w:p>
+            <w:pPr>
+              <w:spacing w:after="0" w:line="240" w:lineRule="auto"/>
+              <w:jc w:val="center"/>
+            </w:pPr>
+            <w:r>
+              <w:rPr>
+                <w:rFonts w:ascii="Arial" w:cs="Arial" w:eastAsia="Arial" w:hAnsi="Arial"/>
+                <w:b w:val="false"/>
+                <w:bCs w:val="false"/>
+                <w:i w:val="false"/>
+                <w:iCs w:val="false"/>
+                <w:color w:val="2A2E38"/>
+                <w:sz w:val="17"/>
+                <w:szCs w:val="17"/>
+              </w:rPr>
+              <w:t xml:space="preserve">6</w:t>
+            </w:r>
+          </w:p>
+        </w:tc>
+        <w:tc>
+          <w:tcPr>
+            <w:tcW w:type="dxa" w:w="3638"/>
+            <w:tcBorders>
+              <w:top w:val="single" w:color="D9D4CB" w:sz="4"/>
+              <w:left w:val="none" w:color="auto" w:sz="0"/>
+              <w:bottom w:val="single" w:color="D9D4CB" w:sz="4"/>
+              <w:right w:val="none" w:color="auto" w:sz="0"/>
+            </w:tcBorders>
+            <w:shd w:fill="FBFAF8" w:color="auto" w:val="clear"/>
+            <w:tcMar>
+              <w:top w:type="dxa" w:w="52"/>
+              <w:left w:type="dxa" w:w="100"/>
+              <w:bottom w:type="dxa" w:w="52"/>
+              <w:right w:type="dxa" w:w="100"/>
+            </w:tcMar>
+            <w:vAlign w:val="center"/>
+          </w:tcPr>
+          <w:p>
+            <w:pPr>
+              <w:spacing w:after="0" w:line="240" w:lineRule="auto"/>
+              <w:jc w:val="center"/>
+            </w:pPr>
+            <w:r>
+              <w:rPr>
+                <w:rFonts w:ascii="Arial" w:cs="Arial" w:eastAsia="Arial" w:hAnsi="Arial"/>
+                <w:b w:val="false"/>
+                <w:bCs w:val="false"/>
+                <w:i w:val="false"/>
+                <w:iCs w:val="false"/>
+                <w:color w:val="2A2E38"/>
+                <w:sz w:val="17"/>
+                <w:szCs w:val="17"/>
+              </w:rPr>
+              <w:t xml:space="preserve">493 703</w:t>
+            </w:r>
+          </w:p>
+        </w:tc>
+      </w:tr>
+      <w:tr>
+        <w:tc>
+          <w:tcPr>
+            <w:tcW w:type="dxa" w:w="3600"/>
+            <w:tcBorders>
+              <w:top w:val="single" w:color="D9D4CB" w:sz="4"/>
+              <w:left w:val="none" w:color="auto" w:sz="0"/>
+              <w:bottom w:val="single" w:color="D9D4CB" w:sz="4"/>
+              <w:right w:val="none" w:color="auto" w:sz="0"/>
+            </w:tcBorders>
+            <w:tcMar>
+              <w:top w:type="dxa" w:w="52"/>
+              <w:left w:type="dxa" w:w="100"/>
+              <w:bottom w:type="dxa" w:w="52"/>
+              <w:right w:type="dxa" w:w="100"/>
+            </w:tcMar>
+            <w:vAlign w:val="center"/>
+          </w:tcPr>
+          <w:p>
+            <w:pPr>
+              <w:spacing w:after="0" w:line="240" w:lineRule="auto"/>
+              <w:jc w:val="left"/>
+            </w:pPr>
+            <w:r>
+              <w:rPr>
+                <w:rFonts w:ascii="Arial" w:cs="Arial" w:eastAsia="Arial" w:hAnsi="Arial"/>
+                <w:b/>
+                <w:bCs/>
+                <w:i w:val="false"/>
+                <w:iCs w:val="false"/>
+                <w:color w:val="2A2E38"/>
+                <w:sz w:val="17"/>
+                <w:szCs w:val="17"/>
+              </w:rPr>
+              <w:t xml:space="preserve">не указан</w:t>
+            </w:r>
+          </w:p>
+        </w:tc>
+        <w:tc>
+          <w:tcPr>
+            <w:tcW w:type="dxa" w:w="2400"/>
+            <w:tcBorders>
+              <w:top w:val="single" w:color="D9D4CB" w:sz="4"/>
+              <w:left w:val="none" w:color="auto" w:sz="0"/>
+              <w:bottom w:val="single" w:color="D9D4CB" w:sz="4"/>
+              <w:right w:val="none" w:color="auto" w:sz="0"/>
+            </w:tcBorders>
+            <w:tcMar>
+              <w:top w:type="dxa" w:w="52"/>
+              <w:left w:type="dxa" w:w="100"/>
+              <w:bottom w:type="dxa" w:w="52"/>
+              <w:right w:type="dxa" w:w="100"/>
+            </w:tcMar>
+            <w:vAlign w:val="center"/>
+          </w:tcPr>
+          <w:p>
+            <w:pPr>
+              <w:spacing w:after="0" w:line="240" w:lineRule="auto"/>
+              <w:jc w:val="center"/>
+            </w:pPr>
+            <w:r>
+              <w:rPr>
+                <w:rFonts w:ascii="Arial" w:cs="Arial" w:eastAsia="Arial" w:hAnsi="Arial"/>
+                <w:b w:val="false"/>
+                <w:bCs w:val="false"/>
+                <w:i w:val="false"/>
+                <w:iCs w:val="false"/>
+                <w:color w:val="2A2E38"/>
+                <w:sz w:val="17"/>
+                <w:szCs w:val="17"/>
+              </w:rPr>
+              <w:t xml:space="preserve">2</w:t>
+            </w:r>
+          </w:p>
+        </w:tc>
+        <w:tc>
+          <w:tcPr>
+            <w:tcW w:type="dxa" w:w="3638"/>
+            <w:tcBorders>
+              <w:top w:val="single" w:color="D9D4CB" w:sz="4"/>
+              <w:left w:val="none" w:color="auto" w:sz="0"/>
+              <w:bottom w:val="single" w:color="D9D4CB" w:sz="4"/>
+              <w:right w:val="none" w:color="auto" w:sz="0"/>
+            </w:tcBorders>
+            <w:tcMar>
+              <w:top w:type="dxa" w:w="52"/>
+              <w:left w:type="dxa" w:w="100"/>
+              <w:bottom w:type="dxa" w:w="52"/>
+              <w:right w:type="dxa" w:w="100"/>
+            </w:tcMar>
+            <w:vAlign w:val="center"/>
+          </w:tcPr>
+          <w:p>
+            <w:pPr>
+              <w:spacing w:after="0" w:line="240" w:lineRule="auto"/>
+              <w:jc w:val="center"/>
+            </w:pPr>
+            <w:r>
+              <w:rPr>
+                <w:rFonts w:ascii="Arial" w:cs="Arial" w:eastAsia="Arial" w:hAnsi="Arial"/>
+                <w:b w:val="false"/>
+                <w:bCs w:val="false"/>
+                <w:i w:val="false"/>
+                <w:iCs w:val="false"/>
+                <w:color w:val="2A2E38"/>
+                <w:sz w:val="17"/>
+                <w:szCs w:val="17"/>
+              </w:rPr>
+              <w:t xml:space="preserve">800 052</w:t>
+            </w:r>
+          </w:p>
+        </w:tc>
+      </w:tr>
+    </w:tbl>
+    <w:p>
+      <w:pPr>
+        <w:spacing w:after="36"/>
+      </w:pPr>
+      <w:r>
+        <w:rPr>
+          <w:rFonts w:ascii="Arial" w:cs="Arial" w:eastAsia="Arial" w:hAnsi="Arial"/>
+          <w:b w:val="false"/>
+          <w:bCs w:val="false"/>
+          <w:i w:val="false"/>
+          <w:iCs w:val="false"/>
+          <w:color w:val="2A2E38"/>
+          <w:sz w:val="19"/>
+          <w:szCs w:val="19"/>
+        </w:rPr>
+        <w:t xml:space="preserve"/>
+      </w:r>
+    </w:p>
+    <w:p>
+      <w:pPr>
+        <w:spacing w:after="60" w:line="230" w:lineRule="auto"/>
+        <w:ind w:right="1560"/>
+      </w:pPr>
+      <w:r>
+        <w:rPr>
+          <w:rFonts w:ascii="Arial" w:cs="Arial" w:eastAsia="Arial" w:hAnsi="Arial"/>
+          <w:b w:val="false"/>
+          <w:bCs w:val="false"/>
+          <w:i w:val="false"/>
+          <w:iCs w:val="false"/>
+          <w:color w:val="70788A"/>
+          <w:sz w:val="15"/>
+          <w:szCs w:val="15"/>
+        </w:rPr>
+        <w:t xml:space="preserve">Медианы по всей выборке, без разбивки по домам: именно поэтому лоты без ремонта здесь выглядят дороже квартир с евроремонтом.</w:t>
+      </w:r>
+    </w:p>
+    <w:p>
+      <w:pPr>
+        <w:keepNext/>
+        <w:keepLines/>
+        <w:pageBreakBefore/>
+        <w:pBdr>
+          <w:bottom w:val="single" w:color="A9762F" w:sz="10" w:space="8"/>
+        </w:pBdr>
+        <w:spacing w:after="160"/>
+      </w:pPr>
+      <w:r>
+        <w:rPr>
+          <w:rFonts w:ascii="Georgia" w:cs="Georgia" w:eastAsia="Georgia" w:hAnsi="Georgia"/>
+          <w:b/>
+          <w:bCs/>
+          <w:i w:val="false"/>
+          <w:iCs w:val="false"/>
+          <w:color w:val="1F2A44"/>
+          <w:sz w:val="36"/>
+          <w:szCs w:val="36"/>
+        </w:rPr>
         <w:t xml:space="preserve">Открытые вопросы</w:t>
       </w:r>
     </w:p>
@@ -23174,7 +30454,7 @@
         </w:rPr>
         <w:t xml:space="preserve">Параметры КРТ, объёмы застройки и благоустройства — Стройкомплекс Москвы — </w:t>
       </w:r>
-      <w:hyperlink w:history="1" r:id="rIdbhbjcfy1jh67qugy7afco">
+      <w:hyperlink w:history="1" r:id="rId63of8et6dmnibrsw4tz5g">
         <w:r>
           <w:rPr>
             <w:rFonts w:ascii="Arial" w:cs="Arial" w:eastAsia="Arial" w:hAnsi="Arial"/>
@@ -23221,7 +30501,7 @@
         </w:rPr>
         <w:t xml:space="preserve">Мастер-план бюро «Камень», 2,3 млн м² и 1,4 млн м² жилья — «Московская перспектива» — </w:t>
       </w:r>
-      <w:hyperlink w:history="1" r:id="rId8uaj3wmntbqfdqsa3cfc9">
+      <w:hyperlink w:history="1" r:id="rIduwwfc7vnv8xfj7beubjye">
         <w:r>
           <w:rPr>
             <w:rFonts w:ascii="Arial" w:cs="Arial" w:eastAsia="Arial" w:hAnsi="Arial"/>
@@ -23268,7 +30548,7 @@
         </w:rPr>
         <w:t xml:space="preserve">Торги по КРТ, победитель ООО «Энимерози», стартовая цена лота — ИРН — </w:t>
       </w:r>
-      <w:hyperlink w:history="1" r:id="rId3-fg2dtic6uj4j0cnqw0_">
+      <w:hyperlink w:history="1" r:id="rIdgjp5nczwcxhqez_71-zod">
         <w:r>
           <w:rPr>
             <w:rFonts w:ascii="Arial" w:cs="Arial" w:eastAsia="Arial" w:hAnsi="Arial"/>
@@ -23315,7 +30595,7 @@
         </w:rPr>
         <w:t xml:space="preserve">Реквизиты и дата регистрации ООО СЗ «Энимерози» — </w:t>
       </w:r>
-      <w:hyperlink w:history="1" r:id="rIdozkvpafdxpmxf_yxkofmm">
+      <w:hyperlink w:history="1" r:id="rIdtmpleogmanijkvycqpjzf">
         <w:r>
           <w:rPr>
             <w:rFonts w:ascii="Arial" w:cs="Arial" w:eastAsia="Arial" w:hAnsi="Arial"/>
@@ -23362,7 +30642,7 @@
         </w:rPr>
         <w:t xml:space="preserve">Класс, число квартир, этажность, площади и статус продаж — брокерские карточки проекта — </w:t>
       </w:r>
-      <w:hyperlink w:history="1" r:id="rIddx3crnfv4z9jcglzfkwvc">
+      <w:hyperlink w:history="1" r:id="rIdbmdfc5xykszp89uqj52bq">
         <w:r>
           <w:rPr>
             <w:rFonts w:ascii="Arial" w:cs="Arial" w:eastAsia="Arial" w:hAnsi="Arial"/>
@@ -23409,7 +30689,7 @@
         </w:rPr>
         <w:t xml:space="preserve">Capital Group: год основания, портфель, ключевые объекты — карточка застройщика — </w:t>
       </w:r>
-      <w:hyperlink w:history="1" r:id="rIdtupw99vhcuj5qbvar95pv">
+      <w:hyperlink w:history="1" r:id="rId0pm3bcljbr5rfkmrjyuo3">
         <w:r>
           <w:rPr>
             <w:rFonts w:ascii="Arial" w:cs="Arial" w:eastAsia="Arial" w:hAnsi="Arial"/>
@@ -23456,7 +30736,7 @@
         </w:rPr>
         <w:t xml:space="preserve">Площадь, население и плотность Бегового района — Википедия, оценка на 2025 год — </w:t>
       </w:r>
-      <w:hyperlink w:history="1" r:id="rIdzinbrattp0ckspau9rmc0">
+      <w:hyperlink w:history="1" r:id="rIdyq0miz8fuyro6eqzc0cxf">
         <w:r>
           <w:rPr>
             <w:rFonts w:ascii="Arial" w:cs="Arial" w:eastAsia="Arial" w:hAnsi="Arial"/>
@@ -23503,7 +30783,7 @@
         </w:rPr>
         <w:t xml:space="preserve">Предложение вокруг участка — Циан, срез 22.09.2026: пешая доступность от «Динамо» и новостройки Бегового района — </w:t>
       </w:r>
-      <w:hyperlink w:history="1" r:id="rIdkxdtblsvw5d5lnqtoj489">
+      <w:hyperlink w:history="1" r:id="rIduuoc_n5kvyuxvrbbd5hbx">
         <w:r>
           <w:rPr>
             <w:rFonts w:ascii="Arial" w:cs="Arial" w:eastAsia="Arial" w:hAnsi="Arial"/>
@@ -23550,7 +30830,7 @@
         </w:rPr>
         <w:t xml:space="preserve">Координаты участка, метро и городских объектов — OpenStreetMap. Картографическая основа — Яндекс Карты — </w:t>
       </w:r>
-      <w:hyperlink w:history="1" r:id="rIdvlh9b_ggaxwh9h-j0tnw7">
+      <w:hyperlink w:history="1" r:id="rIdzbezfvruicxokk264p8gq">
         <w:r>
           <w:rPr>
             <w:rFonts w:ascii="Arial" w:cs="Arial" w:eastAsia="Arial" w:hAnsi="Arial"/>
